--- a/exercises/Bài tập 033 - Câu hỏi Wh.docx
+++ b/exercises/Bài tập 033 - Câu hỏi Wh.docx
@@ -1,1275 +1,7130 @@
 
 <file path=word/document.xml><?xml version="1.0" encoding="utf-8"?>
-<w:document xmlns:wpc="http://schemas.microsoft.com/office/word/2010/wordprocessingCanvas" xmlns:cx="http://schemas.microsoft.com/office/drawing/2014/chartex" xmlns:cx1="http://schemas.microsoft.com/office/drawing/2015/9/8/chartex" xmlns:cx2="http://schemas.microsoft.com/office/drawing/2015/10/21/chartex" xmlns:cx3="http://schemas.microsoft.com/office/drawing/2016/5/9/chartex" xmlns:cx4="http://schemas.microsoft.com/office/drawing/2016/5/10/chartex" xmlns:cx5="http://schemas.microsoft.com/office/drawing/2016/5/11/chartex" xmlns:cx6="http://schemas.microsoft.com/office/drawing/2016/5/12/chartex" xmlns:cx7="http://schemas.microsoft.com/office/drawing/2016/5/13/chartex" xmlns:cx8="http://schemas.microsoft.com/office/drawing/2016/5/14/chartex" xmlns:mc="http://schemas.openxmlformats.org/markup-compatibility/2006" xmlns:aink="http://schemas.microsoft.com/office/drawing/2016/ink" xmlns:am3d="http://schemas.microsoft.com/office/drawing/2017/model3d" xmlns:o="urn:schemas-microsoft-com:office:office" xmlns:oel="http://schemas.microsoft.com/office/2019/extlst" xmlns:r="http://schemas.openxmlformats.org/officeDocument/2006/relationships" xmlns:m="http://schemas.openxmlformats.org/officeDocument/2006/math" xmlns:v="urn:schemas-microsoft-com:vml" xmlns:wp14="http://schemas.microsoft.com/office/word/2010/wordprocessingDrawing" xmlns:wp="http://schemas.openxmlformats.org/drawingml/2006/wordprocessingDrawing" xmlns:w10="urn:schemas-microsoft-com:office:word" xmlns:w="http://schemas.openxmlformats.org/wordprocessingml/2006/main" xmlns:w14="http://schemas.microsoft.com/office/word/2010/wordml" xmlns:w15="http://schemas.microsoft.com/office/word/2012/wordml" xmlns:w16cei="http://schemas.microsoft.com/office/word/2026/wordml/cei" xmlns:w16cex="http://schemas.microsoft.com/office/word/2018/wordml/cex" xmlns:w16cid="http://schemas.microsoft.com/office/word/2016/wordml/cid" xmlns:w16="http://schemas.microsoft.com/office/word/2018/wordml" xmlns:w16du="http://schemas.microsoft.com/office/word/2023/wordml/word16du" xmlns:w16sdtdh="http://schemas.microsoft.com/office/word/2020/wordml/sdtdatahash" xmlns:w16sdtfl="http://schemas.microsoft.com/office/word/2024/wordml/sdtformatlock" xmlns:w16se="http://schemas.microsoft.com/office/word/2015/wordml/symex" xmlns:wpg="http://schemas.microsoft.com/office/word/2010/wordprocessingGroup" xmlns:wpi="http://schemas.microsoft.com/office/word/2010/wordprocessingInk" xmlns:wne="http://schemas.microsoft.com/office/word/2006/wordml" xmlns:wps="http://schemas.microsoft.com/office/word/2010/wordprocessingShape" mc:Ignorable="w14 w15 w16se w16cid w16 w16cex w16sdtdh w16sdtfl w16du wp14">
+<w:document xmlns:wpc="http://schemas.microsoft.com/office/word/2010/wordprocessingCanvas" xmlns:cx="http://schemas.microsoft.com/office/drawing/2014/chartex" xmlns:cx1="http://schemas.microsoft.com/office/drawing/2015/9/8/chartex" xmlns:cx2="http://schemas.microsoft.com/office/drawing/2015/10/21/chartex" xmlns:cx3="http://schemas.microsoft.com/office/drawing/2016/5/9/chartex" xmlns:cx4="http://schemas.microsoft.com/office/drawing/2016/5/10/chartex" xmlns:cx5="http://schemas.microsoft.com/office/drawing/2016/5/11/chartex" xmlns:cx6="http://schemas.microsoft.com/office/drawing/2016/5/12/chartex" xmlns:cx7="http://schemas.microsoft.com/office/drawing/2016/5/13/chartex" xmlns:cx8="http://schemas.microsoft.com/office/drawing/2016/5/14/chartex" xmlns:mc="http://schemas.openxmlformats.org/markup-compatibility/2006" xmlns:aink="http://schemas.microsoft.com/office/drawing/2016/ink" xmlns:am3d="http://schemas.microsoft.com/office/drawing/2017/model3d" xmlns:o="urn:schemas-microsoft-com:office:office" xmlns:oel="http://schemas.microsoft.com/office/2019/extlst" xmlns:r="http://schemas.openxmlformats.org/officeDocument/2006/relationships" xmlns:m="http://schemas.openxmlformats.org/officeDocument/2006/math" xmlns:v="urn:schemas-microsoft-com:vml" xmlns:wp14="http://schemas.microsoft.com/office/word/2010/wordprocessingDrawing" xmlns:wp="http://schemas.openxmlformats.org/drawingml/2006/wordprocessingDrawing" xmlns:w10="urn:schemas-microsoft-com:office:word" xmlns:w="http://schemas.openxmlformats.org/wordprocessingml/2006/main" xmlns:w14="http://schemas.microsoft.com/office/word/2010/wordml" xmlns:w15="http://schemas.microsoft.com/office/word/2012/wordml" xmlns:w16cex="http://schemas.microsoft.com/office/word/2018/wordml/cex" xmlns:w16cid="http://schemas.microsoft.com/office/word/2016/wordml/cid" xmlns:w16="http://schemas.microsoft.com/office/word/2018/wordml" xmlns:w16du="http://schemas.microsoft.com/office/word/2023/wordml/word16du" xmlns:w16sdtdh="http://schemas.microsoft.com/office/word/2020/wordml/sdtdatahash" xmlns:w16sdtfl="http://schemas.microsoft.com/office/word/2024/wordml/sdtformatlock" xmlns:w16se="http://schemas.microsoft.com/office/word/2015/wordml/symex" xmlns:wpg="http://schemas.microsoft.com/office/word/2010/wordprocessingGroup" xmlns:wpi="http://schemas.microsoft.com/office/word/2010/wordprocessingInk" xmlns:wne="http://schemas.microsoft.com/office/word/2006/wordml" xmlns:wps="http://schemas.microsoft.com/office/word/2010/wordprocessingShape" mc:Ignorable="w14 w15 w16se w16cid w16 w16cex w16sdtdh w16sdtfl w16du wp14">
   <w:body>
     <w:p>
       <w:pPr>
-        <w:pStyle w:val="Title"/>
+        <w:keepNext/>
+        <w:shd w:val="clear" w:color="000000" w:fill="auto"/>
+        <w:spacing w:after="240"/>
         <w:jc w:val="center"/>
         <w:rPr>
-          <w:rFonts w:ascii="Arial" w:hAnsi="Arial" w:cs="Arial"/>
+          <w:rFonts w:eastAsiaTheme="majorEastAsia"/>
           <w:b/>
+          <w:color w:val="000000"/>
+          <w:spacing w:val="-10"/>
+          <w:kern w:val="28"/>
           <w:sz w:val="32"/>
-        </w:rPr>
-      </w:pPr>
-      <w:r>
-        <w:rPr>
-          <w:rFonts w:ascii="Arial" w:hAnsi="Arial" w:cs="Arial"/>
+          <w:szCs w:val="56"/>
+        </w:rPr>
+      </w:pPr>
+      <w:r>
+        <w:rPr>
+          <w:rFonts w:eastAsiaTheme="majorEastAsia"/>
           <w:b/>
+          <w:color w:val="000000"/>
+          <w:spacing w:val="-10"/>
+          <w:kern w:val="28"/>
           <w:sz w:val="32"/>
+          <w:szCs w:val="56"/>
         </w:rPr>
         <w:t>BÀI TẬP NGÀY 33</w:t>
       </w:r>
     </w:p>
     <w:p>
       <w:pPr>
-        <w:pStyle w:val="Title"/>
+        <w:keepNext/>
+        <w:shd w:val="clear" w:color="000000" w:fill="auto"/>
+        <w:spacing w:after="200"/>
         <w:jc w:val="center"/>
         <w:rPr>
-          <w:rFonts w:ascii="Arial" w:hAnsi="Arial" w:cs="Arial"/>
+          <w:rFonts w:eastAsiaTheme="majorEastAsia"/>
           <w:b/>
-          <w:sz w:val="36"/>
-        </w:rPr>
-      </w:pPr>
-      <w:r>
-        <w:rPr>
-          <w:rFonts w:ascii="Arial" w:hAnsi="Arial" w:cs="Arial"/>
+          <w:color w:val="000000"/>
+          <w:spacing w:val="-10"/>
+          <w:kern w:val="28"/>
+          <w:sz w:val="26"/>
+          <w:szCs w:val="56"/>
+        </w:rPr>
+      </w:pPr>
+      <w:r>
+        <w:rPr>
+          <w:rFonts w:eastAsiaTheme="majorEastAsia"/>
           <w:b/>
-          <w:sz w:val="36"/>
+          <w:color w:val="000000"/>
+          <w:spacing w:val="-10"/>
+          <w:kern w:val="28"/>
+          <w:sz w:val="26"/>
+          <w:szCs w:val="56"/>
         </w:rPr>
         <w:t>CÂU HỎI WH- (WH-QUESTIONS)</w:t>
       </w:r>
     </w:p>
     <w:p>
-      <w:r>
-        <w:t>Họ và tên: __________________________                         Điểm: ________/100</w:t>
-      </w:r>
-    </w:p>
-    <w:p>
-      <w:pPr>
-        <w:pStyle w:val="Heading1"/>
-      </w:pPr>
-      <w:r>
+      <w:pPr>
+        <w:keepNext/>
+        <w:shd w:val="clear" w:color="000000" w:fill="auto"/>
+        <w:spacing w:after="60"/>
+        <w:rPr>
+          <w:rFonts w:eastAsiaTheme="majorEastAsia"/>
+          <w:color w:val="000000"/>
+          <w:spacing w:val="-10"/>
+          <w:kern w:val="28"/>
+          <w:sz w:val="22"/>
+          <w:szCs w:val="56"/>
+        </w:rPr>
+      </w:pPr>
+      <w:r>
+        <w:rPr>
+          <w:rFonts w:eastAsiaTheme="majorEastAsia"/>
+          <w:color w:val="000000"/>
+          <w:spacing w:val="-10"/>
+          <w:kern w:val="28"/>
+          <w:sz w:val="22"/>
+          <w:szCs w:val="56"/>
+        </w:rPr>
+        <w:t>Họ và tên: __________________________    Điểm: ________/100</w:t>
+      </w:r>
+    </w:p>
+    <w:p>
+      <w:pPr>
+        <w:keepNext/>
+        <w:shd w:val="clear" w:color="000000" w:fill="auto"/>
+        <w:spacing w:after="60"/>
+        <w:rPr>
+          <w:rFonts w:eastAsiaTheme="majorEastAsia"/>
+          <w:color w:val="000000"/>
+          <w:spacing w:val="-10"/>
+          <w:kern w:val="28"/>
+          <w:sz w:val="22"/>
+          <w:szCs w:val="56"/>
+        </w:rPr>
+      </w:pPr>
+      <w:r>
+        <w:rPr>
+          <w:rFonts w:eastAsiaTheme="majorEastAsia"/>
+          <w:color w:val="000000"/>
+          <w:spacing w:val="-10"/>
+          <w:kern w:val="28"/>
+          <w:sz w:val="22"/>
+          <w:szCs w:val="56"/>
+        </w:rPr>
+        <w:t>Phạm vi kiến thức: Bài học ngày 33.</w:t>
+      </w:r>
+    </w:p>
+    <w:p>
+      <w:pPr>
+        <w:keepNext/>
+        <w:shd w:val="clear" w:color="000000" w:fill="auto"/>
+        <w:spacing w:after="60"/>
+        <w:rPr>
+          <w:rFonts w:eastAsiaTheme="majorEastAsia"/>
+          <w:color w:val="000000"/>
+          <w:spacing w:val="-10"/>
+          <w:kern w:val="28"/>
+          <w:sz w:val="22"/>
+          <w:szCs w:val="56"/>
+        </w:rPr>
+      </w:pPr>
+      <w:r>
+        <w:rPr>
+          <w:rFonts w:eastAsiaTheme="majorEastAsia"/>
+          <w:color w:val="000000"/>
+          <w:spacing w:val="-10"/>
+          <w:kern w:val="28"/>
+          <w:sz w:val="22"/>
+          <w:szCs w:val="56"/>
+        </w:rPr>
+        <w:t>Thời gian làm bài dự kiến: 75 phút. Tổng số: 100 câu/ý — 100 điểm.</w:t>
+      </w:r>
+    </w:p>
+    <w:p>
+      <w:pPr>
+        <w:keepNext/>
+        <w:shd w:val="clear" w:color="000000" w:fill="auto"/>
+        <w:spacing w:after="60"/>
+        <w:rPr>
+          <w:rFonts w:eastAsiaTheme="majorEastAsia"/>
+          <w:i/>
+          <w:color w:val="000000"/>
+          <w:spacing w:val="-10"/>
+          <w:kern w:val="28"/>
+          <w:sz w:val="22"/>
+          <w:szCs w:val="56"/>
+        </w:rPr>
+      </w:pPr>
+      <w:r>
+        <w:rPr>
+          <w:rFonts w:eastAsiaTheme="majorEastAsia"/>
+          <w:i/>
+          <w:color w:val="000000"/>
+          <w:spacing w:val="-10"/>
+          <w:kern w:val="28"/>
+          <w:sz w:val="22"/>
+          <w:szCs w:val="56"/>
+        </w:rPr>
+        <w:t>Hướng dẫn chung: Làm lần lượt từng phần, viết rõ ràng và kiểm tra lại đáp án trước khi nộp.</w:t>
+      </w:r>
+    </w:p>
+    <w:p>
+      <w:pPr>
+        <w:keepNext/>
+        <w:shd w:val="clear" w:color="000000" w:fill="auto"/>
+        <w:spacing w:before="80" w:after="80"/>
+        <w:rPr>
+          <w:rFonts w:eastAsiaTheme="majorEastAsia"/>
+          <w:b/>
+          <w:color w:val="000000"/>
+          <w:spacing w:val="-10"/>
+          <w:kern w:val="28"/>
+          <w:szCs w:val="56"/>
+        </w:rPr>
+      </w:pPr>
+      <w:r>
+        <w:rPr>
+          <w:rFonts w:eastAsiaTheme="majorEastAsia"/>
+          <w:b/>
+          <w:color w:val="000000"/>
+          <w:spacing w:val="-10"/>
+          <w:kern w:val="28"/>
+          <w:szCs w:val="56"/>
+        </w:rPr>
         <w:t>PHẦN 1. CHỌN TỪ ĐỂ HỎI ĐÚNG (10 điểm)</w:t>
       </w:r>
     </w:p>
     <w:p>
-      <w:r>
-        <w:t>1. ______ is your name?   A. What   B. Where   C. When</w:t>
-      </w:r>
-    </w:p>
-    <w:p>
-      <w:r>
-        <w:t>2. ______ do you live?   A. Why   B. Where   C. Who</w:t>
-      </w:r>
-    </w:p>
-    <w:p>
-      <w:r>
-        <w:t>3. ______ is that woman?   A. Who   B. What   C. How</w:t>
-      </w:r>
-    </w:p>
-    <w:p>
-      <w:r>
-        <w:t>4. ______ are you late?   A. When   B. Which   C. Why</w:t>
-      </w:r>
-    </w:p>
-    <w:p>
-      <w:r>
-        <w:t>5. ______ does the class start?   A. When   B. Where   C. Whose</w:t>
-      </w:r>
-    </w:p>
-    <w:p>
-      <w:r>
-        <w:t>6. ______ bag is this?   A. Who   B. Whose   C. What</w:t>
-      </w:r>
-    </w:p>
-    <w:p>
-      <w:r>
-        <w:t>7. ______ color do you prefer, blue or green?   A. Which   B. When   C. Why</w:t>
-      </w:r>
-    </w:p>
-    <w:p>
-      <w:r>
-        <w:t>8. ______ do you go to work? By bus.   A. What   B. How   C. Who</w:t>
-      </w:r>
-    </w:p>
-    <w:p>
-      <w:r>
-        <w:t>9. ______ books do you have?   A. How much   B. How many   C. How long</w:t>
-      </w:r>
-    </w:p>
-    <w:p>
-      <w:r>
-        <w:t>10. ______ is this shirt?   A. How much   B. How many   C. How often</w:t>
-      </w:r>
-    </w:p>
-    <w:p>
-      <w:pPr>
-        <w:pStyle w:val="Heading1"/>
-      </w:pPr>
-      <w:r>
+      <w:pPr>
+        <w:keepNext/>
+        <w:shd w:val="clear" w:color="000000" w:fill="auto"/>
+        <w:spacing w:after="80"/>
+        <w:rPr>
+          <w:rFonts w:eastAsiaTheme="majorEastAsia"/>
+          <w:i/>
+          <w:color w:val="000000"/>
+          <w:spacing w:val="-10"/>
+          <w:kern w:val="28"/>
+          <w:sz w:val="22"/>
+          <w:szCs w:val="56"/>
+        </w:rPr>
+      </w:pPr>
+      <w:r>
+        <w:rPr>
+          <w:rFonts w:eastAsiaTheme="majorEastAsia"/>
+          <w:i/>
+          <w:color w:val="000000"/>
+          <w:spacing w:val="-10"/>
+          <w:kern w:val="28"/>
+          <w:sz w:val="22"/>
+          <w:szCs w:val="56"/>
+        </w:rPr>
+        <w:t>Hướng dẫn: Chọn phương án đúng nhất cho mỗi câu.</w:t>
+      </w:r>
+    </w:p>
+    <w:p>
+      <w:pPr>
+        <w:keepNext/>
+        <w:shd w:val="clear" w:color="000000" w:fill="auto"/>
+        <w:spacing w:before="120" w:after="60"/>
+        <w:rPr>
+          <w:rFonts w:eastAsiaTheme="majorEastAsia"/>
+          <w:color w:val="000000"/>
+          <w:spacing w:val="-10"/>
+          <w:kern w:val="28"/>
+          <w:sz w:val="22"/>
+          <w:szCs w:val="56"/>
+        </w:rPr>
+      </w:pPr>
+      <w:r>
+        <w:rPr>
+          <w:rFonts w:eastAsiaTheme="majorEastAsia"/>
+          <w:color w:val="000000"/>
+          <w:spacing w:val="-10"/>
+          <w:kern w:val="28"/>
+          <w:sz w:val="22"/>
+          <w:szCs w:val="56"/>
+        </w:rPr>
+        <w:t>1. ______ is your name?</w:t>
+      </w:r>
+    </w:p>
+    <w:p>
+      <w:pPr>
+        <w:keepNext/>
+        <w:shd w:val="clear" w:color="000000" w:fill="auto"/>
+        <w:spacing w:after="40"/>
+        <w:ind w:left="340"/>
+        <w:rPr>
+          <w:rFonts w:eastAsiaTheme="majorEastAsia"/>
+          <w:color w:val="000000"/>
+          <w:spacing w:val="-10"/>
+          <w:kern w:val="28"/>
+          <w:sz w:val="22"/>
+          <w:szCs w:val="56"/>
+        </w:rPr>
+      </w:pPr>
+      <w:r>
+        <w:rPr>
+          <w:rFonts w:eastAsiaTheme="majorEastAsia"/>
+          <w:color w:val="000000"/>
+          <w:spacing w:val="-10"/>
+          <w:kern w:val="28"/>
+          <w:sz w:val="22"/>
+          <w:szCs w:val="56"/>
+        </w:rPr>
+        <w:t>A. What</w:t>
+      </w:r>
+    </w:p>
+    <w:p>
+      <w:pPr>
+        <w:keepNext/>
+        <w:shd w:val="clear" w:color="000000" w:fill="auto"/>
+        <w:spacing w:after="40"/>
+        <w:ind w:left="340"/>
+        <w:rPr>
+          <w:rFonts w:eastAsiaTheme="majorEastAsia"/>
+          <w:color w:val="000000"/>
+          <w:spacing w:val="-10"/>
+          <w:kern w:val="28"/>
+          <w:sz w:val="22"/>
+          <w:szCs w:val="56"/>
+        </w:rPr>
+      </w:pPr>
+      <w:r>
+        <w:rPr>
+          <w:rFonts w:eastAsiaTheme="majorEastAsia"/>
+          <w:color w:val="000000"/>
+          <w:spacing w:val="-10"/>
+          <w:kern w:val="28"/>
+          <w:sz w:val="22"/>
+          <w:szCs w:val="56"/>
+        </w:rPr>
+        <w:t>B. Where</w:t>
+      </w:r>
+    </w:p>
+    <w:p>
+      <w:pPr>
+        <w:keepNext/>
+        <w:shd w:val="clear" w:color="000000" w:fill="auto"/>
+        <w:spacing w:after="40"/>
+        <w:ind w:left="340"/>
+        <w:rPr>
+          <w:rFonts w:eastAsiaTheme="majorEastAsia"/>
+          <w:color w:val="000000"/>
+          <w:spacing w:val="-10"/>
+          <w:kern w:val="28"/>
+          <w:sz w:val="22"/>
+          <w:szCs w:val="56"/>
+        </w:rPr>
+      </w:pPr>
+      <w:r>
+        <w:rPr>
+          <w:rFonts w:eastAsiaTheme="majorEastAsia"/>
+          <w:color w:val="000000"/>
+          <w:spacing w:val="-10"/>
+          <w:kern w:val="28"/>
+          <w:sz w:val="22"/>
+          <w:szCs w:val="56"/>
+        </w:rPr>
+        <w:t>C. When</w:t>
+      </w:r>
+    </w:p>
+    <w:p>
+      <w:pPr>
+        <w:keepNext/>
+        <w:shd w:val="clear" w:color="000000" w:fill="auto"/>
+        <w:spacing w:before="120" w:after="60"/>
+        <w:rPr>
+          <w:rFonts w:eastAsiaTheme="majorEastAsia"/>
+          <w:color w:val="000000"/>
+          <w:spacing w:val="-10"/>
+          <w:kern w:val="28"/>
+          <w:sz w:val="22"/>
+          <w:szCs w:val="56"/>
+        </w:rPr>
+      </w:pPr>
+      <w:r>
+        <w:rPr>
+          <w:rFonts w:eastAsiaTheme="majorEastAsia"/>
+          <w:color w:val="000000"/>
+          <w:spacing w:val="-10"/>
+          <w:kern w:val="28"/>
+          <w:sz w:val="22"/>
+          <w:szCs w:val="56"/>
+        </w:rPr>
+        <w:t>2. ______ do you live?</w:t>
+      </w:r>
+    </w:p>
+    <w:p>
+      <w:pPr>
+        <w:keepNext/>
+        <w:shd w:val="clear" w:color="000000" w:fill="auto"/>
+        <w:spacing w:after="40"/>
+        <w:ind w:left="340"/>
+        <w:rPr>
+          <w:rFonts w:eastAsiaTheme="majorEastAsia"/>
+          <w:color w:val="000000"/>
+          <w:spacing w:val="-10"/>
+          <w:kern w:val="28"/>
+          <w:sz w:val="22"/>
+          <w:szCs w:val="56"/>
+        </w:rPr>
+      </w:pPr>
+      <w:r>
+        <w:rPr>
+          <w:rFonts w:eastAsiaTheme="majorEastAsia"/>
+          <w:color w:val="000000"/>
+          <w:spacing w:val="-10"/>
+          <w:kern w:val="28"/>
+          <w:sz w:val="22"/>
+          <w:szCs w:val="56"/>
+        </w:rPr>
+        <w:t>A. Why</w:t>
+      </w:r>
+    </w:p>
+    <w:p>
+      <w:pPr>
+        <w:keepNext/>
+        <w:shd w:val="clear" w:color="000000" w:fill="auto"/>
+        <w:spacing w:after="40"/>
+        <w:ind w:left="340"/>
+        <w:rPr>
+          <w:rFonts w:eastAsiaTheme="majorEastAsia"/>
+          <w:color w:val="000000"/>
+          <w:spacing w:val="-10"/>
+          <w:kern w:val="28"/>
+          <w:sz w:val="22"/>
+          <w:szCs w:val="56"/>
+        </w:rPr>
+      </w:pPr>
+      <w:r>
+        <w:rPr>
+          <w:rFonts w:eastAsiaTheme="majorEastAsia"/>
+          <w:color w:val="000000"/>
+          <w:spacing w:val="-10"/>
+          <w:kern w:val="28"/>
+          <w:sz w:val="22"/>
+          <w:szCs w:val="56"/>
+        </w:rPr>
+        <w:t>B. Where</w:t>
+      </w:r>
+    </w:p>
+    <w:p>
+      <w:pPr>
+        <w:keepNext/>
+        <w:shd w:val="clear" w:color="000000" w:fill="auto"/>
+        <w:spacing w:after="40"/>
+        <w:ind w:left="340"/>
+        <w:rPr>
+          <w:rFonts w:eastAsiaTheme="majorEastAsia"/>
+          <w:color w:val="000000"/>
+          <w:spacing w:val="-10"/>
+          <w:kern w:val="28"/>
+          <w:sz w:val="22"/>
+          <w:szCs w:val="56"/>
+        </w:rPr>
+      </w:pPr>
+      <w:r>
+        <w:rPr>
+          <w:rFonts w:eastAsiaTheme="majorEastAsia"/>
+          <w:color w:val="000000"/>
+          <w:spacing w:val="-10"/>
+          <w:kern w:val="28"/>
+          <w:sz w:val="22"/>
+          <w:szCs w:val="56"/>
+        </w:rPr>
+        <w:t>C. Who</w:t>
+      </w:r>
+    </w:p>
+    <w:p>
+      <w:pPr>
+        <w:keepNext/>
+        <w:shd w:val="clear" w:color="000000" w:fill="auto"/>
+        <w:spacing w:before="120" w:after="60"/>
+        <w:rPr>
+          <w:rFonts w:eastAsiaTheme="majorEastAsia"/>
+          <w:color w:val="000000"/>
+          <w:spacing w:val="-10"/>
+          <w:kern w:val="28"/>
+          <w:sz w:val="22"/>
+          <w:szCs w:val="56"/>
+        </w:rPr>
+      </w:pPr>
+      <w:r>
+        <w:rPr>
+          <w:rFonts w:eastAsiaTheme="majorEastAsia"/>
+          <w:color w:val="000000"/>
+          <w:spacing w:val="-10"/>
+          <w:kern w:val="28"/>
+          <w:sz w:val="22"/>
+          <w:szCs w:val="56"/>
+        </w:rPr>
+        <w:t>3. ______ is that woman?</w:t>
+      </w:r>
+    </w:p>
+    <w:p>
+      <w:pPr>
+        <w:keepNext/>
+        <w:shd w:val="clear" w:color="000000" w:fill="auto"/>
+        <w:spacing w:after="40"/>
+        <w:ind w:left="340"/>
+        <w:rPr>
+          <w:rFonts w:eastAsiaTheme="majorEastAsia"/>
+          <w:color w:val="000000"/>
+          <w:spacing w:val="-10"/>
+          <w:kern w:val="28"/>
+          <w:sz w:val="22"/>
+          <w:szCs w:val="56"/>
+        </w:rPr>
+      </w:pPr>
+      <w:r>
+        <w:rPr>
+          <w:rFonts w:eastAsiaTheme="majorEastAsia"/>
+          <w:color w:val="000000"/>
+          <w:spacing w:val="-10"/>
+          <w:kern w:val="28"/>
+          <w:sz w:val="22"/>
+          <w:szCs w:val="56"/>
+        </w:rPr>
+        <w:t>A. Who</w:t>
+      </w:r>
+    </w:p>
+    <w:p>
+      <w:pPr>
+        <w:keepNext/>
+        <w:shd w:val="clear" w:color="000000" w:fill="auto"/>
+        <w:spacing w:after="40"/>
+        <w:ind w:left="340"/>
+        <w:rPr>
+          <w:rFonts w:eastAsiaTheme="majorEastAsia"/>
+          <w:color w:val="000000"/>
+          <w:spacing w:val="-10"/>
+          <w:kern w:val="28"/>
+          <w:sz w:val="22"/>
+          <w:szCs w:val="56"/>
+        </w:rPr>
+      </w:pPr>
+      <w:r>
+        <w:rPr>
+          <w:rFonts w:eastAsiaTheme="majorEastAsia"/>
+          <w:color w:val="000000"/>
+          <w:spacing w:val="-10"/>
+          <w:kern w:val="28"/>
+          <w:sz w:val="22"/>
+          <w:szCs w:val="56"/>
+        </w:rPr>
+        <w:t>B. What</w:t>
+      </w:r>
+    </w:p>
+    <w:p>
+      <w:pPr>
+        <w:keepNext/>
+        <w:shd w:val="clear" w:color="000000" w:fill="auto"/>
+        <w:spacing w:after="40"/>
+        <w:ind w:left="340"/>
+        <w:rPr>
+          <w:rFonts w:eastAsiaTheme="majorEastAsia"/>
+          <w:color w:val="000000"/>
+          <w:spacing w:val="-10"/>
+          <w:kern w:val="28"/>
+          <w:sz w:val="22"/>
+          <w:szCs w:val="56"/>
+        </w:rPr>
+      </w:pPr>
+      <w:r>
+        <w:rPr>
+          <w:rFonts w:eastAsiaTheme="majorEastAsia"/>
+          <w:color w:val="000000"/>
+          <w:spacing w:val="-10"/>
+          <w:kern w:val="28"/>
+          <w:sz w:val="22"/>
+          <w:szCs w:val="56"/>
+        </w:rPr>
+        <w:t>C. How</w:t>
+      </w:r>
+    </w:p>
+    <w:p>
+      <w:pPr>
+        <w:keepNext/>
+        <w:shd w:val="clear" w:color="000000" w:fill="auto"/>
+        <w:spacing w:before="120" w:after="60"/>
+        <w:rPr>
+          <w:rFonts w:eastAsiaTheme="majorEastAsia"/>
+          <w:color w:val="000000"/>
+          <w:spacing w:val="-10"/>
+          <w:kern w:val="28"/>
+          <w:sz w:val="22"/>
+          <w:szCs w:val="56"/>
+        </w:rPr>
+      </w:pPr>
+      <w:r>
+        <w:rPr>
+          <w:rFonts w:eastAsiaTheme="majorEastAsia"/>
+          <w:color w:val="000000"/>
+          <w:spacing w:val="-10"/>
+          <w:kern w:val="28"/>
+          <w:sz w:val="22"/>
+          <w:szCs w:val="56"/>
+        </w:rPr>
+        <w:t>4. ______ are you late?</w:t>
+      </w:r>
+    </w:p>
+    <w:p>
+      <w:pPr>
+        <w:keepNext/>
+        <w:shd w:val="clear" w:color="000000" w:fill="auto"/>
+        <w:spacing w:after="40"/>
+        <w:ind w:left="340"/>
+        <w:rPr>
+          <w:rFonts w:eastAsiaTheme="majorEastAsia"/>
+          <w:color w:val="000000"/>
+          <w:spacing w:val="-10"/>
+          <w:kern w:val="28"/>
+          <w:sz w:val="22"/>
+          <w:szCs w:val="56"/>
+        </w:rPr>
+      </w:pPr>
+      <w:r>
+        <w:rPr>
+          <w:rFonts w:eastAsiaTheme="majorEastAsia"/>
+          <w:color w:val="000000"/>
+          <w:spacing w:val="-10"/>
+          <w:kern w:val="28"/>
+          <w:sz w:val="22"/>
+          <w:szCs w:val="56"/>
+        </w:rPr>
+        <w:t>A. When</w:t>
+      </w:r>
+    </w:p>
+    <w:p>
+      <w:pPr>
+        <w:keepNext/>
+        <w:shd w:val="clear" w:color="000000" w:fill="auto"/>
+        <w:spacing w:after="40"/>
+        <w:ind w:left="340"/>
+        <w:rPr>
+          <w:rFonts w:eastAsiaTheme="majorEastAsia"/>
+          <w:color w:val="000000"/>
+          <w:spacing w:val="-10"/>
+          <w:kern w:val="28"/>
+          <w:sz w:val="22"/>
+          <w:szCs w:val="56"/>
+        </w:rPr>
+      </w:pPr>
+      <w:r>
+        <w:rPr>
+          <w:rFonts w:eastAsiaTheme="majorEastAsia"/>
+          <w:color w:val="000000"/>
+          <w:spacing w:val="-10"/>
+          <w:kern w:val="28"/>
+          <w:sz w:val="22"/>
+          <w:szCs w:val="56"/>
+        </w:rPr>
+        <w:t>B. Which</w:t>
+      </w:r>
+    </w:p>
+    <w:p>
+      <w:pPr>
+        <w:keepNext/>
+        <w:shd w:val="clear" w:color="000000" w:fill="auto"/>
+        <w:spacing w:after="40"/>
+        <w:ind w:left="340"/>
+        <w:rPr>
+          <w:rFonts w:eastAsiaTheme="majorEastAsia"/>
+          <w:color w:val="000000"/>
+          <w:spacing w:val="-10"/>
+          <w:kern w:val="28"/>
+          <w:sz w:val="22"/>
+          <w:szCs w:val="56"/>
+        </w:rPr>
+      </w:pPr>
+      <w:r>
+        <w:rPr>
+          <w:rFonts w:eastAsiaTheme="majorEastAsia"/>
+          <w:color w:val="000000"/>
+          <w:spacing w:val="-10"/>
+          <w:kern w:val="28"/>
+          <w:sz w:val="22"/>
+          <w:szCs w:val="56"/>
+        </w:rPr>
+        <w:t>C. Why</w:t>
+      </w:r>
+    </w:p>
+    <w:p>
+      <w:pPr>
+        <w:keepNext/>
+        <w:shd w:val="clear" w:color="000000" w:fill="auto"/>
+        <w:spacing w:before="120" w:after="60"/>
+        <w:rPr>
+          <w:rFonts w:eastAsiaTheme="majorEastAsia"/>
+          <w:color w:val="000000"/>
+          <w:spacing w:val="-10"/>
+          <w:kern w:val="28"/>
+          <w:sz w:val="22"/>
+          <w:szCs w:val="56"/>
+        </w:rPr>
+      </w:pPr>
+      <w:r>
+        <w:rPr>
+          <w:rFonts w:eastAsiaTheme="majorEastAsia"/>
+          <w:color w:val="000000"/>
+          <w:spacing w:val="-10"/>
+          <w:kern w:val="28"/>
+          <w:sz w:val="22"/>
+          <w:szCs w:val="56"/>
+        </w:rPr>
+        <w:t>5. ______ does the class start?</w:t>
+      </w:r>
+    </w:p>
+    <w:p>
+      <w:pPr>
+        <w:keepNext/>
+        <w:shd w:val="clear" w:color="000000" w:fill="auto"/>
+        <w:spacing w:after="40"/>
+        <w:ind w:left="340"/>
+        <w:rPr>
+          <w:rFonts w:eastAsiaTheme="majorEastAsia"/>
+          <w:color w:val="000000"/>
+          <w:spacing w:val="-10"/>
+          <w:kern w:val="28"/>
+          <w:sz w:val="22"/>
+          <w:szCs w:val="56"/>
+        </w:rPr>
+      </w:pPr>
+      <w:r>
+        <w:rPr>
+          <w:rFonts w:eastAsiaTheme="majorEastAsia"/>
+          <w:color w:val="000000"/>
+          <w:spacing w:val="-10"/>
+          <w:kern w:val="28"/>
+          <w:sz w:val="22"/>
+          <w:szCs w:val="56"/>
+        </w:rPr>
+        <w:t>A. When</w:t>
+      </w:r>
+    </w:p>
+    <w:p>
+      <w:pPr>
+        <w:keepNext/>
+        <w:shd w:val="clear" w:color="000000" w:fill="auto"/>
+        <w:spacing w:after="40"/>
+        <w:ind w:left="340"/>
+        <w:rPr>
+          <w:rFonts w:eastAsiaTheme="majorEastAsia"/>
+          <w:color w:val="000000"/>
+          <w:spacing w:val="-10"/>
+          <w:kern w:val="28"/>
+          <w:sz w:val="22"/>
+          <w:szCs w:val="56"/>
+        </w:rPr>
+      </w:pPr>
+      <w:r>
+        <w:rPr>
+          <w:rFonts w:eastAsiaTheme="majorEastAsia"/>
+          <w:color w:val="000000"/>
+          <w:spacing w:val="-10"/>
+          <w:kern w:val="28"/>
+          <w:sz w:val="22"/>
+          <w:szCs w:val="56"/>
+        </w:rPr>
+        <w:t>B. Where</w:t>
+      </w:r>
+    </w:p>
+    <w:p>
+      <w:pPr>
+        <w:keepNext/>
+        <w:shd w:val="clear" w:color="000000" w:fill="auto"/>
+        <w:spacing w:after="40"/>
+        <w:ind w:left="340"/>
+        <w:rPr>
+          <w:rFonts w:eastAsiaTheme="majorEastAsia"/>
+          <w:color w:val="000000"/>
+          <w:spacing w:val="-10"/>
+          <w:kern w:val="28"/>
+          <w:sz w:val="22"/>
+          <w:szCs w:val="56"/>
+        </w:rPr>
+      </w:pPr>
+      <w:r>
+        <w:rPr>
+          <w:rFonts w:eastAsiaTheme="majorEastAsia"/>
+          <w:color w:val="000000"/>
+          <w:spacing w:val="-10"/>
+          <w:kern w:val="28"/>
+          <w:sz w:val="22"/>
+          <w:szCs w:val="56"/>
+        </w:rPr>
+        <w:t>C. Whose</w:t>
+      </w:r>
+    </w:p>
+    <w:p>
+      <w:pPr>
+        <w:keepNext/>
+        <w:shd w:val="clear" w:color="000000" w:fill="auto"/>
+        <w:spacing w:before="120" w:after="60"/>
+        <w:rPr>
+          <w:rFonts w:eastAsiaTheme="majorEastAsia"/>
+          <w:color w:val="000000"/>
+          <w:spacing w:val="-10"/>
+          <w:kern w:val="28"/>
+          <w:sz w:val="22"/>
+          <w:szCs w:val="56"/>
+        </w:rPr>
+      </w:pPr>
+      <w:r>
+        <w:rPr>
+          <w:rFonts w:eastAsiaTheme="majorEastAsia"/>
+          <w:color w:val="000000"/>
+          <w:spacing w:val="-10"/>
+          <w:kern w:val="28"/>
+          <w:sz w:val="22"/>
+          <w:szCs w:val="56"/>
+        </w:rPr>
+        <w:t>6. ______ bag is this?</w:t>
+      </w:r>
+    </w:p>
+    <w:p>
+      <w:pPr>
+        <w:keepNext/>
+        <w:shd w:val="clear" w:color="000000" w:fill="auto"/>
+        <w:spacing w:after="40"/>
+        <w:ind w:left="340"/>
+        <w:rPr>
+          <w:rFonts w:eastAsiaTheme="majorEastAsia"/>
+          <w:color w:val="000000"/>
+          <w:spacing w:val="-10"/>
+          <w:kern w:val="28"/>
+          <w:sz w:val="22"/>
+          <w:szCs w:val="56"/>
+        </w:rPr>
+      </w:pPr>
+      <w:r>
+        <w:rPr>
+          <w:rFonts w:eastAsiaTheme="majorEastAsia"/>
+          <w:color w:val="000000"/>
+          <w:spacing w:val="-10"/>
+          <w:kern w:val="28"/>
+          <w:sz w:val="22"/>
+          <w:szCs w:val="56"/>
+        </w:rPr>
+        <w:t>A. Who</w:t>
+      </w:r>
+    </w:p>
+    <w:p>
+      <w:pPr>
+        <w:keepNext/>
+        <w:shd w:val="clear" w:color="000000" w:fill="auto"/>
+        <w:spacing w:after="40"/>
+        <w:ind w:left="340"/>
+        <w:rPr>
+          <w:rFonts w:eastAsiaTheme="majorEastAsia"/>
+          <w:color w:val="000000"/>
+          <w:spacing w:val="-10"/>
+          <w:kern w:val="28"/>
+          <w:sz w:val="22"/>
+          <w:szCs w:val="56"/>
+        </w:rPr>
+      </w:pPr>
+      <w:r>
+        <w:rPr>
+          <w:rFonts w:eastAsiaTheme="majorEastAsia"/>
+          <w:color w:val="000000"/>
+          <w:spacing w:val="-10"/>
+          <w:kern w:val="28"/>
+          <w:sz w:val="22"/>
+          <w:szCs w:val="56"/>
+        </w:rPr>
+        <w:t>B. Whose</w:t>
+      </w:r>
+    </w:p>
+    <w:p>
+      <w:pPr>
+        <w:keepNext/>
+        <w:shd w:val="clear" w:color="000000" w:fill="auto"/>
+        <w:spacing w:after="40"/>
+        <w:ind w:left="340"/>
+        <w:rPr>
+          <w:rFonts w:eastAsiaTheme="majorEastAsia"/>
+          <w:color w:val="000000"/>
+          <w:spacing w:val="-10"/>
+          <w:kern w:val="28"/>
+          <w:sz w:val="22"/>
+          <w:szCs w:val="56"/>
+        </w:rPr>
+      </w:pPr>
+      <w:r>
+        <w:rPr>
+          <w:rFonts w:eastAsiaTheme="majorEastAsia"/>
+          <w:color w:val="000000"/>
+          <w:spacing w:val="-10"/>
+          <w:kern w:val="28"/>
+          <w:sz w:val="22"/>
+          <w:szCs w:val="56"/>
+        </w:rPr>
+        <w:t>C. What</w:t>
+      </w:r>
+    </w:p>
+    <w:p>
+      <w:pPr>
+        <w:keepNext/>
+        <w:shd w:val="clear" w:color="000000" w:fill="auto"/>
+        <w:spacing w:before="120" w:after="60"/>
+        <w:rPr>
+          <w:rFonts w:eastAsiaTheme="majorEastAsia"/>
+          <w:color w:val="000000"/>
+          <w:spacing w:val="-10"/>
+          <w:kern w:val="28"/>
+          <w:sz w:val="22"/>
+          <w:szCs w:val="56"/>
+        </w:rPr>
+      </w:pPr>
+      <w:r>
+        <w:rPr>
+          <w:rFonts w:eastAsiaTheme="majorEastAsia"/>
+          <w:color w:val="000000"/>
+          <w:spacing w:val="-10"/>
+          <w:kern w:val="28"/>
+          <w:sz w:val="22"/>
+          <w:szCs w:val="56"/>
+        </w:rPr>
+        <w:t>7. ______ color do you prefer, blue or green?</w:t>
+      </w:r>
+    </w:p>
+    <w:p>
+      <w:pPr>
+        <w:keepNext/>
+        <w:shd w:val="clear" w:color="000000" w:fill="auto"/>
+        <w:spacing w:after="40"/>
+        <w:ind w:left="340"/>
+        <w:rPr>
+          <w:rFonts w:eastAsiaTheme="majorEastAsia"/>
+          <w:color w:val="000000"/>
+          <w:spacing w:val="-10"/>
+          <w:kern w:val="28"/>
+          <w:sz w:val="22"/>
+          <w:szCs w:val="56"/>
+        </w:rPr>
+      </w:pPr>
+      <w:r>
+        <w:rPr>
+          <w:rFonts w:eastAsiaTheme="majorEastAsia"/>
+          <w:color w:val="000000"/>
+          <w:spacing w:val="-10"/>
+          <w:kern w:val="28"/>
+          <w:sz w:val="22"/>
+          <w:szCs w:val="56"/>
+        </w:rPr>
+        <w:t>A. Which</w:t>
+      </w:r>
+    </w:p>
+    <w:p>
+      <w:pPr>
+        <w:keepNext/>
+        <w:shd w:val="clear" w:color="000000" w:fill="auto"/>
+        <w:spacing w:after="40"/>
+        <w:ind w:left="340"/>
+        <w:rPr>
+          <w:rFonts w:eastAsiaTheme="majorEastAsia"/>
+          <w:color w:val="000000"/>
+          <w:spacing w:val="-10"/>
+          <w:kern w:val="28"/>
+          <w:sz w:val="22"/>
+          <w:szCs w:val="56"/>
+        </w:rPr>
+      </w:pPr>
+      <w:r>
+        <w:rPr>
+          <w:rFonts w:eastAsiaTheme="majorEastAsia"/>
+          <w:color w:val="000000"/>
+          <w:spacing w:val="-10"/>
+          <w:kern w:val="28"/>
+          <w:sz w:val="22"/>
+          <w:szCs w:val="56"/>
+        </w:rPr>
+        <w:t>B. When</w:t>
+      </w:r>
+    </w:p>
+    <w:p>
+      <w:pPr>
+        <w:keepNext/>
+        <w:shd w:val="clear" w:color="000000" w:fill="auto"/>
+        <w:spacing w:after="40"/>
+        <w:ind w:left="340"/>
+        <w:rPr>
+          <w:rFonts w:eastAsiaTheme="majorEastAsia"/>
+          <w:color w:val="000000"/>
+          <w:spacing w:val="-10"/>
+          <w:kern w:val="28"/>
+          <w:sz w:val="22"/>
+          <w:szCs w:val="56"/>
+        </w:rPr>
+      </w:pPr>
+      <w:r>
+        <w:rPr>
+          <w:rFonts w:eastAsiaTheme="majorEastAsia"/>
+          <w:color w:val="000000"/>
+          <w:spacing w:val="-10"/>
+          <w:kern w:val="28"/>
+          <w:sz w:val="22"/>
+          <w:szCs w:val="56"/>
+        </w:rPr>
+        <w:t>C. Why</w:t>
+      </w:r>
+    </w:p>
+    <w:p>
+      <w:pPr>
+        <w:keepNext/>
+        <w:shd w:val="clear" w:color="000000" w:fill="auto"/>
+        <w:spacing w:before="120" w:after="60"/>
+        <w:rPr>
+          <w:rFonts w:eastAsiaTheme="majorEastAsia"/>
+          <w:color w:val="000000"/>
+          <w:spacing w:val="-10"/>
+          <w:kern w:val="28"/>
+          <w:sz w:val="22"/>
+          <w:szCs w:val="56"/>
+        </w:rPr>
+      </w:pPr>
+      <w:r>
+        <w:rPr>
+          <w:rFonts w:eastAsiaTheme="majorEastAsia"/>
+          <w:color w:val="000000"/>
+          <w:spacing w:val="-10"/>
+          <w:kern w:val="28"/>
+          <w:sz w:val="22"/>
+          <w:szCs w:val="56"/>
+        </w:rPr>
+        <w:lastRenderedPageBreak/>
+        <w:t>8. ______ do you go to work? By bus.</w:t>
+      </w:r>
+    </w:p>
+    <w:p>
+      <w:pPr>
+        <w:keepNext/>
+        <w:shd w:val="clear" w:color="000000" w:fill="auto"/>
+        <w:spacing w:after="40"/>
+        <w:ind w:left="340"/>
+        <w:rPr>
+          <w:rFonts w:eastAsiaTheme="majorEastAsia"/>
+          <w:color w:val="000000"/>
+          <w:spacing w:val="-10"/>
+          <w:kern w:val="28"/>
+          <w:sz w:val="22"/>
+          <w:szCs w:val="56"/>
+        </w:rPr>
+      </w:pPr>
+      <w:r>
+        <w:rPr>
+          <w:rFonts w:eastAsiaTheme="majorEastAsia"/>
+          <w:color w:val="000000"/>
+          <w:spacing w:val="-10"/>
+          <w:kern w:val="28"/>
+          <w:sz w:val="22"/>
+          <w:szCs w:val="56"/>
+        </w:rPr>
+        <w:t>A. What</w:t>
+      </w:r>
+    </w:p>
+    <w:p>
+      <w:pPr>
+        <w:keepNext/>
+        <w:shd w:val="clear" w:color="000000" w:fill="auto"/>
+        <w:spacing w:after="40"/>
+        <w:ind w:left="340"/>
+        <w:rPr>
+          <w:rFonts w:eastAsiaTheme="majorEastAsia"/>
+          <w:color w:val="000000"/>
+          <w:spacing w:val="-10"/>
+          <w:kern w:val="28"/>
+          <w:sz w:val="22"/>
+          <w:szCs w:val="56"/>
+        </w:rPr>
+      </w:pPr>
+      <w:r>
+        <w:rPr>
+          <w:rFonts w:eastAsiaTheme="majorEastAsia"/>
+          <w:color w:val="000000"/>
+          <w:spacing w:val="-10"/>
+          <w:kern w:val="28"/>
+          <w:sz w:val="22"/>
+          <w:szCs w:val="56"/>
+        </w:rPr>
+        <w:t>B. How</w:t>
+      </w:r>
+    </w:p>
+    <w:p>
+      <w:pPr>
+        <w:keepNext/>
+        <w:shd w:val="clear" w:color="000000" w:fill="auto"/>
+        <w:spacing w:after="40"/>
+        <w:ind w:left="340"/>
+        <w:rPr>
+          <w:rFonts w:eastAsiaTheme="majorEastAsia"/>
+          <w:color w:val="000000"/>
+          <w:spacing w:val="-10"/>
+          <w:kern w:val="28"/>
+          <w:sz w:val="22"/>
+          <w:szCs w:val="56"/>
+        </w:rPr>
+      </w:pPr>
+      <w:r>
+        <w:rPr>
+          <w:rFonts w:eastAsiaTheme="majorEastAsia"/>
+          <w:color w:val="000000"/>
+          <w:spacing w:val="-10"/>
+          <w:kern w:val="28"/>
+          <w:sz w:val="22"/>
+          <w:szCs w:val="56"/>
+        </w:rPr>
+        <w:t>C. Who</w:t>
+      </w:r>
+    </w:p>
+    <w:p>
+      <w:pPr>
+        <w:keepNext/>
+        <w:shd w:val="clear" w:color="000000" w:fill="auto"/>
+        <w:spacing w:before="120" w:after="60"/>
+        <w:rPr>
+          <w:rFonts w:eastAsiaTheme="majorEastAsia"/>
+          <w:color w:val="000000"/>
+          <w:spacing w:val="-10"/>
+          <w:kern w:val="28"/>
+          <w:sz w:val="22"/>
+          <w:szCs w:val="56"/>
+        </w:rPr>
+      </w:pPr>
+      <w:r>
+        <w:rPr>
+          <w:rFonts w:eastAsiaTheme="majorEastAsia"/>
+          <w:color w:val="000000"/>
+          <w:spacing w:val="-10"/>
+          <w:kern w:val="28"/>
+          <w:sz w:val="22"/>
+          <w:szCs w:val="56"/>
+        </w:rPr>
+        <w:t>9. ______ books do you have?</w:t>
+      </w:r>
+    </w:p>
+    <w:p>
+      <w:pPr>
+        <w:keepNext/>
+        <w:shd w:val="clear" w:color="000000" w:fill="auto"/>
+        <w:spacing w:after="40"/>
+        <w:ind w:left="340"/>
+        <w:rPr>
+          <w:rFonts w:eastAsiaTheme="majorEastAsia"/>
+          <w:color w:val="000000"/>
+          <w:spacing w:val="-10"/>
+          <w:kern w:val="28"/>
+          <w:sz w:val="22"/>
+          <w:szCs w:val="56"/>
+        </w:rPr>
+      </w:pPr>
+      <w:r>
+        <w:rPr>
+          <w:rFonts w:eastAsiaTheme="majorEastAsia"/>
+          <w:color w:val="000000"/>
+          <w:spacing w:val="-10"/>
+          <w:kern w:val="28"/>
+          <w:sz w:val="22"/>
+          <w:szCs w:val="56"/>
+        </w:rPr>
+        <w:t>A. How much</w:t>
+      </w:r>
+    </w:p>
+    <w:p>
+      <w:pPr>
+        <w:keepNext/>
+        <w:shd w:val="clear" w:color="000000" w:fill="auto"/>
+        <w:spacing w:after="40"/>
+        <w:ind w:left="340"/>
+        <w:rPr>
+          <w:rFonts w:eastAsiaTheme="majorEastAsia"/>
+          <w:color w:val="000000"/>
+          <w:spacing w:val="-10"/>
+          <w:kern w:val="28"/>
+          <w:sz w:val="22"/>
+          <w:szCs w:val="56"/>
+        </w:rPr>
+      </w:pPr>
+      <w:r>
+        <w:rPr>
+          <w:rFonts w:eastAsiaTheme="majorEastAsia"/>
+          <w:color w:val="000000"/>
+          <w:spacing w:val="-10"/>
+          <w:kern w:val="28"/>
+          <w:sz w:val="22"/>
+          <w:szCs w:val="56"/>
+        </w:rPr>
+        <w:t>B. How many</w:t>
+      </w:r>
+    </w:p>
+    <w:p>
+      <w:pPr>
+        <w:keepNext/>
+        <w:shd w:val="clear" w:color="000000" w:fill="auto"/>
+        <w:spacing w:after="40"/>
+        <w:ind w:left="340"/>
+        <w:rPr>
+          <w:rFonts w:eastAsiaTheme="majorEastAsia"/>
+          <w:color w:val="000000"/>
+          <w:spacing w:val="-10"/>
+          <w:kern w:val="28"/>
+          <w:sz w:val="22"/>
+          <w:szCs w:val="56"/>
+        </w:rPr>
+      </w:pPr>
+      <w:r>
+        <w:rPr>
+          <w:rFonts w:eastAsiaTheme="majorEastAsia"/>
+          <w:color w:val="000000"/>
+          <w:spacing w:val="-10"/>
+          <w:kern w:val="28"/>
+          <w:sz w:val="22"/>
+          <w:szCs w:val="56"/>
+        </w:rPr>
+        <w:t>C. How long</w:t>
+      </w:r>
+    </w:p>
+    <w:p>
+      <w:pPr>
+        <w:keepNext/>
+        <w:shd w:val="clear" w:color="000000" w:fill="auto"/>
+        <w:spacing w:before="120" w:after="60"/>
+        <w:rPr>
+          <w:rFonts w:eastAsiaTheme="majorEastAsia"/>
+          <w:color w:val="000000"/>
+          <w:spacing w:val="-10"/>
+          <w:kern w:val="28"/>
+          <w:sz w:val="22"/>
+          <w:szCs w:val="56"/>
+        </w:rPr>
+      </w:pPr>
+      <w:r>
+        <w:rPr>
+          <w:rFonts w:eastAsiaTheme="majorEastAsia"/>
+          <w:color w:val="000000"/>
+          <w:spacing w:val="-10"/>
+          <w:kern w:val="28"/>
+          <w:sz w:val="22"/>
+          <w:szCs w:val="56"/>
+        </w:rPr>
+        <w:t>10. ______ is this shirt?</w:t>
+      </w:r>
+    </w:p>
+    <w:p>
+      <w:pPr>
+        <w:keepNext/>
+        <w:shd w:val="clear" w:color="000000" w:fill="auto"/>
+        <w:spacing w:after="40"/>
+        <w:ind w:left="340"/>
+        <w:rPr>
+          <w:rFonts w:eastAsiaTheme="majorEastAsia"/>
+          <w:color w:val="000000"/>
+          <w:spacing w:val="-10"/>
+          <w:kern w:val="28"/>
+          <w:sz w:val="22"/>
+          <w:szCs w:val="56"/>
+        </w:rPr>
+      </w:pPr>
+      <w:r>
+        <w:rPr>
+          <w:rFonts w:eastAsiaTheme="majorEastAsia"/>
+          <w:color w:val="000000"/>
+          <w:spacing w:val="-10"/>
+          <w:kern w:val="28"/>
+          <w:sz w:val="22"/>
+          <w:szCs w:val="56"/>
+        </w:rPr>
+        <w:t>A. How much</w:t>
+      </w:r>
+    </w:p>
+    <w:p>
+      <w:pPr>
+        <w:keepNext/>
+        <w:shd w:val="clear" w:color="000000" w:fill="auto"/>
+        <w:spacing w:after="40"/>
+        <w:ind w:left="340"/>
+        <w:rPr>
+          <w:rFonts w:eastAsiaTheme="majorEastAsia"/>
+          <w:color w:val="000000"/>
+          <w:spacing w:val="-10"/>
+          <w:kern w:val="28"/>
+          <w:sz w:val="22"/>
+          <w:szCs w:val="56"/>
+        </w:rPr>
+      </w:pPr>
+      <w:r>
+        <w:rPr>
+          <w:rFonts w:eastAsiaTheme="majorEastAsia"/>
+          <w:color w:val="000000"/>
+          <w:spacing w:val="-10"/>
+          <w:kern w:val="28"/>
+          <w:sz w:val="22"/>
+          <w:szCs w:val="56"/>
+        </w:rPr>
+        <w:t>B. How many</w:t>
+      </w:r>
+    </w:p>
+    <w:p>
+      <w:pPr>
+        <w:keepNext/>
+        <w:shd w:val="clear" w:color="000000" w:fill="auto"/>
+        <w:spacing w:after="40"/>
+        <w:ind w:left="340"/>
+        <w:rPr>
+          <w:rFonts w:eastAsiaTheme="majorEastAsia"/>
+          <w:color w:val="000000"/>
+          <w:spacing w:val="-10"/>
+          <w:kern w:val="28"/>
+          <w:sz w:val="22"/>
+          <w:szCs w:val="56"/>
+        </w:rPr>
+      </w:pPr>
+      <w:r>
+        <w:rPr>
+          <w:rFonts w:eastAsiaTheme="majorEastAsia"/>
+          <w:color w:val="000000"/>
+          <w:spacing w:val="-10"/>
+          <w:kern w:val="28"/>
+          <w:sz w:val="22"/>
+          <w:szCs w:val="56"/>
+        </w:rPr>
+        <w:t>C. How often</w:t>
+      </w:r>
+    </w:p>
+    <w:p>
+      <w:pPr>
+        <w:keepNext/>
+        <w:shd w:val="clear" w:color="000000" w:fill="auto"/>
+        <w:spacing w:before="280" w:after="80"/>
+        <w:rPr>
+          <w:rFonts w:eastAsiaTheme="majorEastAsia"/>
+          <w:b/>
+          <w:color w:val="000000"/>
+          <w:spacing w:val="-10"/>
+          <w:kern w:val="28"/>
+          <w:szCs w:val="56"/>
+        </w:rPr>
+      </w:pPr>
+      <w:r>
+        <w:rPr>
+          <w:rFonts w:eastAsiaTheme="majorEastAsia"/>
+          <w:b/>
+          <w:color w:val="000000"/>
+          <w:spacing w:val="-10"/>
+          <w:kern w:val="28"/>
+          <w:szCs w:val="56"/>
+        </w:rPr>
         <w:t>PHẦN 2. ĐIỀN WHO, WHAT, WHERE, WHEN, WHY, WHICH, WHOSE HOẶC HOW (10 điểm)</w:t>
       </w:r>
     </w:p>
     <w:p>
-      <w:r>
+      <w:pPr>
+        <w:keepNext/>
+        <w:shd w:val="clear" w:color="000000" w:fill="auto"/>
+        <w:spacing w:after="80"/>
+        <w:rPr>
+          <w:rFonts w:eastAsiaTheme="majorEastAsia"/>
+          <w:i/>
+          <w:color w:val="000000"/>
+          <w:spacing w:val="-10"/>
+          <w:kern w:val="28"/>
+          <w:sz w:val="22"/>
+          <w:szCs w:val="56"/>
+        </w:rPr>
+      </w:pPr>
+      <w:r>
+        <w:rPr>
+          <w:rFonts w:eastAsiaTheme="majorEastAsia"/>
+          <w:i/>
+          <w:color w:val="000000"/>
+          <w:spacing w:val="-10"/>
+          <w:kern w:val="28"/>
+          <w:sz w:val="22"/>
+          <w:szCs w:val="56"/>
+        </w:rPr>
+        <w:t>Hướng dẫn: Điền từ hoặc cụm từ phù hợp vào mỗi chỗ trống.</w:t>
+      </w:r>
+    </w:p>
+    <w:p>
+      <w:pPr>
+        <w:keepNext/>
+        <w:shd w:val="clear" w:color="000000" w:fill="auto"/>
+        <w:spacing w:before="120" w:after="60"/>
+        <w:rPr>
+          <w:rFonts w:eastAsiaTheme="majorEastAsia"/>
+          <w:color w:val="000000"/>
+          <w:spacing w:val="-10"/>
+          <w:kern w:val="28"/>
+          <w:sz w:val="22"/>
+          <w:szCs w:val="56"/>
+        </w:rPr>
+      </w:pPr>
+      <w:r>
+        <w:rPr>
+          <w:rFonts w:eastAsiaTheme="majorEastAsia"/>
+          <w:color w:val="000000"/>
+          <w:spacing w:val="-10"/>
+          <w:kern w:val="28"/>
+          <w:sz w:val="22"/>
+          <w:szCs w:val="56"/>
+        </w:rPr>
         <w:t>1. ______ is your English teacher?</w:t>
       </w:r>
     </w:p>
     <w:p>
-      <w:r>
+      <w:pPr>
+        <w:keepNext/>
+        <w:shd w:val="clear" w:color="000000" w:fill="auto"/>
+        <w:spacing w:before="120" w:after="60"/>
+        <w:rPr>
+          <w:rFonts w:eastAsiaTheme="majorEastAsia"/>
+          <w:color w:val="000000"/>
+          <w:spacing w:val="-10"/>
+          <w:kern w:val="28"/>
+          <w:sz w:val="22"/>
+          <w:szCs w:val="56"/>
+        </w:rPr>
+      </w:pPr>
+      <w:r>
+        <w:rPr>
+          <w:rFonts w:eastAsiaTheme="majorEastAsia"/>
+          <w:color w:val="000000"/>
+          <w:spacing w:val="-10"/>
+          <w:kern w:val="28"/>
+          <w:sz w:val="22"/>
+          <w:szCs w:val="56"/>
+        </w:rPr>
         <w:t>2. ______ do you usually have breakfast?</w:t>
       </w:r>
     </w:p>
     <w:p>
-      <w:r>
+      <w:pPr>
+        <w:keepNext/>
+        <w:shd w:val="clear" w:color="000000" w:fill="auto"/>
+        <w:spacing w:before="120" w:after="60"/>
+        <w:rPr>
+          <w:rFonts w:eastAsiaTheme="majorEastAsia"/>
+          <w:color w:val="000000"/>
+          <w:spacing w:val="-10"/>
+          <w:kern w:val="28"/>
+          <w:sz w:val="22"/>
+          <w:szCs w:val="56"/>
+        </w:rPr>
+      </w:pPr>
+      <w:r>
+        <w:rPr>
+          <w:rFonts w:eastAsiaTheme="majorEastAsia"/>
+          <w:color w:val="000000"/>
+          <w:spacing w:val="-10"/>
+          <w:kern w:val="28"/>
+          <w:sz w:val="22"/>
+          <w:szCs w:val="56"/>
+        </w:rPr>
         <w:t>3. ______ are my keys?</w:t>
       </w:r>
     </w:p>
     <w:p>
-      <w:r>
+      <w:pPr>
+        <w:keepNext/>
+        <w:shd w:val="clear" w:color="000000" w:fill="auto"/>
+        <w:spacing w:before="120" w:after="60"/>
+        <w:rPr>
+          <w:rFonts w:eastAsiaTheme="majorEastAsia"/>
+          <w:color w:val="000000"/>
+          <w:spacing w:val="-10"/>
+          <w:kern w:val="28"/>
+          <w:sz w:val="22"/>
+          <w:szCs w:val="56"/>
+        </w:rPr>
+      </w:pPr>
+      <w:r>
+        <w:rPr>
+          <w:rFonts w:eastAsiaTheme="majorEastAsia"/>
+          <w:color w:val="000000"/>
+          <w:spacing w:val="-10"/>
+          <w:kern w:val="28"/>
+          <w:sz w:val="22"/>
+          <w:szCs w:val="56"/>
+        </w:rPr>
         <w:t>4. ______ are you laughing?</w:t>
       </w:r>
     </w:p>
     <w:p>
-      <w:r>
+      <w:pPr>
+        <w:keepNext/>
+        <w:shd w:val="clear" w:color="000000" w:fill="auto"/>
+        <w:spacing w:before="120" w:after="60"/>
+        <w:rPr>
+          <w:rFonts w:eastAsiaTheme="majorEastAsia"/>
+          <w:color w:val="000000"/>
+          <w:spacing w:val="-10"/>
+          <w:kern w:val="28"/>
+          <w:sz w:val="22"/>
+          <w:szCs w:val="56"/>
+        </w:rPr>
+      </w:pPr>
+      <w:r>
+        <w:rPr>
+          <w:rFonts w:eastAsiaTheme="majorEastAsia"/>
+          <w:color w:val="000000"/>
+          <w:spacing w:val="-10"/>
+          <w:kern w:val="28"/>
+          <w:sz w:val="22"/>
+          <w:szCs w:val="56"/>
+        </w:rPr>
         <w:t>5. ______ do you spell your surname?</w:t>
       </w:r>
     </w:p>
     <w:p>
-      <w:r>
+      <w:pPr>
+        <w:keepNext/>
+        <w:shd w:val="clear" w:color="000000" w:fill="auto"/>
+        <w:spacing w:before="120" w:after="60"/>
+        <w:rPr>
+          <w:rFonts w:eastAsiaTheme="majorEastAsia"/>
+          <w:color w:val="000000"/>
+          <w:spacing w:val="-10"/>
+          <w:kern w:val="28"/>
+          <w:sz w:val="22"/>
+          <w:szCs w:val="56"/>
+        </w:rPr>
+      </w:pPr>
+      <w:r>
+        <w:rPr>
+          <w:rFonts w:eastAsiaTheme="majorEastAsia"/>
+          <w:color w:val="000000"/>
+          <w:spacing w:val="-10"/>
+          <w:kern w:val="28"/>
+          <w:sz w:val="22"/>
+          <w:szCs w:val="56"/>
+        </w:rPr>
         <w:t>6. ______ phone is ringing?</w:t>
       </w:r>
     </w:p>
     <w:p>
-      <w:r>
+      <w:pPr>
+        <w:keepNext/>
+        <w:shd w:val="clear" w:color="000000" w:fill="auto"/>
+        <w:spacing w:before="120" w:after="60"/>
+        <w:rPr>
+          <w:rFonts w:eastAsiaTheme="majorEastAsia"/>
+          <w:color w:val="000000"/>
+          <w:spacing w:val="-10"/>
+          <w:kern w:val="28"/>
+          <w:sz w:val="22"/>
+          <w:szCs w:val="56"/>
+        </w:rPr>
+      </w:pPr>
+      <w:r>
+        <w:rPr>
+          <w:rFonts w:eastAsiaTheme="majorEastAsia"/>
+          <w:color w:val="000000"/>
+          <w:spacing w:val="-10"/>
+          <w:kern w:val="28"/>
+          <w:sz w:val="22"/>
+          <w:szCs w:val="56"/>
+        </w:rPr>
         <w:t>7. ______ would you like to eat?</w:t>
       </w:r>
     </w:p>
     <w:p>
-      <w:r>
+      <w:pPr>
+        <w:keepNext/>
+        <w:shd w:val="clear" w:color="000000" w:fill="auto"/>
+        <w:spacing w:before="120" w:after="60"/>
+        <w:rPr>
+          <w:rFonts w:eastAsiaTheme="majorEastAsia"/>
+          <w:color w:val="000000"/>
+          <w:spacing w:val="-10"/>
+          <w:kern w:val="28"/>
+          <w:sz w:val="22"/>
+          <w:szCs w:val="56"/>
+        </w:rPr>
+      </w:pPr>
+      <w:r>
+        <w:rPr>
+          <w:rFonts w:eastAsiaTheme="majorEastAsia"/>
+          <w:color w:val="000000"/>
+          <w:spacing w:val="-10"/>
+          <w:kern w:val="28"/>
+          <w:sz w:val="22"/>
+          <w:szCs w:val="56"/>
+        </w:rPr>
         <w:t>8. ______ dress do you want, the red one or the black one?</w:t>
       </w:r>
     </w:p>
     <w:p>
-      <w:r>
+      <w:pPr>
+        <w:keepNext/>
+        <w:shd w:val="clear" w:color="000000" w:fill="auto"/>
+        <w:spacing w:before="120" w:after="60"/>
+        <w:rPr>
+          <w:rFonts w:eastAsiaTheme="majorEastAsia"/>
+          <w:color w:val="000000"/>
+          <w:spacing w:val="-10"/>
+          <w:kern w:val="28"/>
+          <w:sz w:val="22"/>
+          <w:szCs w:val="56"/>
+        </w:rPr>
+      </w:pPr>
+      <w:r>
+        <w:rPr>
+          <w:rFonts w:eastAsiaTheme="majorEastAsia"/>
+          <w:color w:val="000000"/>
+          <w:spacing w:val="-10"/>
+          <w:kern w:val="28"/>
+          <w:sz w:val="22"/>
+          <w:szCs w:val="56"/>
+        </w:rPr>
         <w:t>9. ______ helped you with your homework?</w:t>
       </w:r>
     </w:p>
     <w:p>
-      <w:r>
+      <w:pPr>
+        <w:keepNext/>
+        <w:shd w:val="clear" w:color="000000" w:fill="auto"/>
+        <w:spacing w:before="120" w:after="60"/>
+        <w:rPr>
+          <w:rFonts w:eastAsiaTheme="majorEastAsia"/>
+          <w:color w:val="000000"/>
+          <w:spacing w:val="-10"/>
+          <w:kern w:val="28"/>
+          <w:sz w:val="22"/>
+          <w:szCs w:val="56"/>
+        </w:rPr>
+      </w:pPr>
+      <w:r>
+        <w:rPr>
+          <w:rFonts w:eastAsiaTheme="majorEastAsia"/>
+          <w:color w:val="000000"/>
+          <w:spacing w:val="-10"/>
+          <w:kern w:val="28"/>
+          <w:sz w:val="22"/>
+          <w:szCs w:val="56"/>
+        </w:rPr>
         <w:t>10. ______ is the next meeting?</w:t>
       </w:r>
     </w:p>
     <w:p>
       <w:pPr>
-        <w:pStyle w:val="Heading1"/>
-      </w:pPr>
-      <w:r>
+        <w:keepNext/>
+        <w:shd w:val="clear" w:color="000000" w:fill="auto"/>
+        <w:spacing w:before="280" w:after="80"/>
+        <w:rPr>
+          <w:rFonts w:eastAsiaTheme="majorEastAsia"/>
+          <w:b/>
+          <w:color w:val="000000"/>
+          <w:spacing w:val="-10"/>
+          <w:kern w:val="28"/>
+          <w:szCs w:val="56"/>
+        </w:rPr>
+      </w:pPr>
+      <w:r>
+        <w:rPr>
+          <w:rFonts w:eastAsiaTheme="majorEastAsia"/>
+          <w:b/>
+          <w:color w:val="000000"/>
+          <w:spacing w:val="-10"/>
+          <w:kern w:val="28"/>
+          <w:szCs w:val="56"/>
+        </w:rPr>
         <w:t>PHẦN 3. CHỌN DO, DOES, DID HOẶC TO BE PHÙ HỢP (10 điểm)</w:t>
       </w:r>
     </w:p>
     <w:p>
-      <w:r>
+      <w:pPr>
+        <w:keepNext/>
+        <w:shd w:val="clear" w:color="000000" w:fill="auto"/>
+        <w:spacing w:after="80"/>
+        <w:rPr>
+          <w:rFonts w:eastAsiaTheme="majorEastAsia"/>
+          <w:i/>
+          <w:color w:val="000000"/>
+          <w:spacing w:val="-10"/>
+          <w:kern w:val="28"/>
+          <w:sz w:val="22"/>
+          <w:szCs w:val="56"/>
+        </w:rPr>
+      </w:pPr>
+      <w:r>
+        <w:rPr>
+          <w:rFonts w:eastAsiaTheme="majorEastAsia"/>
+          <w:i/>
+          <w:color w:val="000000"/>
+          <w:spacing w:val="-10"/>
+          <w:kern w:val="28"/>
+          <w:sz w:val="22"/>
+          <w:szCs w:val="56"/>
+        </w:rPr>
+        <w:t>Hướng dẫn: Hoàn thành mỗi câu bằng cấu trúc được yêu cầu.</w:t>
+      </w:r>
+    </w:p>
+    <w:p>
+      <w:pPr>
+        <w:keepNext/>
+        <w:shd w:val="clear" w:color="000000" w:fill="auto"/>
+        <w:spacing w:before="120" w:after="60"/>
+        <w:rPr>
+          <w:rFonts w:eastAsiaTheme="majorEastAsia"/>
+          <w:color w:val="000000"/>
+          <w:spacing w:val="-10"/>
+          <w:kern w:val="28"/>
+          <w:sz w:val="22"/>
+          <w:szCs w:val="56"/>
+        </w:rPr>
+      </w:pPr>
+      <w:r>
+        <w:rPr>
+          <w:rFonts w:eastAsiaTheme="majorEastAsia"/>
+          <w:color w:val="000000"/>
+          <w:spacing w:val="-10"/>
+          <w:kern w:val="28"/>
+          <w:sz w:val="22"/>
+          <w:szCs w:val="56"/>
+        </w:rPr>
         <w:t>1. Where ______ you work?</w:t>
       </w:r>
     </w:p>
     <w:p>
-      <w:r>
+      <w:pPr>
+        <w:keepNext/>
+        <w:shd w:val="clear" w:color="000000" w:fill="auto"/>
+        <w:spacing w:before="120" w:after="60"/>
+        <w:rPr>
+          <w:rFonts w:eastAsiaTheme="majorEastAsia"/>
+          <w:color w:val="000000"/>
+          <w:spacing w:val="-10"/>
+          <w:kern w:val="28"/>
+          <w:sz w:val="22"/>
+          <w:szCs w:val="56"/>
+        </w:rPr>
+      </w:pPr>
+      <w:r>
+        <w:rPr>
+          <w:rFonts w:eastAsiaTheme="majorEastAsia"/>
+          <w:color w:val="000000"/>
+          <w:spacing w:val="-10"/>
+          <w:kern w:val="28"/>
+          <w:sz w:val="22"/>
+          <w:szCs w:val="56"/>
+        </w:rPr>
         <w:t>2. What ______ she do every morning?</w:t>
       </w:r>
     </w:p>
     <w:p>
-      <w:r>
+      <w:pPr>
+        <w:keepNext/>
+        <w:shd w:val="clear" w:color="000000" w:fill="auto"/>
+        <w:spacing w:before="120" w:after="60"/>
+        <w:rPr>
+          <w:rFonts w:eastAsiaTheme="majorEastAsia"/>
+          <w:color w:val="000000"/>
+          <w:spacing w:val="-10"/>
+          <w:kern w:val="28"/>
+          <w:sz w:val="22"/>
+          <w:szCs w:val="56"/>
+        </w:rPr>
+      </w:pPr>
+      <w:r>
+        <w:rPr>
+          <w:rFonts w:eastAsiaTheme="majorEastAsia"/>
+          <w:color w:val="000000"/>
+          <w:spacing w:val="-10"/>
+          <w:kern w:val="28"/>
+          <w:sz w:val="22"/>
+          <w:szCs w:val="56"/>
+        </w:rPr>
         <w:t>3. Why ______ they leave early yesterday?</w:t>
       </w:r>
     </w:p>
     <w:p>
-      <w:r>
+      <w:pPr>
+        <w:keepNext/>
+        <w:shd w:val="clear" w:color="000000" w:fill="auto"/>
+        <w:spacing w:before="120" w:after="60"/>
+        <w:rPr>
+          <w:rFonts w:eastAsiaTheme="majorEastAsia"/>
+          <w:color w:val="000000"/>
+          <w:spacing w:val="-10"/>
+          <w:kern w:val="28"/>
+          <w:sz w:val="22"/>
+          <w:szCs w:val="56"/>
+        </w:rPr>
+      </w:pPr>
+      <w:r>
+        <w:rPr>
+          <w:rFonts w:eastAsiaTheme="majorEastAsia"/>
+          <w:color w:val="000000"/>
+          <w:spacing w:val="-10"/>
+          <w:kern w:val="28"/>
+          <w:sz w:val="22"/>
+          <w:szCs w:val="56"/>
+        </w:rPr>
         <w:t>4. Where ______ your parents now?</w:t>
       </w:r>
     </w:p>
     <w:p>
-      <w:r>
+      <w:pPr>
+        <w:keepNext/>
+        <w:shd w:val="clear" w:color="000000" w:fill="auto"/>
+        <w:spacing w:before="120" w:after="60"/>
+        <w:rPr>
+          <w:rFonts w:eastAsiaTheme="majorEastAsia"/>
+          <w:color w:val="000000"/>
+          <w:spacing w:val="-10"/>
+          <w:kern w:val="28"/>
+          <w:sz w:val="22"/>
+          <w:szCs w:val="56"/>
+        </w:rPr>
+      </w:pPr>
+      <w:r>
+        <w:rPr>
+          <w:rFonts w:eastAsiaTheme="majorEastAsia"/>
+          <w:color w:val="000000"/>
+          <w:spacing w:val="-10"/>
+          <w:kern w:val="28"/>
+          <w:sz w:val="22"/>
+          <w:szCs w:val="56"/>
+        </w:rPr>
         <w:t>5. When ______ the shop open?</w:t>
       </w:r>
     </w:p>
     <w:p>
-      <w:r>
+      <w:pPr>
+        <w:keepNext/>
+        <w:shd w:val="clear" w:color="000000" w:fill="auto"/>
+        <w:spacing w:before="120" w:after="60"/>
+        <w:rPr>
+          <w:rFonts w:eastAsiaTheme="majorEastAsia"/>
+          <w:color w:val="000000"/>
+          <w:spacing w:val="-10"/>
+          <w:kern w:val="28"/>
+          <w:sz w:val="22"/>
+          <w:szCs w:val="56"/>
+        </w:rPr>
+      </w:pPr>
+      <w:r>
+        <w:rPr>
+          <w:rFonts w:eastAsiaTheme="majorEastAsia"/>
+          <w:color w:val="000000"/>
+          <w:spacing w:val="-10"/>
+          <w:kern w:val="28"/>
+          <w:sz w:val="22"/>
+          <w:szCs w:val="56"/>
+        </w:rPr>
         <w:t>6. Who ______ that man?</w:t>
       </w:r>
     </w:p>
     <w:p>
-      <w:r>
+      <w:pPr>
+        <w:keepNext/>
+        <w:shd w:val="clear" w:color="000000" w:fill="auto"/>
+        <w:spacing w:before="120" w:after="60"/>
+        <w:rPr>
+          <w:rFonts w:eastAsiaTheme="majorEastAsia"/>
+          <w:color w:val="000000"/>
+          <w:spacing w:val="-10"/>
+          <w:kern w:val="28"/>
+          <w:sz w:val="22"/>
+          <w:szCs w:val="56"/>
+        </w:rPr>
+      </w:pPr>
+      <w:r>
+        <w:rPr>
+          <w:rFonts w:eastAsiaTheme="majorEastAsia"/>
+          <w:color w:val="000000"/>
+          <w:spacing w:val="-10"/>
+          <w:kern w:val="28"/>
+          <w:sz w:val="22"/>
+          <w:szCs w:val="56"/>
+        </w:rPr>
         <w:t>7. What time ______ you get home last night?</w:t>
       </w:r>
     </w:p>
     <w:p>
-      <w:r>
+      <w:pPr>
+        <w:keepNext/>
+        <w:shd w:val="clear" w:color="000000" w:fill="auto"/>
+        <w:spacing w:before="120" w:after="60"/>
+        <w:rPr>
+          <w:rFonts w:eastAsiaTheme="majorEastAsia"/>
+          <w:color w:val="000000"/>
+          <w:spacing w:val="-10"/>
+          <w:kern w:val="28"/>
+          <w:sz w:val="22"/>
+          <w:szCs w:val="56"/>
+        </w:rPr>
+      </w:pPr>
+      <w:r>
+        <w:rPr>
+          <w:rFonts w:eastAsiaTheme="majorEastAsia"/>
+          <w:color w:val="000000"/>
+          <w:spacing w:val="-10"/>
+          <w:kern w:val="28"/>
+          <w:sz w:val="22"/>
+          <w:szCs w:val="56"/>
+        </w:rPr>
         <w:t>8. Why ______ he tired today?</w:t>
       </w:r>
     </w:p>
     <w:p>
-      <w:r>
+      <w:pPr>
+        <w:keepNext/>
+        <w:shd w:val="clear" w:color="000000" w:fill="auto"/>
+        <w:spacing w:before="120" w:after="60"/>
+        <w:rPr>
+          <w:rFonts w:eastAsiaTheme="majorEastAsia"/>
+          <w:color w:val="000000"/>
+          <w:spacing w:val="-10"/>
+          <w:kern w:val="28"/>
+          <w:sz w:val="22"/>
+          <w:szCs w:val="56"/>
+        </w:rPr>
+      </w:pPr>
+      <w:r>
+        <w:rPr>
+          <w:rFonts w:eastAsiaTheme="majorEastAsia"/>
+          <w:color w:val="000000"/>
+          <w:spacing w:val="-10"/>
+          <w:kern w:val="28"/>
+          <w:sz w:val="22"/>
+          <w:szCs w:val="56"/>
+        </w:rPr>
+        <w:lastRenderedPageBreak/>
         <w:t>9. How often ______ Lan exercise?</w:t>
       </w:r>
     </w:p>
     <w:p>
-      <w:r>
+      <w:pPr>
+        <w:keepNext/>
+        <w:shd w:val="clear" w:color="000000" w:fill="auto"/>
+        <w:spacing w:before="120" w:after="60"/>
+        <w:rPr>
+          <w:rFonts w:eastAsiaTheme="majorEastAsia"/>
+          <w:color w:val="000000"/>
+          <w:spacing w:val="-10"/>
+          <w:kern w:val="28"/>
+          <w:sz w:val="22"/>
+          <w:szCs w:val="56"/>
+        </w:rPr>
+      </w:pPr>
+      <w:r>
+        <w:rPr>
+          <w:rFonts w:eastAsiaTheme="majorEastAsia"/>
+          <w:color w:val="000000"/>
+          <w:spacing w:val="-10"/>
+          <w:kern w:val="28"/>
+          <w:sz w:val="22"/>
+          <w:szCs w:val="56"/>
+        </w:rPr>
         <w:t>10. Where ______ these books?</w:t>
       </w:r>
     </w:p>
     <w:p>
       <w:pPr>
-        <w:pStyle w:val="Heading1"/>
-      </w:pPr>
-      <w:r>
+        <w:keepNext/>
+        <w:shd w:val="clear" w:color="000000" w:fill="auto"/>
+        <w:spacing w:before="280" w:after="80"/>
+        <w:rPr>
+          <w:rFonts w:eastAsiaTheme="majorEastAsia"/>
+          <w:b/>
+          <w:color w:val="000000"/>
+          <w:spacing w:val="-10"/>
+          <w:kern w:val="28"/>
+          <w:szCs w:val="56"/>
+        </w:rPr>
+      </w:pPr>
+      <w:r>
+        <w:rPr>
+          <w:rFonts w:eastAsiaTheme="majorEastAsia"/>
+          <w:b/>
+          <w:color w:val="000000"/>
+          <w:spacing w:val="-10"/>
+          <w:kern w:val="28"/>
+          <w:szCs w:val="56"/>
+        </w:rPr>
         <w:t>PHẦN 4. SẮP XẾP TỪ THÀNH CÂU HỎI (10 điểm)</w:t>
       </w:r>
     </w:p>
     <w:p>
-      <w:r>
+      <w:pPr>
+        <w:keepNext/>
+        <w:shd w:val="clear" w:color="000000" w:fill="auto"/>
+        <w:spacing w:after="80"/>
+        <w:rPr>
+          <w:rFonts w:eastAsiaTheme="majorEastAsia"/>
+          <w:i/>
+          <w:color w:val="000000"/>
+          <w:spacing w:val="-10"/>
+          <w:kern w:val="28"/>
+          <w:sz w:val="22"/>
+          <w:szCs w:val="56"/>
+        </w:rPr>
+      </w:pPr>
+      <w:r>
+        <w:rPr>
+          <w:rFonts w:eastAsiaTheme="majorEastAsia"/>
+          <w:i/>
+          <w:color w:val="000000"/>
+          <w:spacing w:val="-10"/>
+          <w:kern w:val="28"/>
+          <w:sz w:val="22"/>
+          <w:szCs w:val="56"/>
+        </w:rPr>
+        <w:t>Hướng dẫn: Hoàn thành hoặc sắp xếp từng câu theo yêu cầu.</w:t>
+      </w:r>
+    </w:p>
+    <w:p>
+      <w:pPr>
+        <w:keepNext/>
+        <w:shd w:val="clear" w:color="000000" w:fill="auto"/>
+        <w:spacing w:before="120" w:after="60"/>
+        <w:rPr>
+          <w:rFonts w:eastAsiaTheme="majorEastAsia"/>
+          <w:color w:val="000000"/>
+          <w:spacing w:val="-10"/>
+          <w:kern w:val="28"/>
+          <w:sz w:val="22"/>
+          <w:szCs w:val="56"/>
+        </w:rPr>
+      </w:pPr>
+      <w:r>
+        <w:rPr>
+          <w:rFonts w:eastAsiaTheme="majorEastAsia"/>
+          <w:color w:val="000000"/>
+          <w:spacing w:val="-10"/>
+          <w:kern w:val="28"/>
+          <w:sz w:val="22"/>
+          <w:szCs w:val="56"/>
+        </w:rPr>
         <w:t>1. you / where / do / live / ? → ______________________________</w:t>
       </w:r>
     </w:p>
     <w:p>
-      <w:r>
+      <w:pPr>
+        <w:keepNext/>
+        <w:shd w:val="clear" w:color="000000" w:fill="auto"/>
+        <w:spacing w:before="120" w:after="60"/>
+        <w:rPr>
+          <w:rFonts w:eastAsiaTheme="majorEastAsia"/>
+          <w:color w:val="000000"/>
+          <w:spacing w:val="-10"/>
+          <w:kern w:val="28"/>
+          <w:sz w:val="22"/>
+          <w:szCs w:val="56"/>
+        </w:rPr>
+      </w:pPr>
+      <w:r>
+        <w:rPr>
+          <w:rFonts w:eastAsiaTheme="majorEastAsia"/>
+          <w:color w:val="000000"/>
+          <w:spacing w:val="-10"/>
+          <w:kern w:val="28"/>
+          <w:sz w:val="22"/>
+          <w:szCs w:val="56"/>
+        </w:rPr>
         <w:t>2. name / what / your / is / ? → ______________________________</w:t>
       </w:r>
     </w:p>
     <w:p>
-      <w:r>
+      <w:pPr>
+        <w:keepNext/>
+        <w:shd w:val="clear" w:color="000000" w:fill="auto"/>
+        <w:spacing w:before="120" w:after="60"/>
+        <w:rPr>
+          <w:rFonts w:eastAsiaTheme="majorEastAsia"/>
+          <w:color w:val="000000"/>
+          <w:spacing w:val="-10"/>
+          <w:kern w:val="28"/>
+          <w:sz w:val="22"/>
+          <w:szCs w:val="56"/>
+        </w:rPr>
+      </w:pPr>
+      <w:r>
+        <w:rPr>
+          <w:rFonts w:eastAsiaTheme="majorEastAsia"/>
+          <w:color w:val="000000"/>
+          <w:spacing w:val="-10"/>
+          <w:kern w:val="28"/>
+          <w:sz w:val="22"/>
+          <w:szCs w:val="56"/>
+        </w:rPr>
         <w:t>3. she / why / crying / is / ? → ______________________________</w:t>
       </w:r>
     </w:p>
     <w:p>
-      <w:r>
+      <w:pPr>
+        <w:keepNext/>
+        <w:shd w:val="clear" w:color="000000" w:fill="auto"/>
+        <w:spacing w:before="120" w:after="60"/>
+        <w:rPr>
+          <w:rFonts w:eastAsiaTheme="majorEastAsia"/>
+          <w:color w:val="000000"/>
+          <w:spacing w:val="-10"/>
+          <w:kern w:val="28"/>
+          <w:sz w:val="22"/>
+          <w:szCs w:val="56"/>
+        </w:rPr>
+      </w:pPr>
+      <w:r>
+        <w:rPr>
+          <w:rFonts w:eastAsiaTheme="majorEastAsia"/>
+          <w:color w:val="000000"/>
+          <w:spacing w:val="-10"/>
+          <w:kern w:val="28"/>
+          <w:sz w:val="22"/>
+          <w:szCs w:val="56"/>
+        </w:rPr>
         <w:t>4. arrive / when / they / did / ? → ______________________________</w:t>
       </w:r>
     </w:p>
     <w:p>
-      <w:r>
+      <w:pPr>
+        <w:keepNext/>
+        <w:shd w:val="clear" w:color="000000" w:fill="auto"/>
+        <w:spacing w:before="120" w:after="60"/>
+        <w:rPr>
+          <w:rFonts w:eastAsiaTheme="majorEastAsia"/>
+          <w:color w:val="000000"/>
+          <w:spacing w:val="-10"/>
+          <w:kern w:val="28"/>
+          <w:sz w:val="22"/>
+          <w:szCs w:val="56"/>
+        </w:rPr>
+      </w:pPr>
+      <w:r>
+        <w:rPr>
+          <w:rFonts w:eastAsiaTheme="majorEastAsia"/>
+          <w:color w:val="000000"/>
+          <w:spacing w:val="-10"/>
+          <w:kern w:val="28"/>
+          <w:sz w:val="22"/>
+          <w:szCs w:val="56"/>
+        </w:rPr>
         <w:t>5. does / what / he / want / ? → ______________________________</w:t>
       </w:r>
     </w:p>
     <w:p>
-      <w:r>
+      <w:pPr>
+        <w:keepNext/>
+        <w:shd w:val="clear" w:color="000000" w:fill="auto"/>
+        <w:spacing w:before="120" w:after="60"/>
+        <w:rPr>
+          <w:rFonts w:eastAsiaTheme="majorEastAsia"/>
+          <w:color w:val="000000"/>
+          <w:spacing w:val="-10"/>
+          <w:kern w:val="28"/>
+          <w:sz w:val="22"/>
+          <w:szCs w:val="56"/>
+        </w:rPr>
+      </w:pPr>
+      <w:r>
+        <w:rPr>
+          <w:rFonts w:eastAsiaTheme="majorEastAsia"/>
+          <w:color w:val="000000"/>
+          <w:spacing w:val="-10"/>
+          <w:kern w:val="28"/>
+          <w:sz w:val="22"/>
+          <w:szCs w:val="56"/>
+        </w:rPr>
         <w:t>6. this / whose / is / coat / ? → ______________________________</w:t>
       </w:r>
     </w:p>
     <w:p>
-      <w:r>
+      <w:pPr>
+        <w:keepNext/>
+        <w:shd w:val="clear" w:color="000000" w:fill="auto"/>
+        <w:spacing w:before="120" w:after="60"/>
+        <w:rPr>
+          <w:rFonts w:eastAsiaTheme="majorEastAsia"/>
+          <w:color w:val="000000"/>
+          <w:spacing w:val="-10"/>
+          <w:kern w:val="28"/>
+          <w:sz w:val="22"/>
+          <w:szCs w:val="56"/>
+        </w:rPr>
+      </w:pPr>
+      <w:r>
+        <w:rPr>
+          <w:rFonts w:eastAsiaTheme="majorEastAsia"/>
+          <w:color w:val="000000"/>
+          <w:spacing w:val="-10"/>
+          <w:kern w:val="28"/>
+          <w:sz w:val="22"/>
+          <w:szCs w:val="56"/>
+        </w:rPr>
         <w:t>7. can / where / meet / we / ? → ______________________________</w:t>
       </w:r>
     </w:p>
     <w:p>
-      <w:r>
+      <w:pPr>
+        <w:keepNext/>
+        <w:shd w:val="clear" w:color="000000" w:fill="auto"/>
+        <w:spacing w:before="120" w:after="60"/>
+        <w:rPr>
+          <w:rFonts w:eastAsiaTheme="majorEastAsia"/>
+          <w:color w:val="000000"/>
+          <w:spacing w:val="-10"/>
+          <w:kern w:val="28"/>
+          <w:sz w:val="22"/>
+          <w:szCs w:val="56"/>
+        </w:rPr>
+      </w:pPr>
+      <w:r>
+        <w:rPr>
+          <w:rFonts w:eastAsiaTheme="majorEastAsia"/>
+          <w:color w:val="000000"/>
+          <w:spacing w:val="-10"/>
+          <w:kern w:val="28"/>
+          <w:sz w:val="22"/>
+          <w:szCs w:val="56"/>
+        </w:rPr>
         <w:t>8. many / how / students / there / are / ? → ______________________________</w:t>
       </w:r>
     </w:p>
     <w:p>
-      <w:r>
+      <w:pPr>
+        <w:keepNext/>
+        <w:shd w:val="clear" w:color="000000" w:fill="auto"/>
+        <w:spacing w:before="120" w:after="60"/>
+        <w:rPr>
+          <w:rFonts w:eastAsiaTheme="majorEastAsia"/>
+          <w:color w:val="000000"/>
+          <w:spacing w:val="-10"/>
+          <w:kern w:val="28"/>
+          <w:sz w:val="22"/>
+          <w:szCs w:val="56"/>
+        </w:rPr>
+      </w:pPr>
+      <w:r>
+        <w:rPr>
+          <w:rFonts w:eastAsiaTheme="majorEastAsia"/>
+          <w:color w:val="000000"/>
+          <w:spacing w:val="-10"/>
+          <w:kern w:val="28"/>
+          <w:sz w:val="22"/>
+          <w:szCs w:val="56"/>
+        </w:rPr>
         <w:t>9. called / who / you / last night / ? → ______________________________</w:t>
       </w:r>
     </w:p>
     <w:p>
-      <w:r>
+      <w:pPr>
+        <w:keepNext/>
+        <w:shd w:val="clear" w:color="000000" w:fill="auto"/>
+        <w:spacing w:before="120" w:after="60"/>
+        <w:rPr>
+          <w:rFonts w:eastAsiaTheme="majorEastAsia"/>
+          <w:color w:val="000000"/>
+          <w:spacing w:val="-10"/>
+          <w:kern w:val="28"/>
+          <w:sz w:val="22"/>
+          <w:szCs w:val="56"/>
+        </w:rPr>
+      </w:pPr>
+      <w:r>
+        <w:rPr>
+          <w:rFonts w:eastAsiaTheme="majorEastAsia"/>
+          <w:color w:val="000000"/>
+          <w:spacing w:val="-10"/>
+          <w:kern w:val="28"/>
+          <w:sz w:val="22"/>
+          <w:szCs w:val="56"/>
+        </w:rPr>
         <w:t>10. often / how / English / do / study / you / ? → ______________________________</w:t>
       </w:r>
     </w:p>
     <w:p>
       <w:pPr>
-        <w:pStyle w:val="Heading1"/>
-      </w:pPr>
-      <w:r>
+        <w:keepNext/>
+        <w:shd w:val="clear" w:color="000000" w:fill="auto"/>
+        <w:spacing w:before="280" w:after="80"/>
+        <w:rPr>
+          <w:rFonts w:eastAsiaTheme="majorEastAsia"/>
+          <w:b/>
+          <w:color w:val="000000"/>
+          <w:spacing w:val="-10"/>
+          <w:kern w:val="28"/>
+          <w:szCs w:val="56"/>
+        </w:rPr>
+      </w:pPr>
+      <w:r>
+        <w:rPr>
+          <w:rFonts w:eastAsiaTheme="majorEastAsia"/>
+          <w:b/>
+          <w:color w:val="000000"/>
+          <w:spacing w:val="-10"/>
+          <w:kern w:val="28"/>
+          <w:szCs w:val="56"/>
+        </w:rPr>
         <w:t>PHẦN 5. ĐẶT CÂU HỎI CHO PHẦN IN HOA (10 điểm)</w:t>
       </w:r>
     </w:p>
     <w:p>
-      <w:r>
+      <w:pPr>
+        <w:keepNext/>
+        <w:shd w:val="clear" w:color="000000" w:fill="auto"/>
+        <w:spacing w:after="80"/>
+        <w:rPr>
+          <w:rFonts w:eastAsiaTheme="majorEastAsia"/>
+          <w:i/>
+          <w:color w:val="000000"/>
+          <w:spacing w:val="-10"/>
+          <w:kern w:val="28"/>
+          <w:sz w:val="22"/>
+          <w:szCs w:val="56"/>
+        </w:rPr>
+      </w:pPr>
+      <w:r>
+        <w:rPr>
+          <w:rFonts w:eastAsiaTheme="majorEastAsia"/>
+          <w:i/>
+          <w:color w:val="000000"/>
+          <w:spacing w:val="-10"/>
+          <w:kern w:val="28"/>
+          <w:sz w:val="22"/>
+          <w:szCs w:val="56"/>
+        </w:rPr>
+        <w:t>Hướng dẫn: Chọn dạng danh từ hoặc đặt câu hỏi phù hợp với phần được nhấn mạnh.</w:t>
+      </w:r>
+    </w:p>
+    <w:p>
+      <w:pPr>
+        <w:keepNext/>
+        <w:shd w:val="clear" w:color="000000" w:fill="auto"/>
+        <w:spacing w:before="120" w:after="60"/>
+        <w:rPr>
+          <w:rFonts w:eastAsiaTheme="majorEastAsia"/>
+          <w:color w:val="000000"/>
+          <w:spacing w:val="-10"/>
+          <w:kern w:val="28"/>
+          <w:sz w:val="22"/>
+          <w:szCs w:val="56"/>
+        </w:rPr>
+      </w:pPr>
+      <w:r>
+        <w:rPr>
+          <w:rFonts w:eastAsiaTheme="majorEastAsia"/>
+          <w:color w:val="000000"/>
+          <w:spacing w:val="-10"/>
+          <w:kern w:val="28"/>
+          <w:sz w:val="22"/>
+          <w:szCs w:val="56"/>
+        </w:rPr>
         <w:t>1. I live IN DA NANG. → ______________________________</w:t>
       </w:r>
     </w:p>
     <w:p>
-      <w:r>
+      <w:pPr>
+        <w:keepNext/>
+        <w:shd w:val="clear" w:color="000000" w:fill="auto"/>
+        <w:spacing w:before="120" w:after="60"/>
+        <w:rPr>
+          <w:rFonts w:eastAsiaTheme="majorEastAsia"/>
+          <w:color w:val="000000"/>
+          <w:spacing w:val="-10"/>
+          <w:kern w:val="28"/>
+          <w:sz w:val="22"/>
+          <w:szCs w:val="56"/>
+        </w:rPr>
+      </w:pPr>
+      <w:r>
+        <w:rPr>
+          <w:rFonts w:eastAsiaTheme="majorEastAsia"/>
+          <w:color w:val="000000"/>
+          <w:spacing w:val="-10"/>
+          <w:kern w:val="28"/>
+          <w:sz w:val="22"/>
+          <w:szCs w:val="56"/>
+        </w:rPr>
         <w:t>2. She goes to work BY MOTORBIKE. → ______________________________</w:t>
       </w:r>
     </w:p>
     <w:p>
-      <w:r>
+      <w:pPr>
+        <w:keepNext/>
+        <w:shd w:val="clear" w:color="000000" w:fill="auto"/>
+        <w:spacing w:before="120" w:after="60"/>
+        <w:rPr>
+          <w:rFonts w:eastAsiaTheme="majorEastAsia"/>
+          <w:color w:val="000000"/>
+          <w:spacing w:val="-10"/>
+          <w:kern w:val="28"/>
+          <w:sz w:val="22"/>
+          <w:szCs w:val="56"/>
+        </w:rPr>
+      </w:pPr>
+      <w:r>
+        <w:rPr>
+          <w:rFonts w:eastAsiaTheme="majorEastAsia"/>
+          <w:color w:val="000000"/>
+          <w:spacing w:val="-10"/>
+          <w:kern w:val="28"/>
+          <w:sz w:val="22"/>
+          <w:szCs w:val="56"/>
+        </w:rPr>
         <w:t>3. The film starts AT 8 P.M. → ______________________________</w:t>
       </w:r>
     </w:p>
     <w:p>
-      <w:r>
+      <w:pPr>
+        <w:keepNext/>
+        <w:shd w:val="clear" w:color="000000" w:fill="auto"/>
+        <w:spacing w:before="120" w:after="60"/>
+        <w:rPr>
+          <w:rFonts w:eastAsiaTheme="majorEastAsia"/>
+          <w:color w:val="000000"/>
+          <w:spacing w:val="-10"/>
+          <w:kern w:val="28"/>
+          <w:sz w:val="22"/>
+          <w:szCs w:val="56"/>
+        </w:rPr>
+      </w:pPr>
+      <w:r>
+        <w:rPr>
+          <w:rFonts w:eastAsiaTheme="majorEastAsia"/>
+          <w:color w:val="000000"/>
+          <w:spacing w:val="-10"/>
+          <w:kern w:val="28"/>
+          <w:sz w:val="22"/>
+          <w:szCs w:val="56"/>
+        </w:rPr>
         <w:t>4. He is tired BECAUSE HE WORKED LATE. → ______________________________</w:t>
       </w:r>
     </w:p>
     <w:p>
-      <w:r>
+      <w:pPr>
+        <w:keepNext/>
+        <w:shd w:val="clear" w:color="000000" w:fill="auto"/>
+        <w:spacing w:before="120" w:after="60"/>
+        <w:rPr>
+          <w:rFonts w:eastAsiaTheme="majorEastAsia"/>
+          <w:color w:val="000000"/>
+          <w:spacing w:val="-10"/>
+          <w:kern w:val="28"/>
+          <w:sz w:val="22"/>
+          <w:szCs w:val="56"/>
+        </w:rPr>
+      </w:pPr>
+      <w:r>
+        <w:rPr>
+          <w:rFonts w:eastAsiaTheme="majorEastAsia"/>
+          <w:color w:val="000000"/>
+          <w:spacing w:val="-10"/>
+          <w:kern w:val="28"/>
+          <w:sz w:val="22"/>
+          <w:szCs w:val="56"/>
+        </w:rPr>
         <w:t>5. THAT MAN is my uncle. → ______________________________</w:t>
       </w:r>
     </w:p>
     <w:p>
-      <w:r>
+      <w:pPr>
+        <w:keepNext/>
+        <w:shd w:val="clear" w:color="000000" w:fill="auto"/>
+        <w:spacing w:before="120" w:after="60"/>
+        <w:rPr>
+          <w:rFonts w:eastAsiaTheme="majorEastAsia"/>
+          <w:color w:val="000000"/>
+          <w:spacing w:val="-10"/>
+          <w:kern w:val="28"/>
+          <w:sz w:val="22"/>
+          <w:szCs w:val="56"/>
+        </w:rPr>
+      </w:pPr>
+      <w:r>
+        <w:rPr>
+          <w:rFonts w:eastAsiaTheme="majorEastAsia"/>
+          <w:color w:val="000000"/>
+          <w:spacing w:val="-10"/>
+          <w:kern w:val="28"/>
+          <w:sz w:val="22"/>
+          <w:szCs w:val="56"/>
+        </w:rPr>
         <w:t>6. This is LAN'S bag. → ______________________________</w:t>
       </w:r>
     </w:p>
     <w:p>
-      <w:r>
+      <w:pPr>
+        <w:keepNext/>
+        <w:shd w:val="clear" w:color="000000" w:fill="auto"/>
+        <w:spacing w:before="120" w:after="60"/>
+        <w:rPr>
+          <w:rFonts w:eastAsiaTheme="majorEastAsia"/>
+          <w:color w:val="000000"/>
+          <w:spacing w:val="-10"/>
+          <w:kern w:val="28"/>
+          <w:sz w:val="22"/>
+          <w:szCs w:val="56"/>
+        </w:rPr>
+      </w:pPr>
+      <w:r>
+        <w:rPr>
+          <w:rFonts w:eastAsiaTheme="majorEastAsia"/>
+          <w:color w:val="000000"/>
+          <w:spacing w:val="-10"/>
+          <w:kern w:val="28"/>
+          <w:sz w:val="22"/>
+          <w:szCs w:val="56"/>
+        </w:rPr>
         <w:t>7. I bought THREE BOOKS. → ______________________________</w:t>
       </w:r>
     </w:p>
     <w:p>
-      <w:r>
+      <w:pPr>
+        <w:keepNext/>
+        <w:shd w:val="clear" w:color="000000" w:fill="auto"/>
+        <w:spacing w:before="120" w:after="60"/>
+        <w:rPr>
+          <w:rFonts w:eastAsiaTheme="majorEastAsia"/>
+          <w:color w:val="000000"/>
+          <w:spacing w:val="-10"/>
+          <w:kern w:val="28"/>
+          <w:sz w:val="22"/>
+          <w:szCs w:val="56"/>
+        </w:rPr>
+      </w:pPr>
+      <w:r>
+        <w:rPr>
+          <w:rFonts w:eastAsiaTheme="majorEastAsia"/>
+          <w:color w:val="000000"/>
+          <w:spacing w:val="-10"/>
+          <w:kern w:val="28"/>
+          <w:sz w:val="22"/>
+          <w:szCs w:val="56"/>
+        </w:rPr>
         <w:t>8. The ticket is 200,000 DONG. → ______________________________</w:t>
       </w:r>
     </w:p>
     <w:p>
-      <w:r>
+      <w:pPr>
+        <w:keepNext/>
+        <w:shd w:val="clear" w:color="000000" w:fill="auto"/>
+        <w:spacing w:before="120" w:after="60"/>
+        <w:rPr>
+          <w:rFonts w:eastAsiaTheme="majorEastAsia"/>
+          <w:color w:val="000000"/>
+          <w:spacing w:val="-10"/>
+          <w:kern w:val="28"/>
+          <w:sz w:val="22"/>
+          <w:szCs w:val="56"/>
+        </w:rPr>
+      </w:pPr>
+      <w:r>
+        <w:rPr>
+          <w:rFonts w:eastAsiaTheme="majorEastAsia"/>
+          <w:color w:val="000000"/>
+          <w:spacing w:val="-10"/>
+          <w:kern w:val="28"/>
+          <w:sz w:val="22"/>
+          <w:szCs w:val="56"/>
+        </w:rPr>
         <w:t>9. She visits her parents TWICE A MONTH. → ______________________________</w:t>
       </w:r>
     </w:p>
     <w:p>
-      <w:r>
+      <w:pPr>
+        <w:keepNext/>
+        <w:shd w:val="clear" w:color="000000" w:fill="auto"/>
+        <w:spacing w:before="120" w:after="60"/>
+        <w:rPr>
+          <w:rFonts w:eastAsiaTheme="majorEastAsia"/>
+          <w:color w:val="000000"/>
+          <w:spacing w:val="-10"/>
+          <w:kern w:val="28"/>
+          <w:sz w:val="22"/>
+          <w:szCs w:val="56"/>
+        </w:rPr>
+      </w:pPr>
+      <w:r>
+        <w:rPr>
+          <w:rFonts w:eastAsiaTheme="majorEastAsia"/>
+          <w:color w:val="000000"/>
+          <w:spacing w:val="-10"/>
+          <w:kern w:val="28"/>
+          <w:sz w:val="22"/>
+          <w:szCs w:val="56"/>
+        </w:rPr>
         <w:t>10. MINH called me yesterday. → ______________________________</w:t>
       </w:r>
     </w:p>
     <w:p>
       <w:pPr>
-        <w:pStyle w:val="Heading1"/>
-      </w:pPr>
-      <w:r>
+        <w:keepNext/>
+        <w:shd w:val="clear" w:color="000000" w:fill="auto"/>
+        <w:spacing w:before="280" w:after="80"/>
+        <w:rPr>
+          <w:rFonts w:eastAsiaTheme="majorEastAsia"/>
+          <w:b/>
+          <w:color w:val="000000"/>
+          <w:spacing w:val="-10"/>
+          <w:kern w:val="28"/>
+          <w:szCs w:val="56"/>
+        </w:rPr>
+      </w:pPr>
+      <w:r>
+        <w:rPr>
+          <w:rFonts w:eastAsiaTheme="majorEastAsia"/>
+          <w:b/>
+          <w:color w:val="000000"/>
+          <w:spacing w:val="-10"/>
+          <w:kern w:val="28"/>
+          <w:szCs w:val="56"/>
+        </w:rPr>
         <w:t>PHẦN 6. HOÀN THÀNH CÂU HỎI VỚI CỤM HOW (10 điểm)</w:t>
       </w:r>
     </w:p>
     <w:p>
-      <w:r>
+      <w:pPr>
+        <w:keepNext/>
+        <w:shd w:val="clear" w:color="000000" w:fill="auto"/>
+        <w:spacing w:after="80"/>
+        <w:rPr>
+          <w:rFonts w:eastAsiaTheme="majorEastAsia"/>
+          <w:i/>
+          <w:color w:val="000000"/>
+          <w:spacing w:val="-10"/>
+          <w:kern w:val="28"/>
+          <w:sz w:val="22"/>
+          <w:szCs w:val="56"/>
+        </w:rPr>
+      </w:pPr>
+      <w:r>
+        <w:rPr>
+          <w:rFonts w:eastAsiaTheme="majorEastAsia"/>
+          <w:i/>
+          <w:color w:val="000000"/>
+          <w:spacing w:val="-10"/>
+          <w:kern w:val="28"/>
+          <w:sz w:val="22"/>
+          <w:szCs w:val="56"/>
+        </w:rPr>
+        <w:t>Hướng dẫn: Viết câu hỏi hoặc điền cụm từ phù hợp với dữ kiện.</w:t>
+      </w:r>
+    </w:p>
+    <w:p>
+      <w:pPr>
+        <w:keepNext/>
+        <w:shd w:val="clear" w:color="000000" w:fill="auto"/>
+        <w:spacing w:before="120" w:after="60"/>
+        <w:rPr>
+          <w:rFonts w:eastAsiaTheme="majorEastAsia"/>
+          <w:color w:val="000000"/>
+          <w:spacing w:val="-10"/>
+          <w:kern w:val="28"/>
+          <w:sz w:val="22"/>
+          <w:szCs w:val="56"/>
+        </w:rPr>
+      </w:pPr>
+      <w:r>
+        <w:rPr>
+          <w:rFonts w:eastAsiaTheme="majorEastAsia"/>
+          <w:color w:val="000000"/>
+          <w:spacing w:val="-10"/>
+          <w:kern w:val="28"/>
+          <w:sz w:val="22"/>
+          <w:szCs w:val="56"/>
+        </w:rPr>
         <w:t>1. ______ are you? – I am 20 years old.</w:t>
       </w:r>
     </w:p>
     <w:p>
-      <w:r>
+      <w:pPr>
+        <w:keepNext/>
+        <w:shd w:val="clear" w:color="000000" w:fill="auto"/>
+        <w:spacing w:before="120" w:after="60"/>
+        <w:rPr>
+          <w:rFonts w:eastAsiaTheme="majorEastAsia"/>
+          <w:color w:val="000000"/>
+          <w:spacing w:val="-10"/>
+          <w:kern w:val="28"/>
+          <w:sz w:val="22"/>
+          <w:szCs w:val="56"/>
+        </w:rPr>
+      </w:pPr>
+      <w:r>
+        <w:rPr>
+          <w:rFonts w:eastAsiaTheme="majorEastAsia"/>
+          <w:color w:val="000000"/>
+          <w:spacing w:val="-10"/>
+          <w:kern w:val="28"/>
+          <w:sz w:val="22"/>
+          <w:szCs w:val="56"/>
+        </w:rPr>
         <w:t>2. ______ do you exercise? – Three times a week.</w:t>
       </w:r>
     </w:p>
     <w:p>
-      <w:r>
+      <w:pPr>
+        <w:keepNext/>
+        <w:shd w:val="clear" w:color="000000" w:fill="auto"/>
+        <w:spacing w:before="120" w:after="60"/>
+        <w:rPr>
+          <w:rFonts w:eastAsiaTheme="majorEastAsia"/>
+          <w:color w:val="000000"/>
+          <w:spacing w:val="-10"/>
+          <w:kern w:val="28"/>
+          <w:sz w:val="22"/>
+          <w:szCs w:val="56"/>
+        </w:rPr>
+      </w:pPr>
+      <w:r>
+        <w:rPr>
+          <w:rFonts w:eastAsiaTheme="majorEastAsia"/>
+          <w:color w:val="000000"/>
+          <w:spacing w:val="-10"/>
+          <w:kern w:val="28"/>
+          <w:sz w:val="22"/>
+          <w:szCs w:val="56"/>
+        </w:rPr>
         <w:t>3. ______ is your house from here? – Two kilometers.</w:t>
       </w:r>
     </w:p>
     <w:p>
-      <w:r>
+      <w:pPr>
+        <w:keepNext/>
+        <w:shd w:val="clear" w:color="000000" w:fill="auto"/>
+        <w:spacing w:before="120" w:after="60"/>
+        <w:rPr>
+          <w:rFonts w:eastAsiaTheme="majorEastAsia"/>
+          <w:color w:val="000000"/>
+          <w:spacing w:val="-10"/>
+          <w:kern w:val="28"/>
+          <w:sz w:val="22"/>
+          <w:szCs w:val="56"/>
+        </w:rPr>
+      </w:pPr>
+      <w:r>
+        <w:rPr>
+          <w:rFonts w:eastAsiaTheme="majorEastAsia"/>
+          <w:color w:val="000000"/>
+          <w:spacing w:val="-10"/>
+          <w:kern w:val="28"/>
+          <w:sz w:val="22"/>
+          <w:szCs w:val="56"/>
+        </w:rPr>
         <w:t>4. ______ have you lived here? – For five years.</w:t>
       </w:r>
     </w:p>
     <w:p>
-      <w:r>
+      <w:pPr>
+        <w:keepNext/>
+        <w:shd w:val="clear" w:color="000000" w:fill="auto"/>
+        <w:spacing w:before="120" w:after="60"/>
+        <w:rPr>
+          <w:rFonts w:eastAsiaTheme="majorEastAsia"/>
+          <w:color w:val="000000"/>
+          <w:spacing w:val="-10"/>
+          <w:kern w:val="28"/>
+          <w:sz w:val="22"/>
+          <w:szCs w:val="56"/>
+        </w:rPr>
+      </w:pPr>
+      <w:r>
+        <w:rPr>
+          <w:rFonts w:eastAsiaTheme="majorEastAsia"/>
+          <w:color w:val="000000"/>
+          <w:spacing w:val="-10"/>
+          <w:kern w:val="28"/>
+          <w:sz w:val="22"/>
+          <w:szCs w:val="56"/>
+        </w:rPr>
         <w:t>5. ______ brothers do you have? – Two.</w:t>
       </w:r>
     </w:p>
     <w:p>
-      <w:r>
+      <w:pPr>
+        <w:keepNext/>
+        <w:shd w:val="clear" w:color="000000" w:fill="auto"/>
+        <w:spacing w:before="120" w:after="60"/>
+        <w:rPr>
+          <w:rFonts w:eastAsiaTheme="majorEastAsia"/>
+          <w:color w:val="000000"/>
+          <w:spacing w:val="-10"/>
+          <w:kern w:val="28"/>
+          <w:sz w:val="22"/>
+          <w:szCs w:val="56"/>
+        </w:rPr>
+      </w:pPr>
+      <w:r>
+        <w:rPr>
+          <w:rFonts w:eastAsiaTheme="majorEastAsia"/>
+          <w:color w:val="000000"/>
+          <w:spacing w:val="-10"/>
+          <w:kern w:val="28"/>
+          <w:sz w:val="22"/>
+          <w:szCs w:val="56"/>
+        </w:rPr>
         <w:t>6. ______ water do you drink? – About two liters.</w:t>
       </w:r>
     </w:p>
     <w:p>
-      <w:r>
+      <w:pPr>
+        <w:keepNext/>
+        <w:shd w:val="clear" w:color="000000" w:fill="auto"/>
+        <w:spacing w:before="120" w:after="60"/>
+        <w:rPr>
+          <w:rFonts w:eastAsiaTheme="majorEastAsia"/>
+          <w:color w:val="000000"/>
+          <w:spacing w:val="-10"/>
+          <w:kern w:val="28"/>
+          <w:sz w:val="22"/>
+          <w:szCs w:val="56"/>
+        </w:rPr>
+      </w:pPr>
+      <w:r>
+        <w:rPr>
+          <w:rFonts w:eastAsiaTheme="majorEastAsia"/>
+          <w:color w:val="000000"/>
+          <w:spacing w:val="-10"/>
+          <w:kern w:val="28"/>
+          <w:sz w:val="22"/>
+          <w:szCs w:val="56"/>
+        </w:rPr>
         <w:t>7. ______ is your father? – About 1.75 meters.</w:t>
       </w:r>
     </w:p>
     <w:p>
-      <w:r>
+      <w:pPr>
+        <w:keepNext/>
+        <w:shd w:val="clear" w:color="000000" w:fill="auto"/>
+        <w:spacing w:before="120" w:after="60"/>
+        <w:rPr>
+          <w:rFonts w:eastAsiaTheme="majorEastAsia"/>
+          <w:color w:val="000000"/>
+          <w:spacing w:val="-10"/>
+          <w:kern w:val="28"/>
+          <w:sz w:val="22"/>
+          <w:szCs w:val="56"/>
+        </w:rPr>
+      </w:pPr>
+      <w:r>
+        <w:rPr>
+          <w:rFonts w:eastAsiaTheme="majorEastAsia"/>
+          <w:color w:val="000000"/>
+          <w:spacing w:val="-10"/>
+          <w:kern w:val="28"/>
+          <w:sz w:val="22"/>
+          <w:szCs w:val="56"/>
+        </w:rPr>
         <w:t>8. ______ can this car go? – 180 kilometers per hour.</w:t>
       </w:r>
     </w:p>
     <w:p>
-      <w:r>
+      <w:pPr>
+        <w:keepNext/>
+        <w:shd w:val="clear" w:color="000000" w:fill="auto"/>
+        <w:spacing w:before="120" w:after="60"/>
+        <w:rPr>
+          <w:rFonts w:eastAsiaTheme="majorEastAsia"/>
+          <w:color w:val="000000"/>
+          <w:spacing w:val="-10"/>
+          <w:kern w:val="28"/>
+          <w:sz w:val="22"/>
+          <w:szCs w:val="56"/>
+        </w:rPr>
+      </w:pPr>
+      <w:r>
+        <w:rPr>
+          <w:rFonts w:eastAsiaTheme="majorEastAsia"/>
+          <w:color w:val="000000"/>
+          <w:spacing w:val="-10"/>
+          <w:kern w:val="28"/>
+          <w:sz w:val="22"/>
+          <w:szCs w:val="56"/>
+        </w:rPr>
         <w:t>9. ______ is the box? – Ten kilograms.</w:t>
       </w:r>
     </w:p>
     <w:p>
-      <w:r>
+      <w:pPr>
+        <w:keepNext/>
+        <w:shd w:val="clear" w:color="000000" w:fill="auto"/>
+        <w:spacing w:before="120" w:after="60"/>
+        <w:rPr>
+          <w:rFonts w:eastAsiaTheme="majorEastAsia"/>
+          <w:color w:val="000000"/>
+          <w:spacing w:val="-10"/>
+          <w:kern w:val="28"/>
+          <w:sz w:val="22"/>
+          <w:szCs w:val="56"/>
+        </w:rPr>
+      </w:pPr>
+      <w:r>
+        <w:rPr>
+          <w:rFonts w:eastAsiaTheme="majorEastAsia"/>
+          <w:color w:val="000000"/>
+          <w:spacing w:val="-10"/>
+          <w:kern w:val="28"/>
+          <w:sz w:val="22"/>
+          <w:szCs w:val="56"/>
+        </w:rPr>
         <w:t>10. ______ is the book? – 90,000 dong.</w:t>
       </w:r>
     </w:p>
     <w:p>
       <w:pPr>
-        <w:pStyle w:val="Heading1"/>
-      </w:pPr>
-      <w:r>
+        <w:keepNext/>
+        <w:shd w:val="clear" w:color="000000" w:fill="auto"/>
+        <w:spacing w:before="280" w:after="80"/>
+        <w:rPr>
+          <w:rFonts w:eastAsiaTheme="majorEastAsia"/>
+          <w:b/>
+          <w:color w:val="000000"/>
+          <w:spacing w:val="-10"/>
+          <w:kern w:val="28"/>
+          <w:szCs w:val="56"/>
+        </w:rPr>
+      </w:pPr>
+      <w:r>
+        <w:rPr>
+          <w:rFonts w:eastAsiaTheme="majorEastAsia"/>
+          <w:b/>
+          <w:color w:val="000000"/>
+          <w:spacing w:val="-10"/>
+          <w:kern w:val="28"/>
+          <w:szCs w:val="56"/>
+        </w:rPr>
         <w:t>PHẦN 7. SỬA LỖI SAI (10 điểm)</w:t>
       </w:r>
     </w:p>
     <w:p>
-      <w:r>
+      <w:pPr>
+        <w:keepNext/>
+        <w:shd w:val="clear" w:color="000000" w:fill="auto"/>
+        <w:spacing w:after="80"/>
+        <w:rPr>
+          <w:rFonts w:eastAsiaTheme="majorEastAsia"/>
+          <w:i/>
+          <w:color w:val="000000"/>
+          <w:spacing w:val="-10"/>
+          <w:kern w:val="28"/>
+          <w:sz w:val="22"/>
+          <w:szCs w:val="56"/>
+        </w:rPr>
+      </w:pPr>
+      <w:r>
+        <w:rPr>
+          <w:rFonts w:eastAsiaTheme="majorEastAsia"/>
+          <w:i/>
+          <w:color w:val="000000"/>
+          <w:spacing w:val="-10"/>
+          <w:kern w:val="28"/>
+          <w:sz w:val="22"/>
+          <w:szCs w:val="56"/>
+        </w:rPr>
+        <w:t>Hướng dẫn: Tìm lỗi và viết lại toàn bộ câu cho đúng.</w:t>
+      </w:r>
+    </w:p>
+    <w:p>
+      <w:pPr>
+        <w:keepNext/>
+        <w:shd w:val="clear" w:color="000000" w:fill="auto"/>
+        <w:spacing w:before="120" w:after="60"/>
+        <w:rPr>
+          <w:rFonts w:eastAsiaTheme="majorEastAsia"/>
+          <w:color w:val="000000"/>
+          <w:spacing w:val="-10"/>
+          <w:kern w:val="28"/>
+          <w:sz w:val="22"/>
+          <w:szCs w:val="56"/>
+        </w:rPr>
+      </w:pPr>
+      <w:r>
+        <w:rPr>
+          <w:rFonts w:eastAsiaTheme="majorEastAsia"/>
+          <w:color w:val="000000"/>
+          <w:spacing w:val="-10"/>
+          <w:kern w:val="28"/>
+          <w:sz w:val="22"/>
+          <w:szCs w:val="56"/>
+        </w:rPr>
         <w:t>1. Where you live? → ______________________________</w:t>
       </w:r>
     </w:p>
     <w:p>
-      <w:r>
+      <w:pPr>
+        <w:keepNext/>
+        <w:shd w:val="clear" w:color="000000" w:fill="auto"/>
+        <w:spacing w:before="120" w:after="60"/>
+        <w:rPr>
+          <w:rFonts w:eastAsiaTheme="majorEastAsia"/>
+          <w:color w:val="000000"/>
+          <w:spacing w:val="-10"/>
+          <w:kern w:val="28"/>
+          <w:sz w:val="22"/>
+          <w:szCs w:val="56"/>
+        </w:rPr>
+      </w:pPr>
+      <w:r>
+        <w:rPr>
+          <w:rFonts w:eastAsiaTheme="majorEastAsia"/>
+          <w:color w:val="000000"/>
+          <w:spacing w:val="-10"/>
+          <w:kern w:val="28"/>
+          <w:sz w:val="22"/>
+          <w:szCs w:val="56"/>
+        </w:rPr>
         <w:t>2. What does she wants? → ______________________________</w:t>
       </w:r>
     </w:p>
     <w:p>
-      <w:r>
+      <w:pPr>
+        <w:keepNext/>
+        <w:shd w:val="clear" w:color="000000" w:fill="auto"/>
+        <w:spacing w:before="120" w:after="60"/>
+        <w:rPr>
+          <w:rFonts w:eastAsiaTheme="majorEastAsia"/>
+          <w:color w:val="000000"/>
+          <w:spacing w:val="-10"/>
+          <w:kern w:val="28"/>
+          <w:sz w:val="22"/>
+          <w:szCs w:val="56"/>
+        </w:rPr>
+      </w:pPr>
+      <w:r>
+        <w:rPr>
+          <w:rFonts w:eastAsiaTheme="majorEastAsia"/>
+          <w:color w:val="000000"/>
+          <w:spacing w:val="-10"/>
+          <w:kern w:val="28"/>
+          <w:sz w:val="22"/>
+          <w:szCs w:val="56"/>
+        </w:rPr>
         <w:t>3. When did they arrived? → ______________________________</w:t>
       </w:r>
     </w:p>
     <w:p>
-      <w:r>
+      <w:pPr>
+        <w:keepNext/>
+        <w:shd w:val="clear" w:color="000000" w:fill="auto"/>
+        <w:spacing w:before="120" w:after="60"/>
+        <w:rPr>
+          <w:rFonts w:eastAsiaTheme="majorEastAsia"/>
+          <w:color w:val="000000"/>
+          <w:spacing w:val="-10"/>
+          <w:kern w:val="28"/>
+          <w:sz w:val="22"/>
+          <w:szCs w:val="56"/>
+        </w:rPr>
+      </w:pPr>
+      <w:r>
+        <w:rPr>
+          <w:rFonts w:eastAsiaTheme="majorEastAsia"/>
+          <w:color w:val="000000"/>
+          <w:spacing w:val="-10"/>
+          <w:kern w:val="28"/>
+          <w:sz w:val="22"/>
+          <w:szCs w:val="56"/>
+        </w:rPr>
         <w:t>4. Why you are tired? → ______________________________</w:t>
       </w:r>
     </w:p>
     <w:p>
-      <w:r>
+      <w:pPr>
+        <w:keepNext/>
+        <w:shd w:val="clear" w:color="000000" w:fill="auto"/>
+        <w:spacing w:before="120" w:after="60"/>
+        <w:rPr>
+          <w:rFonts w:eastAsiaTheme="majorEastAsia"/>
+          <w:color w:val="000000"/>
+          <w:spacing w:val="-10"/>
+          <w:kern w:val="28"/>
+          <w:sz w:val="22"/>
+          <w:szCs w:val="56"/>
+        </w:rPr>
+      </w:pPr>
+      <w:r>
+        <w:rPr>
+          <w:rFonts w:eastAsiaTheme="majorEastAsia"/>
+          <w:color w:val="000000"/>
+          <w:spacing w:val="-10"/>
+          <w:kern w:val="28"/>
+          <w:sz w:val="22"/>
+          <w:szCs w:val="56"/>
+        </w:rPr>
         <w:t>5. Where is your parents? → ______________________________</w:t>
       </w:r>
     </w:p>
     <w:p>
-      <w:r>
+      <w:pPr>
+        <w:keepNext/>
+        <w:shd w:val="clear" w:color="000000" w:fill="auto"/>
+        <w:spacing w:before="120" w:after="60"/>
+        <w:rPr>
+          <w:rFonts w:eastAsiaTheme="majorEastAsia"/>
+          <w:color w:val="000000"/>
+          <w:spacing w:val="-10"/>
+          <w:kern w:val="28"/>
+          <w:sz w:val="22"/>
+          <w:szCs w:val="56"/>
+        </w:rPr>
+      </w:pPr>
+      <w:r>
+        <w:rPr>
+          <w:rFonts w:eastAsiaTheme="majorEastAsia"/>
+          <w:color w:val="000000"/>
+          <w:spacing w:val="-10"/>
+          <w:kern w:val="28"/>
+          <w:sz w:val="22"/>
+          <w:szCs w:val="56"/>
+        </w:rPr>
         <w:t>6. Who did call you last night? → ______________________________</w:t>
       </w:r>
     </w:p>
     <w:p>
-      <w:r>
+      <w:pPr>
+        <w:keepNext/>
+        <w:shd w:val="clear" w:color="000000" w:fill="auto"/>
+        <w:spacing w:before="120" w:after="60"/>
+        <w:rPr>
+          <w:rFonts w:eastAsiaTheme="majorEastAsia"/>
+          <w:color w:val="000000"/>
+          <w:spacing w:val="-10"/>
+          <w:kern w:val="28"/>
+          <w:sz w:val="22"/>
+          <w:szCs w:val="56"/>
+        </w:rPr>
+      </w:pPr>
+      <w:r>
+        <w:rPr>
+          <w:rFonts w:eastAsiaTheme="majorEastAsia"/>
+          <w:color w:val="000000"/>
+          <w:spacing w:val="-10"/>
+          <w:kern w:val="28"/>
+          <w:sz w:val="22"/>
+          <w:szCs w:val="56"/>
+        </w:rPr>
         <w:t>7. How many money do you need? → ______________________________</w:t>
       </w:r>
     </w:p>
     <w:p>
-      <w:r>
+      <w:pPr>
+        <w:keepNext/>
+        <w:shd w:val="clear" w:color="000000" w:fill="auto"/>
+        <w:spacing w:before="120" w:after="60"/>
+        <w:rPr>
+          <w:rFonts w:eastAsiaTheme="majorEastAsia"/>
+          <w:color w:val="000000"/>
+          <w:spacing w:val="-10"/>
+          <w:kern w:val="28"/>
+          <w:sz w:val="22"/>
+          <w:szCs w:val="56"/>
+        </w:rPr>
+      </w:pPr>
+      <w:r>
+        <w:rPr>
+          <w:rFonts w:eastAsiaTheme="majorEastAsia"/>
+          <w:color w:val="000000"/>
+          <w:spacing w:val="-10"/>
+          <w:kern w:val="28"/>
+          <w:sz w:val="22"/>
+          <w:szCs w:val="56"/>
+        </w:rPr>
         <w:t>8. What time does the film starts? → ______________________________</w:t>
       </w:r>
     </w:p>
     <w:p>
-      <w:r>
+      <w:pPr>
+        <w:keepNext/>
+        <w:shd w:val="clear" w:color="000000" w:fill="auto"/>
+        <w:spacing w:before="120" w:after="60"/>
+        <w:rPr>
+          <w:rFonts w:eastAsiaTheme="majorEastAsia"/>
+          <w:color w:val="000000"/>
+          <w:spacing w:val="-10"/>
+          <w:kern w:val="28"/>
+          <w:sz w:val="22"/>
+          <w:szCs w:val="56"/>
+        </w:rPr>
+      </w:pPr>
+      <w:r>
+        <w:rPr>
+          <w:rFonts w:eastAsiaTheme="majorEastAsia"/>
+          <w:color w:val="000000"/>
+          <w:spacing w:val="-10"/>
+          <w:kern w:val="28"/>
+          <w:sz w:val="22"/>
+          <w:szCs w:val="56"/>
+        </w:rPr>
         <w:t>9. Whose is this book belong to? → ______________________________</w:t>
       </w:r>
     </w:p>
     <w:p>
-      <w:r>
+      <w:pPr>
+        <w:keepNext/>
+        <w:shd w:val="clear" w:color="000000" w:fill="auto"/>
+        <w:spacing w:before="120" w:after="60"/>
+        <w:rPr>
+          <w:rFonts w:eastAsiaTheme="majorEastAsia"/>
+          <w:color w:val="000000"/>
+          <w:spacing w:val="-10"/>
+          <w:kern w:val="28"/>
+          <w:sz w:val="22"/>
+          <w:szCs w:val="56"/>
+        </w:rPr>
+      </w:pPr>
+      <w:r>
+        <w:rPr>
+          <w:rFonts w:eastAsiaTheme="majorEastAsia"/>
+          <w:color w:val="000000"/>
+          <w:spacing w:val="-10"/>
+          <w:kern w:val="28"/>
+          <w:sz w:val="22"/>
+          <w:szCs w:val="56"/>
+        </w:rPr>
         <w:t>10. How often you go swimming? → ______________________________</w:t>
       </w:r>
     </w:p>
     <w:p>
       <w:pPr>
-        <w:pStyle w:val="Heading1"/>
-      </w:pPr>
-      <w:r>
+        <w:keepNext/>
+        <w:shd w:val="clear" w:color="000000" w:fill="auto"/>
+        <w:spacing w:before="280" w:after="80"/>
+        <w:rPr>
+          <w:rFonts w:eastAsiaTheme="majorEastAsia"/>
+          <w:b/>
+          <w:color w:val="000000"/>
+          <w:spacing w:val="-10"/>
+          <w:kern w:val="28"/>
+          <w:szCs w:val="56"/>
+        </w:rPr>
+      </w:pPr>
+      <w:r>
+        <w:rPr>
+          <w:rFonts w:eastAsiaTheme="majorEastAsia"/>
+          <w:b/>
+          <w:color w:val="000000"/>
+          <w:spacing w:val="-10"/>
+          <w:kern w:val="28"/>
+          <w:szCs w:val="56"/>
+        </w:rPr>
         <w:t>PHẦN 8. DỊCH SANG TIẾNG ANH (10 điểm)</w:t>
       </w:r>
     </w:p>
     <w:p>
-      <w:r>
+      <w:pPr>
+        <w:keepNext/>
+        <w:shd w:val="clear" w:color="000000" w:fill="auto"/>
+        <w:spacing w:after="80"/>
+        <w:rPr>
+          <w:rFonts w:eastAsiaTheme="majorEastAsia"/>
+          <w:i/>
+          <w:color w:val="000000"/>
+          <w:spacing w:val="-10"/>
+          <w:kern w:val="28"/>
+          <w:sz w:val="22"/>
+          <w:szCs w:val="56"/>
+        </w:rPr>
+      </w:pPr>
+      <w:r>
+        <w:rPr>
+          <w:rFonts w:eastAsiaTheme="majorEastAsia"/>
+          <w:i/>
+          <w:color w:val="000000"/>
+          <w:spacing w:val="-10"/>
+          <w:kern w:val="28"/>
+          <w:sz w:val="22"/>
+          <w:szCs w:val="56"/>
+        </w:rPr>
+        <w:t>Hướng dẫn: Dịch từng câu sang tiếng Anh tự nhiên và đúng ngữ pháp.</w:t>
+      </w:r>
+    </w:p>
+    <w:p>
+      <w:pPr>
+        <w:keepNext/>
+        <w:shd w:val="clear" w:color="000000" w:fill="auto"/>
+        <w:spacing w:before="120" w:after="60"/>
+        <w:rPr>
+          <w:rFonts w:eastAsiaTheme="majorEastAsia"/>
+          <w:color w:val="000000"/>
+          <w:spacing w:val="-10"/>
+          <w:kern w:val="28"/>
+          <w:sz w:val="22"/>
+          <w:szCs w:val="56"/>
+        </w:rPr>
+      </w:pPr>
+      <w:r>
+        <w:rPr>
+          <w:rFonts w:eastAsiaTheme="majorEastAsia"/>
+          <w:color w:val="000000"/>
+          <w:spacing w:val="-10"/>
+          <w:kern w:val="28"/>
+          <w:sz w:val="22"/>
+          <w:szCs w:val="56"/>
+        </w:rPr>
         <w:t>1. Bạn sống ở đâu?</w:t>
       </w:r>
     </w:p>
     <w:p>
-      <w:r>
+      <w:pPr>
+        <w:keepNext/>
+        <w:shd w:val="clear" w:color="000000" w:fill="auto"/>
+        <w:spacing w:before="120" w:after="60"/>
+        <w:rPr>
+          <w:rFonts w:eastAsiaTheme="majorEastAsia"/>
+          <w:color w:val="000000"/>
+          <w:spacing w:val="-10"/>
+          <w:kern w:val="28"/>
+          <w:sz w:val="22"/>
+          <w:szCs w:val="56"/>
+        </w:rPr>
+      </w:pPr>
+      <w:r>
+        <w:rPr>
+          <w:rFonts w:eastAsiaTheme="majorEastAsia"/>
+          <w:color w:val="000000"/>
+          <w:spacing w:val="-10"/>
+          <w:kern w:val="28"/>
+          <w:sz w:val="22"/>
+          <w:szCs w:val="56"/>
+        </w:rPr>
         <w:t>2. Tên của bạn là gì?</w:t>
       </w:r>
     </w:p>
     <w:p>
-      <w:r>
+      <w:pPr>
+        <w:keepNext/>
+        <w:shd w:val="clear" w:color="000000" w:fill="auto"/>
+        <w:spacing w:before="120" w:after="60"/>
+        <w:rPr>
+          <w:rFonts w:eastAsiaTheme="majorEastAsia"/>
+          <w:color w:val="000000"/>
+          <w:spacing w:val="-10"/>
+          <w:kern w:val="28"/>
+          <w:sz w:val="22"/>
+          <w:szCs w:val="56"/>
+        </w:rPr>
+      </w:pPr>
+      <w:r>
+        <w:rPr>
+          <w:rFonts w:eastAsiaTheme="majorEastAsia"/>
+          <w:color w:val="000000"/>
+          <w:spacing w:val="-10"/>
+          <w:kern w:val="28"/>
+          <w:sz w:val="22"/>
+          <w:szCs w:val="56"/>
+        </w:rPr>
         <w:t>3. Người phụ nữ kia là ai?</w:t>
       </w:r>
     </w:p>
     <w:p>
-      <w:r>
+      <w:pPr>
+        <w:keepNext/>
+        <w:shd w:val="clear" w:color="000000" w:fill="auto"/>
+        <w:spacing w:before="120" w:after="60"/>
+        <w:rPr>
+          <w:rFonts w:eastAsiaTheme="majorEastAsia"/>
+          <w:color w:val="000000"/>
+          <w:spacing w:val="-10"/>
+          <w:kern w:val="28"/>
+          <w:sz w:val="22"/>
+          <w:szCs w:val="56"/>
+        </w:rPr>
+      </w:pPr>
+      <w:r>
+        <w:rPr>
+          <w:rFonts w:eastAsiaTheme="majorEastAsia"/>
+          <w:color w:val="000000"/>
+          <w:spacing w:val="-10"/>
+          <w:kern w:val="28"/>
+          <w:sz w:val="22"/>
+          <w:szCs w:val="56"/>
+        </w:rPr>
         <w:t>4. Tại sao bạn học tiếng Anh?</w:t>
       </w:r>
     </w:p>
     <w:p>
-      <w:r>
+      <w:pPr>
+        <w:keepNext/>
+        <w:shd w:val="clear" w:color="000000" w:fill="auto"/>
+        <w:spacing w:before="120" w:after="60"/>
+        <w:rPr>
+          <w:rFonts w:eastAsiaTheme="majorEastAsia"/>
+          <w:color w:val="000000"/>
+          <w:spacing w:val="-10"/>
+          <w:kern w:val="28"/>
+          <w:sz w:val="22"/>
+          <w:szCs w:val="56"/>
+        </w:rPr>
+      </w:pPr>
+      <w:r>
+        <w:rPr>
+          <w:rFonts w:eastAsiaTheme="majorEastAsia"/>
+          <w:color w:val="000000"/>
+          <w:spacing w:val="-10"/>
+          <w:kern w:val="28"/>
+          <w:sz w:val="22"/>
+          <w:szCs w:val="56"/>
+        </w:rPr>
         <w:t>5. Lớp học bắt đầu khi nào?</w:t>
       </w:r>
     </w:p>
     <w:p>
-      <w:r>
+      <w:pPr>
+        <w:keepNext/>
+        <w:shd w:val="clear" w:color="000000" w:fill="auto"/>
+        <w:spacing w:before="120" w:after="60"/>
+        <w:rPr>
+          <w:rFonts w:eastAsiaTheme="majorEastAsia"/>
+          <w:color w:val="000000"/>
+          <w:spacing w:val="-10"/>
+          <w:kern w:val="28"/>
+          <w:sz w:val="22"/>
+          <w:szCs w:val="56"/>
+        </w:rPr>
+      </w:pPr>
+      <w:r>
+        <w:rPr>
+          <w:rFonts w:eastAsiaTheme="majorEastAsia"/>
+          <w:color w:val="000000"/>
+          <w:spacing w:val="-10"/>
+          <w:kern w:val="28"/>
+          <w:sz w:val="22"/>
+          <w:szCs w:val="56"/>
+        </w:rPr>
         <w:t>6. Đây là túi của ai?</w:t>
       </w:r>
     </w:p>
     <w:p>
-      <w:r>
+      <w:pPr>
+        <w:keepNext/>
+        <w:shd w:val="clear" w:color="000000" w:fill="auto"/>
+        <w:spacing w:before="120" w:after="60"/>
+        <w:rPr>
+          <w:rFonts w:eastAsiaTheme="majorEastAsia"/>
+          <w:color w:val="000000"/>
+          <w:spacing w:val="-10"/>
+          <w:kern w:val="28"/>
+          <w:sz w:val="22"/>
+          <w:szCs w:val="56"/>
+        </w:rPr>
+      </w:pPr>
+      <w:r>
+        <w:rPr>
+          <w:rFonts w:eastAsiaTheme="majorEastAsia"/>
+          <w:color w:val="000000"/>
+          <w:spacing w:val="-10"/>
+          <w:kern w:val="28"/>
+          <w:sz w:val="22"/>
+          <w:szCs w:val="56"/>
+        </w:rPr>
         <w:t>7. Bạn đi làm bằng cách nào?</w:t>
       </w:r>
     </w:p>
     <w:p>
-      <w:r>
+      <w:pPr>
+        <w:keepNext/>
+        <w:shd w:val="clear" w:color="000000" w:fill="auto"/>
+        <w:spacing w:before="120" w:after="60"/>
+        <w:rPr>
+          <w:rFonts w:eastAsiaTheme="majorEastAsia"/>
+          <w:color w:val="000000"/>
+          <w:spacing w:val="-10"/>
+          <w:kern w:val="28"/>
+          <w:sz w:val="22"/>
+          <w:szCs w:val="56"/>
+        </w:rPr>
+      </w:pPr>
+      <w:r>
+        <w:rPr>
+          <w:rFonts w:eastAsiaTheme="majorEastAsia"/>
+          <w:color w:val="000000"/>
+          <w:spacing w:val="-10"/>
+          <w:kern w:val="28"/>
+          <w:sz w:val="22"/>
+          <w:szCs w:val="56"/>
+        </w:rPr>
         <w:t>8. Bạn có bao nhiêu anh chị em?</w:t>
       </w:r>
     </w:p>
     <w:p>
-      <w:r>
+      <w:pPr>
+        <w:keepNext/>
+        <w:shd w:val="clear" w:color="000000" w:fill="auto"/>
+        <w:spacing w:before="120" w:after="60"/>
+        <w:rPr>
+          <w:rFonts w:eastAsiaTheme="majorEastAsia"/>
+          <w:color w:val="000000"/>
+          <w:spacing w:val="-10"/>
+          <w:kern w:val="28"/>
+          <w:sz w:val="22"/>
+          <w:szCs w:val="56"/>
+        </w:rPr>
+      </w:pPr>
+      <w:r>
+        <w:rPr>
+          <w:rFonts w:eastAsiaTheme="majorEastAsia"/>
+          <w:color w:val="000000"/>
+          <w:spacing w:val="-10"/>
+          <w:kern w:val="28"/>
+          <w:sz w:val="22"/>
+          <w:szCs w:val="56"/>
+        </w:rPr>
         <w:t>9. Chiếc áo này giá bao nhiêu?</w:t>
       </w:r>
     </w:p>
     <w:p>
-      <w:r>
+      <w:pPr>
+        <w:keepNext/>
+        <w:shd w:val="clear" w:color="000000" w:fill="auto"/>
+        <w:spacing w:before="120" w:after="60"/>
+        <w:rPr>
+          <w:rFonts w:eastAsiaTheme="majorEastAsia"/>
+          <w:color w:val="000000"/>
+          <w:spacing w:val="-10"/>
+          <w:kern w:val="28"/>
+          <w:sz w:val="22"/>
+          <w:szCs w:val="56"/>
+        </w:rPr>
+      </w:pPr>
+      <w:r>
+        <w:rPr>
+          <w:rFonts w:eastAsiaTheme="majorEastAsia"/>
+          <w:color w:val="000000"/>
+          <w:spacing w:val="-10"/>
+          <w:kern w:val="28"/>
+          <w:sz w:val="22"/>
+          <w:szCs w:val="56"/>
+        </w:rPr>
         <w:t>10. Ai đã gọi cho bạn tối qua?</w:t>
       </w:r>
     </w:p>
     <w:p>
       <w:pPr>
-        <w:pStyle w:val="Heading1"/>
-      </w:pPr>
-      <w:r>
+        <w:keepNext/>
+        <w:shd w:val="clear" w:color="000000" w:fill="auto"/>
+        <w:spacing w:before="280" w:after="80"/>
+        <w:rPr>
+          <w:rFonts w:eastAsiaTheme="majorEastAsia"/>
+          <w:b/>
+          <w:color w:val="000000"/>
+          <w:spacing w:val="-10"/>
+          <w:kern w:val="28"/>
+          <w:szCs w:val="56"/>
+        </w:rPr>
+      </w:pPr>
+      <w:r>
+        <w:rPr>
+          <w:rFonts w:eastAsiaTheme="majorEastAsia"/>
+          <w:b/>
+          <w:color w:val="000000"/>
+          <w:spacing w:val="-10"/>
+          <w:kern w:val="28"/>
+          <w:szCs w:val="56"/>
+        </w:rPr>
         <w:t>PHẦN 9. ĐỌC HIỂU (10 điểm)</w:t>
       </w:r>
     </w:p>
     <w:p>
-      <w:r>
+      <w:pPr>
+        <w:keepNext/>
+        <w:shd w:val="clear" w:color="000000" w:fill="auto"/>
+        <w:spacing w:after="80"/>
+        <w:rPr>
+          <w:rFonts w:eastAsiaTheme="majorEastAsia"/>
+          <w:i/>
+          <w:color w:val="000000"/>
+          <w:spacing w:val="-10"/>
+          <w:kern w:val="28"/>
+          <w:sz w:val="22"/>
+          <w:szCs w:val="56"/>
+        </w:rPr>
+      </w:pPr>
+      <w:r>
+        <w:rPr>
+          <w:rFonts w:eastAsiaTheme="majorEastAsia"/>
+          <w:i/>
+          <w:color w:val="000000"/>
+          <w:spacing w:val="-10"/>
+          <w:kern w:val="28"/>
+          <w:sz w:val="22"/>
+          <w:szCs w:val="56"/>
+        </w:rPr>
+        <w:t>Hướng dẫn: Đọc đoạn văn, xác định bằng chứng rồi trả lời từng câu hỏi.</w:t>
+      </w:r>
+    </w:p>
+    <w:p>
+      <w:pPr>
+        <w:keepNext/>
+        <w:shd w:val="clear" w:color="000000" w:fill="auto"/>
+        <w:spacing w:before="120" w:after="80"/>
+        <w:rPr>
+          <w:rFonts w:eastAsiaTheme="majorEastAsia"/>
+          <w:b/>
+          <w:color w:val="000000"/>
+          <w:spacing w:val="-10"/>
+          <w:kern w:val="28"/>
+          <w:sz w:val="22"/>
+          <w:szCs w:val="56"/>
+        </w:rPr>
+      </w:pPr>
+      <w:r>
+        <w:rPr>
+          <w:rFonts w:eastAsiaTheme="majorEastAsia"/>
+          <w:b/>
+          <w:color w:val="000000"/>
+          <w:spacing w:val="-10"/>
+          <w:kern w:val="28"/>
+          <w:sz w:val="22"/>
+          <w:szCs w:val="56"/>
+        </w:rPr>
         <w:t>Đọc đoạn văn:</w:t>
       </w:r>
     </w:p>
     <w:p>
-      <w:r>
+      <w:pPr>
+        <w:keepLines/>
+        <w:shd w:val="clear" w:color="000000" w:fill="auto"/>
+        <w:spacing w:after="160"/>
+        <w:rPr>
+          <w:rFonts w:eastAsiaTheme="majorEastAsia"/>
+          <w:color w:val="000000"/>
+          <w:spacing w:val="-10"/>
+          <w:kern w:val="28"/>
+          <w:sz w:val="22"/>
+          <w:szCs w:val="56"/>
+        </w:rPr>
+      </w:pPr>
+      <w:r>
+        <w:rPr>
+          <w:rFonts w:eastAsiaTheme="majorEastAsia"/>
+          <w:color w:val="000000"/>
+          <w:spacing w:val="-10"/>
+          <w:kern w:val="28"/>
+          <w:sz w:val="22"/>
+          <w:szCs w:val="56"/>
+        </w:rPr>
         <w:t>Anna is a new student at Green School. She comes from Australia and lives with her aunt in Hanoi. She goes to school by bus every morning. Her classes start at 8 a.m. She studies English because she wants to become a translator. Her favorite teacher is Mr. Nam because his lessons are interesting. After school, Anna usually plays badminton with Mai in the school yard.</w:t>
       </w:r>
     </w:p>
     <w:p>
-      <w:r>
+      <w:pPr>
+        <w:keepNext/>
+        <w:shd w:val="clear" w:color="000000" w:fill="auto"/>
+        <w:spacing w:before="120" w:after="80"/>
+        <w:rPr>
+          <w:rFonts w:eastAsiaTheme="majorEastAsia"/>
+          <w:b/>
+          <w:color w:val="000000"/>
+          <w:spacing w:val="-10"/>
+          <w:kern w:val="28"/>
+          <w:sz w:val="22"/>
+          <w:szCs w:val="56"/>
+        </w:rPr>
+      </w:pPr>
+      <w:r>
+        <w:rPr>
+          <w:rFonts w:eastAsiaTheme="majorEastAsia"/>
+          <w:b/>
+          <w:color w:val="000000"/>
+          <w:spacing w:val="-10"/>
+          <w:kern w:val="28"/>
+          <w:sz w:val="22"/>
+          <w:szCs w:val="56"/>
+        </w:rPr>
         <w:t>Trả lời câu hỏi:</w:t>
       </w:r>
     </w:p>
     <w:p>
-      <w:r>
+      <w:pPr>
+        <w:keepNext/>
+        <w:shd w:val="clear" w:color="000000" w:fill="auto"/>
+        <w:spacing w:before="120" w:after="60"/>
+        <w:rPr>
+          <w:rFonts w:eastAsiaTheme="majorEastAsia"/>
+          <w:color w:val="000000"/>
+          <w:spacing w:val="-10"/>
+          <w:kern w:val="28"/>
+          <w:sz w:val="22"/>
+          <w:szCs w:val="56"/>
+        </w:rPr>
+      </w:pPr>
+      <w:r>
+        <w:rPr>
+          <w:rFonts w:eastAsiaTheme="majorEastAsia"/>
+          <w:color w:val="000000"/>
+          <w:spacing w:val="-10"/>
+          <w:kern w:val="28"/>
+          <w:sz w:val="22"/>
+          <w:szCs w:val="56"/>
+        </w:rPr>
         <w:t>1. Who is Anna?</w:t>
       </w:r>
     </w:p>
     <w:p>
-      <w:r>
+      <w:pPr>
+        <w:keepNext/>
+        <w:shd w:val="clear" w:color="000000" w:fill="auto"/>
+        <w:spacing w:before="120" w:after="60"/>
+        <w:rPr>
+          <w:rFonts w:eastAsiaTheme="majorEastAsia"/>
+          <w:color w:val="000000"/>
+          <w:spacing w:val="-10"/>
+          <w:kern w:val="28"/>
+          <w:sz w:val="22"/>
+          <w:szCs w:val="56"/>
+        </w:rPr>
+      </w:pPr>
+      <w:r>
+        <w:rPr>
+          <w:rFonts w:eastAsiaTheme="majorEastAsia"/>
+          <w:color w:val="000000"/>
+          <w:spacing w:val="-10"/>
+          <w:kern w:val="28"/>
+          <w:sz w:val="22"/>
+          <w:szCs w:val="56"/>
+        </w:rPr>
         <w:t>2. Where does she come from?</w:t>
       </w:r>
     </w:p>
     <w:p>
-      <w:r>
+      <w:pPr>
+        <w:keepNext/>
+        <w:shd w:val="clear" w:color="000000" w:fill="auto"/>
+        <w:spacing w:before="120" w:after="60"/>
+        <w:rPr>
+          <w:rFonts w:eastAsiaTheme="majorEastAsia"/>
+          <w:color w:val="000000"/>
+          <w:spacing w:val="-10"/>
+          <w:kern w:val="28"/>
+          <w:sz w:val="22"/>
+          <w:szCs w:val="56"/>
+        </w:rPr>
+      </w:pPr>
+      <w:r>
+        <w:rPr>
+          <w:rFonts w:eastAsiaTheme="majorEastAsia"/>
+          <w:color w:val="000000"/>
+          <w:spacing w:val="-10"/>
+          <w:kern w:val="28"/>
+          <w:sz w:val="22"/>
+          <w:szCs w:val="56"/>
+        </w:rPr>
         <w:t>3. Who does she live with?</w:t>
       </w:r>
     </w:p>
     <w:p>
-      <w:r>
+      <w:pPr>
+        <w:keepNext/>
+        <w:shd w:val="clear" w:color="000000" w:fill="auto"/>
+        <w:spacing w:before="120" w:after="60"/>
+        <w:rPr>
+          <w:rFonts w:eastAsiaTheme="majorEastAsia"/>
+          <w:color w:val="000000"/>
+          <w:spacing w:val="-10"/>
+          <w:kern w:val="28"/>
+          <w:sz w:val="22"/>
+          <w:szCs w:val="56"/>
+        </w:rPr>
+      </w:pPr>
+      <w:r>
+        <w:rPr>
+          <w:rFonts w:eastAsiaTheme="majorEastAsia"/>
+          <w:color w:val="000000"/>
+          <w:spacing w:val="-10"/>
+          <w:kern w:val="28"/>
+          <w:sz w:val="22"/>
+          <w:szCs w:val="56"/>
+        </w:rPr>
         <w:t>4. Where does she live?</w:t>
       </w:r>
     </w:p>
     <w:p>
-      <w:r>
+      <w:pPr>
+        <w:keepNext/>
+        <w:shd w:val="clear" w:color="000000" w:fill="auto"/>
+        <w:spacing w:before="120" w:after="60"/>
+        <w:rPr>
+          <w:rFonts w:eastAsiaTheme="majorEastAsia"/>
+          <w:color w:val="000000"/>
+          <w:spacing w:val="-10"/>
+          <w:kern w:val="28"/>
+          <w:sz w:val="22"/>
+          <w:szCs w:val="56"/>
+        </w:rPr>
+      </w:pPr>
+      <w:r>
+        <w:rPr>
+          <w:rFonts w:eastAsiaTheme="majorEastAsia"/>
+          <w:color w:val="000000"/>
+          <w:spacing w:val="-10"/>
+          <w:kern w:val="28"/>
+          <w:sz w:val="22"/>
+          <w:szCs w:val="56"/>
+        </w:rPr>
         <w:t>5. How does she go to school?</w:t>
       </w:r>
     </w:p>
     <w:p>
-      <w:r>
+      <w:pPr>
+        <w:keepNext/>
+        <w:shd w:val="clear" w:color="000000" w:fill="auto"/>
+        <w:spacing w:before="120" w:after="60"/>
+        <w:rPr>
+          <w:rFonts w:eastAsiaTheme="majorEastAsia"/>
+          <w:color w:val="000000"/>
+          <w:spacing w:val="-10"/>
+          <w:kern w:val="28"/>
+          <w:sz w:val="22"/>
+          <w:szCs w:val="56"/>
+        </w:rPr>
+      </w:pPr>
+      <w:r>
+        <w:rPr>
+          <w:rFonts w:eastAsiaTheme="majorEastAsia"/>
+          <w:color w:val="000000"/>
+          <w:spacing w:val="-10"/>
+          <w:kern w:val="28"/>
+          <w:sz w:val="22"/>
+          <w:szCs w:val="56"/>
+        </w:rPr>
         <w:t>6. When do her classes start?</w:t>
       </w:r>
     </w:p>
     <w:p>
-      <w:r>
+      <w:pPr>
+        <w:keepNext/>
+        <w:shd w:val="clear" w:color="000000" w:fill="auto"/>
+        <w:spacing w:before="120" w:after="60"/>
+        <w:rPr>
+          <w:rFonts w:eastAsiaTheme="majorEastAsia"/>
+          <w:color w:val="000000"/>
+          <w:spacing w:val="-10"/>
+          <w:kern w:val="28"/>
+          <w:sz w:val="22"/>
+          <w:szCs w:val="56"/>
+        </w:rPr>
+      </w:pPr>
+      <w:r>
+        <w:rPr>
+          <w:rFonts w:eastAsiaTheme="majorEastAsia"/>
+          <w:color w:val="000000"/>
+          <w:spacing w:val="-10"/>
+          <w:kern w:val="28"/>
+          <w:sz w:val="22"/>
+          <w:szCs w:val="56"/>
+        </w:rPr>
         <w:t>7. Why does she study English?</w:t>
       </w:r>
     </w:p>
     <w:p>
-      <w:r>
+      <w:pPr>
+        <w:keepNext/>
+        <w:shd w:val="clear" w:color="000000" w:fill="auto"/>
+        <w:spacing w:before="120" w:after="60"/>
+        <w:rPr>
+          <w:rFonts w:eastAsiaTheme="majorEastAsia"/>
+          <w:color w:val="000000"/>
+          <w:spacing w:val="-10"/>
+          <w:kern w:val="28"/>
+          <w:sz w:val="22"/>
+          <w:szCs w:val="56"/>
+        </w:rPr>
+      </w:pPr>
+      <w:r>
+        <w:rPr>
+          <w:rFonts w:eastAsiaTheme="majorEastAsia"/>
+          <w:color w:val="000000"/>
+          <w:spacing w:val="-10"/>
+          <w:kern w:val="28"/>
+          <w:sz w:val="22"/>
+          <w:szCs w:val="56"/>
+        </w:rPr>
         <w:t>8. Who is her favorite teacher?</w:t>
       </w:r>
     </w:p>
     <w:p>
-      <w:r>
+      <w:pPr>
+        <w:keepNext/>
+        <w:shd w:val="clear" w:color="000000" w:fill="auto"/>
+        <w:spacing w:before="120" w:after="60"/>
+        <w:rPr>
+          <w:rFonts w:eastAsiaTheme="majorEastAsia"/>
+          <w:color w:val="000000"/>
+          <w:spacing w:val="-10"/>
+          <w:kern w:val="28"/>
+          <w:sz w:val="22"/>
+          <w:szCs w:val="56"/>
+        </w:rPr>
+      </w:pPr>
+      <w:r>
+        <w:rPr>
+          <w:rFonts w:eastAsiaTheme="majorEastAsia"/>
+          <w:color w:val="000000"/>
+          <w:spacing w:val="-10"/>
+          <w:kern w:val="28"/>
+          <w:sz w:val="22"/>
+          <w:szCs w:val="56"/>
+        </w:rPr>
         <w:t>9. Why does she like his lessons?</w:t>
       </w:r>
     </w:p>
     <w:p>
-      <w:r>
+      <w:pPr>
+        <w:keepNext/>
+        <w:shd w:val="clear" w:color="000000" w:fill="auto"/>
+        <w:spacing w:before="120" w:after="60"/>
+        <w:rPr>
+          <w:rFonts w:eastAsiaTheme="majorEastAsia"/>
+          <w:color w:val="000000"/>
+          <w:spacing w:val="-10"/>
+          <w:kern w:val="28"/>
+          <w:sz w:val="22"/>
+          <w:szCs w:val="56"/>
+        </w:rPr>
+      </w:pPr>
+      <w:r>
+        <w:rPr>
+          <w:rFonts w:eastAsiaTheme="majorEastAsia"/>
+          <w:color w:val="000000"/>
+          <w:spacing w:val="-10"/>
+          <w:kern w:val="28"/>
+          <w:sz w:val="22"/>
+          <w:szCs w:val="56"/>
+        </w:rPr>
         <w:t>10. What does she do after school?</w:t>
       </w:r>
     </w:p>
     <w:p>
       <w:pPr>
-        <w:pStyle w:val="Heading1"/>
-      </w:pPr>
-      <w:r>
+        <w:keepNext/>
+        <w:shd w:val="clear" w:color="000000" w:fill="auto"/>
+        <w:spacing w:before="280" w:after="80"/>
+        <w:rPr>
+          <w:rFonts w:eastAsiaTheme="majorEastAsia"/>
+          <w:b/>
+          <w:color w:val="000000"/>
+          <w:spacing w:val="-10"/>
+          <w:kern w:val="28"/>
+          <w:szCs w:val="56"/>
+        </w:rPr>
+      </w:pPr>
+      <w:r>
+        <w:rPr>
+          <w:rFonts w:eastAsiaTheme="majorEastAsia"/>
+          <w:b/>
+          <w:color w:val="000000"/>
+          <w:spacing w:val="-10"/>
+          <w:kern w:val="28"/>
+          <w:szCs w:val="56"/>
+        </w:rPr>
         <w:t>PHẦN 10. VIẾT CÂU HỎI PHÙ HỢP VỚI CÂU TRẢ LỜI (10 điểm)</w:t>
       </w:r>
     </w:p>
     <w:p>
-      <w:r>
+      <w:pPr>
+        <w:keepNext/>
+        <w:shd w:val="clear" w:color="000000" w:fill="auto"/>
+        <w:spacing w:after="80"/>
+        <w:rPr>
+          <w:rFonts w:eastAsiaTheme="majorEastAsia"/>
+          <w:i/>
+          <w:color w:val="000000"/>
+          <w:spacing w:val="-10"/>
+          <w:kern w:val="28"/>
+          <w:sz w:val="22"/>
+          <w:szCs w:val="56"/>
+        </w:rPr>
+      </w:pPr>
+      <w:r>
+        <w:rPr>
+          <w:rFonts w:eastAsiaTheme="majorEastAsia"/>
+          <w:i/>
+          <w:color w:val="000000"/>
+          <w:spacing w:val="-10"/>
+          <w:kern w:val="28"/>
+          <w:sz w:val="22"/>
+          <w:szCs w:val="56"/>
+        </w:rPr>
+        <w:t>Hướng dẫn: Viết câu hoàn chỉnh hoặc câu hỏi phù hợp với dữ kiện đã cho.</w:t>
+      </w:r>
+    </w:p>
+    <w:p>
+      <w:pPr>
+        <w:keepNext/>
+        <w:shd w:val="clear" w:color="000000" w:fill="auto"/>
+        <w:spacing w:before="120" w:after="60"/>
+        <w:rPr>
+          <w:rFonts w:eastAsiaTheme="majorEastAsia"/>
+          <w:color w:val="000000"/>
+          <w:spacing w:val="-10"/>
+          <w:kern w:val="28"/>
+          <w:sz w:val="22"/>
+          <w:szCs w:val="56"/>
+        </w:rPr>
+      </w:pPr>
+      <w:r>
+        <w:rPr>
+          <w:rFonts w:eastAsiaTheme="majorEastAsia"/>
+          <w:color w:val="000000"/>
+          <w:spacing w:val="-10"/>
+          <w:kern w:val="28"/>
+          <w:sz w:val="22"/>
+          <w:szCs w:val="56"/>
+        </w:rPr>
         <w:t>1. ______________________________? – My name is Hoa.</w:t>
       </w:r>
     </w:p>
     <w:p>
-      <w:r>
+      <w:pPr>
+        <w:keepNext/>
+        <w:shd w:val="clear" w:color="000000" w:fill="auto"/>
+        <w:spacing w:before="120" w:after="60"/>
+        <w:rPr>
+          <w:rFonts w:eastAsiaTheme="majorEastAsia"/>
+          <w:color w:val="000000"/>
+          <w:spacing w:val="-10"/>
+          <w:kern w:val="28"/>
+          <w:sz w:val="22"/>
+          <w:szCs w:val="56"/>
+        </w:rPr>
+      </w:pPr>
+      <w:r>
+        <w:rPr>
+          <w:rFonts w:eastAsiaTheme="majorEastAsia"/>
+          <w:color w:val="000000"/>
+          <w:spacing w:val="-10"/>
+          <w:kern w:val="28"/>
+          <w:sz w:val="22"/>
+          <w:szCs w:val="56"/>
+        </w:rPr>
         <w:t>2. ______________________________? – I live in Hue.</w:t>
       </w:r>
     </w:p>
     <w:p>
-      <w:r>
+      <w:pPr>
+        <w:keepNext/>
+        <w:shd w:val="clear" w:color="000000" w:fill="auto"/>
+        <w:spacing w:before="120" w:after="60"/>
+        <w:rPr>
+          <w:rFonts w:eastAsiaTheme="majorEastAsia"/>
+          <w:color w:val="000000"/>
+          <w:spacing w:val="-10"/>
+          <w:kern w:val="28"/>
+          <w:sz w:val="22"/>
+          <w:szCs w:val="56"/>
+        </w:rPr>
+      </w:pPr>
+      <w:r>
+        <w:rPr>
+          <w:rFonts w:eastAsiaTheme="majorEastAsia"/>
+          <w:color w:val="000000"/>
+          <w:spacing w:val="-10"/>
+          <w:kern w:val="28"/>
+          <w:sz w:val="22"/>
+          <w:szCs w:val="56"/>
+        </w:rPr>
         <w:t>3. ______________________________? – I go to work by bus.</w:t>
       </w:r>
     </w:p>
     <w:p>
-      <w:r>
+      <w:pPr>
+        <w:keepNext/>
+        <w:shd w:val="clear" w:color="000000" w:fill="auto"/>
+        <w:spacing w:before="120" w:after="60"/>
+        <w:rPr>
+          <w:rFonts w:eastAsiaTheme="majorEastAsia"/>
+          <w:color w:val="000000"/>
+          <w:spacing w:val="-10"/>
+          <w:kern w:val="28"/>
+          <w:sz w:val="22"/>
+          <w:szCs w:val="56"/>
+        </w:rPr>
+      </w:pPr>
+      <w:r>
+        <w:rPr>
+          <w:rFonts w:eastAsiaTheme="majorEastAsia"/>
+          <w:color w:val="000000"/>
+          <w:spacing w:val="-10"/>
+          <w:kern w:val="28"/>
+          <w:sz w:val="22"/>
+          <w:szCs w:val="56"/>
+        </w:rPr>
         <w:t>4. ______________________________? – The meeting is on Monday.</w:t>
       </w:r>
     </w:p>
     <w:p>
-      <w:r>
+      <w:pPr>
+        <w:keepNext/>
+        <w:shd w:val="clear" w:color="000000" w:fill="auto"/>
+        <w:spacing w:before="120" w:after="60"/>
+        <w:rPr>
+          <w:rFonts w:eastAsiaTheme="majorEastAsia"/>
+          <w:color w:val="000000"/>
+          <w:spacing w:val="-10"/>
+          <w:kern w:val="28"/>
+          <w:sz w:val="22"/>
+          <w:szCs w:val="56"/>
+        </w:rPr>
+      </w:pPr>
+      <w:r>
+        <w:rPr>
+          <w:rFonts w:eastAsiaTheme="majorEastAsia"/>
+          <w:color w:val="000000"/>
+          <w:spacing w:val="-10"/>
+          <w:kern w:val="28"/>
+          <w:sz w:val="22"/>
+          <w:szCs w:val="56"/>
+        </w:rPr>
         <w:t>5. ______________________________? – Because I am sick.</w:t>
       </w:r>
     </w:p>
     <w:p>
-      <w:r>
+      <w:pPr>
+        <w:keepNext/>
+        <w:shd w:val="clear" w:color="000000" w:fill="auto"/>
+        <w:spacing w:before="120" w:after="60"/>
+        <w:rPr>
+          <w:rFonts w:eastAsiaTheme="majorEastAsia"/>
+          <w:color w:val="000000"/>
+          <w:spacing w:val="-10"/>
+          <w:kern w:val="28"/>
+          <w:sz w:val="22"/>
+          <w:szCs w:val="56"/>
+        </w:rPr>
+      </w:pPr>
+      <w:r>
+        <w:rPr>
+          <w:rFonts w:eastAsiaTheme="majorEastAsia"/>
+          <w:color w:val="000000"/>
+          <w:spacing w:val="-10"/>
+          <w:kern w:val="28"/>
+          <w:sz w:val="22"/>
+          <w:szCs w:val="56"/>
+        </w:rPr>
         <w:t>6. ______________________________? – That is my brother.</w:t>
       </w:r>
     </w:p>
     <w:p>
-      <w:r>
+      <w:pPr>
+        <w:keepNext/>
+        <w:shd w:val="clear" w:color="000000" w:fill="auto"/>
+        <w:spacing w:before="120" w:after="60"/>
+        <w:rPr>
+          <w:rFonts w:eastAsiaTheme="majorEastAsia"/>
+          <w:color w:val="000000"/>
+          <w:spacing w:val="-10"/>
+          <w:kern w:val="28"/>
+          <w:sz w:val="22"/>
+          <w:szCs w:val="56"/>
+        </w:rPr>
+      </w:pPr>
+      <w:r>
+        <w:rPr>
+          <w:rFonts w:eastAsiaTheme="majorEastAsia"/>
+          <w:color w:val="000000"/>
+          <w:spacing w:val="-10"/>
+          <w:kern w:val="28"/>
+          <w:sz w:val="22"/>
+          <w:szCs w:val="56"/>
+        </w:rPr>
         <w:t>7. ______________________________? – This is Minh's pen.</w:t>
       </w:r>
     </w:p>
     <w:p>
-      <w:r>
+      <w:pPr>
+        <w:keepNext/>
+        <w:shd w:val="clear" w:color="000000" w:fill="auto"/>
+        <w:spacing w:before="120" w:after="60"/>
+        <w:rPr>
+          <w:rFonts w:eastAsiaTheme="majorEastAsia"/>
+          <w:color w:val="000000"/>
+          <w:spacing w:val="-10"/>
+          <w:kern w:val="28"/>
+          <w:sz w:val="22"/>
+          <w:szCs w:val="56"/>
+        </w:rPr>
+      </w:pPr>
+      <w:r>
+        <w:rPr>
+          <w:rFonts w:eastAsiaTheme="majorEastAsia"/>
+          <w:color w:val="000000"/>
+          <w:spacing w:val="-10"/>
+          <w:kern w:val="28"/>
+          <w:sz w:val="22"/>
+          <w:szCs w:val="56"/>
+        </w:rPr>
         <w:t>8. ______________________________? – I have three sisters.</w:t>
       </w:r>
     </w:p>
     <w:p>
-      <w:r>
+      <w:pPr>
+        <w:keepNext/>
+        <w:shd w:val="clear" w:color="000000" w:fill="auto"/>
+        <w:spacing w:before="120" w:after="60"/>
+        <w:rPr>
+          <w:rFonts w:eastAsiaTheme="majorEastAsia"/>
+          <w:color w:val="000000"/>
+          <w:spacing w:val="-10"/>
+          <w:kern w:val="28"/>
+          <w:sz w:val="22"/>
+          <w:szCs w:val="56"/>
+        </w:rPr>
+      </w:pPr>
+      <w:r>
+        <w:rPr>
+          <w:rFonts w:eastAsiaTheme="majorEastAsia"/>
+          <w:color w:val="000000"/>
+          <w:spacing w:val="-10"/>
+          <w:kern w:val="28"/>
+          <w:sz w:val="22"/>
+          <w:szCs w:val="56"/>
+        </w:rPr>
         <w:t>9. ______________________________? – I exercise every day.</w:t>
       </w:r>
     </w:p>
     <w:p>
-      <w:r>
+      <w:pPr>
+        <w:keepNext/>
+        <w:shd w:val="clear" w:color="000000" w:fill="auto"/>
+        <w:spacing w:before="120" w:after="60"/>
+        <w:rPr>
+          <w:rFonts w:eastAsiaTheme="majorEastAsia"/>
+          <w:color w:val="000000"/>
+          <w:spacing w:val="-10"/>
+          <w:kern w:val="28"/>
+          <w:sz w:val="22"/>
+          <w:szCs w:val="56"/>
+        </w:rPr>
+      </w:pPr>
+      <w:r>
+        <w:rPr>
+          <w:rFonts w:eastAsiaTheme="majorEastAsia"/>
+          <w:color w:val="000000"/>
+          <w:spacing w:val="-10"/>
+          <w:kern w:val="28"/>
+          <w:sz w:val="22"/>
+          <w:szCs w:val="56"/>
+        </w:rPr>
         <w:t>10. ______________________________? – The bag is 400,000 dong.</w:t>
       </w:r>
     </w:p>
     <w:p>
       <w:pPr>
-        <w:spacing w:after="160"/>
-      </w:pPr>
-      <w:r>
-        <w:br w:type="page"/>
-      </w:r>
-    </w:p>
-    <w:p>
-      <w:pPr>
-        <w:pStyle w:val="Title"/>
+        <w:keepNext/>
+        <w:pageBreakBefore/>
+        <w:shd w:val="clear" w:color="000000" w:fill="auto"/>
+        <w:spacing w:before="240" w:after="80"/>
         <w:jc w:val="center"/>
         <w:rPr>
-          <w:rFonts w:ascii="Arial" w:hAnsi="Arial" w:cs="Arial"/>
+          <w:rFonts w:eastAsiaTheme="majorEastAsia"/>
           <w:b/>
-          <w:sz w:val="32"/>
-        </w:rPr>
-      </w:pPr>
-      <w:r>
-        <w:rPr>
-          <w:rFonts w:ascii="Arial" w:hAnsi="Arial" w:cs="Arial"/>
+          <w:color w:val="000000"/>
+          <w:spacing w:val="-10"/>
+          <w:kern w:val="28"/>
+          <w:sz w:val="30"/>
+          <w:szCs w:val="56"/>
+        </w:rPr>
+      </w:pPr>
+      <w:r>
+        <w:rPr>
+          <w:rFonts w:eastAsiaTheme="majorEastAsia"/>
           <w:b/>
-          <w:sz w:val="32"/>
+          <w:color w:val="000000"/>
+          <w:spacing w:val="-10"/>
+          <w:kern w:val="28"/>
+          <w:sz w:val="30"/>
+          <w:szCs w:val="56"/>
         </w:rPr>
         <w:t>ĐÁP ÁN</w:t>
       </w:r>
     </w:p>
     <w:p>
       <w:pPr>
-        <w:pStyle w:val="Title"/>
+        <w:keepNext/>
+        <w:pageBreakBefore/>
+        <w:shd w:val="clear" w:color="000000" w:fill="auto"/>
+        <w:spacing w:after="240"/>
         <w:jc w:val="center"/>
         <w:rPr>
-          <w:rFonts w:ascii="Arial" w:hAnsi="Arial" w:cs="Arial"/>
+          <w:rFonts w:eastAsiaTheme="majorEastAsia"/>
           <w:b/>
-          <w:sz w:val="36"/>
-        </w:rPr>
-      </w:pPr>
-      <w:r>
-        <w:rPr>
-          <w:rFonts w:ascii="Arial" w:hAnsi="Arial" w:cs="Arial"/>
+          <w:color w:val="000000"/>
+          <w:spacing w:val="-10"/>
+          <w:kern w:val="28"/>
+          <w:sz w:val="30"/>
+          <w:szCs w:val="56"/>
+        </w:rPr>
+      </w:pPr>
+      <w:r>
+        <w:rPr>
+          <w:rFonts w:eastAsiaTheme="majorEastAsia"/>
           <w:b/>
-          <w:sz w:val="36"/>
-        </w:rPr>
-        <w:t>BÀI TẬP NGÀY 33 – CÂU HỎI WH-</w:t>
-      </w:r>
-    </w:p>
-    <w:p>
-      <w:pPr>
-        <w:pStyle w:val="Heading1"/>
-      </w:pPr>
-      <w:r>
+          <w:color w:val="000000"/>
+          <w:spacing w:val="-10"/>
+          <w:kern w:val="28"/>
+          <w:sz w:val="30"/>
+          <w:szCs w:val="56"/>
+        </w:rPr>
         <w:t>PHẦN 1</w:t>
       </w:r>
     </w:p>
     <w:p>
-      <w:r>
-        <w:t>1. A</w:t>
-      </w:r>
-    </w:p>
-    <w:p>
-      <w:r>
-        <w:t>2. B</w:t>
-      </w:r>
-    </w:p>
-    <w:p>
-      <w:r>
-        <w:t>3. A</w:t>
-      </w:r>
-    </w:p>
-    <w:p>
-      <w:r>
-        <w:t>4. C</w:t>
-      </w:r>
-    </w:p>
-    <w:p>
-      <w:r>
-        <w:t>5. A</w:t>
-      </w:r>
-    </w:p>
-    <w:p>
-      <w:r>
-        <w:t>6. B</w:t>
-      </w:r>
-    </w:p>
-    <w:p>
-      <w:r>
-        <w:t>7. A</w:t>
-      </w:r>
-    </w:p>
-    <w:p>
-      <w:r>
-        <w:t>8. B</w:t>
-      </w:r>
-    </w:p>
-    <w:p>
-      <w:r>
-        <w:t>9. B</w:t>
-      </w:r>
-    </w:p>
-    <w:p>
-      <w:r>
-        <w:t>10. A</w:t>
-      </w:r>
-    </w:p>
-    <w:p>
-      <w:pPr>
-        <w:pStyle w:val="Heading1"/>
-      </w:pPr>
-      <w:r>
+      <w:pPr>
+        <w:shd w:val="clear" w:color="000000" w:fill="auto"/>
+        <w:spacing w:after="160"/>
+        <w:ind w:left="198"/>
+        <w:rPr>
+          <w:rFonts w:eastAsiaTheme="majorEastAsia"/>
+          <w:color w:val="000000"/>
+          <w:spacing w:val="-10"/>
+          <w:kern w:val="28"/>
+          <w:sz w:val="22"/>
+          <w:szCs w:val="56"/>
+        </w:rPr>
+      </w:pPr>
+      <w:r>
+        <w:rPr>
+          <w:rFonts w:eastAsiaTheme="majorEastAsia"/>
+          <w:color w:val="000000"/>
+          <w:spacing w:val="-10"/>
+          <w:kern w:val="28"/>
+          <w:sz w:val="22"/>
+          <w:szCs w:val="56"/>
+        </w:rPr>
+        <w:t>Câu 1: A</w:t>
+      </w:r>
+    </w:p>
+    <w:p>
+      <w:pPr>
+        <w:shd w:val="clear" w:color="000000" w:fill="auto"/>
+        <w:spacing w:after="160"/>
+        <w:ind w:left="198"/>
+        <w:rPr>
+          <w:rFonts w:eastAsiaTheme="majorEastAsia"/>
+          <w:color w:val="000000"/>
+          <w:spacing w:val="-10"/>
+          <w:kern w:val="28"/>
+          <w:sz w:val="22"/>
+          <w:szCs w:val="56"/>
+        </w:rPr>
+      </w:pPr>
+      <w:r>
+        <w:rPr>
+          <w:rFonts w:eastAsiaTheme="majorEastAsia"/>
+          <w:color w:val="000000"/>
+          <w:spacing w:val="-10"/>
+          <w:kern w:val="28"/>
+          <w:sz w:val="22"/>
+          <w:szCs w:val="56"/>
+        </w:rPr>
+        <w:t>Câu 2: B</w:t>
+      </w:r>
+    </w:p>
+    <w:p>
+      <w:pPr>
+        <w:shd w:val="clear" w:color="000000" w:fill="auto"/>
+        <w:spacing w:after="160"/>
+        <w:ind w:left="198"/>
+        <w:rPr>
+          <w:rFonts w:eastAsiaTheme="majorEastAsia"/>
+          <w:color w:val="000000"/>
+          <w:spacing w:val="-10"/>
+          <w:kern w:val="28"/>
+          <w:sz w:val="22"/>
+          <w:szCs w:val="56"/>
+        </w:rPr>
+      </w:pPr>
+      <w:r>
+        <w:rPr>
+          <w:rFonts w:eastAsiaTheme="majorEastAsia"/>
+          <w:color w:val="000000"/>
+          <w:spacing w:val="-10"/>
+          <w:kern w:val="28"/>
+          <w:sz w:val="22"/>
+          <w:szCs w:val="56"/>
+        </w:rPr>
+        <w:t>Câu 3: A</w:t>
+      </w:r>
+    </w:p>
+    <w:p>
+      <w:pPr>
+        <w:shd w:val="clear" w:color="000000" w:fill="auto"/>
+        <w:spacing w:after="160"/>
+        <w:ind w:left="198"/>
+        <w:rPr>
+          <w:rFonts w:eastAsiaTheme="majorEastAsia"/>
+          <w:color w:val="000000"/>
+          <w:spacing w:val="-10"/>
+          <w:kern w:val="28"/>
+          <w:sz w:val="22"/>
+          <w:szCs w:val="56"/>
+        </w:rPr>
+      </w:pPr>
+      <w:r>
+        <w:rPr>
+          <w:rFonts w:eastAsiaTheme="majorEastAsia"/>
+          <w:color w:val="000000"/>
+          <w:spacing w:val="-10"/>
+          <w:kern w:val="28"/>
+          <w:sz w:val="22"/>
+          <w:szCs w:val="56"/>
+        </w:rPr>
+        <w:t>Câu 4: C</w:t>
+      </w:r>
+    </w:p>
+    <w:p>
+      <w:pPr>
+        <w:shd w:val="clear" w:color="000000" w:fill="auto"/>
+        <w:spacing w:after="160"/>
+        <w:ind w:left="198"/>
+        <w:rPr>
+          <w:rFonts w:eastAsiaTheme="majorEastAsia"/>
+          <w:color w:val="000000"/>
+          <w:spacing w:val="-10"/>
+          <w:kern w:val="28"/>
+          <w:sz w:val="22"/>
+          <w:szCs w:val="56"/>
+        </w:rPr>
+      </w:pPr>
+      <w:r>
+        <w:rPr>
+          <w:rFonts w:eastAsiaTheme="majorEastAsia"/>
+          <w:color w:val="000000"/>
+          <w:spacing w:val="-10"/>
+          <w:kern w:val="28"/>
+          <w:sz w:val="22"/>
+          <w:szCs w:val="56"/>
+        </w:rPr>
+        <w:t>Câu 5: A</w:t>
+      </w:r>
+    </w:p>
+    <w:p>
+      <w:pPr>
+        <w:shd w:val="clear" w:color="000000" w:fill="auto"/>
+        <w:spacing w:after="160"/>
+        <w:ind w:left="198"/>
+        <w:rPr>
+          <w:rFonts w:eastAsiaTheme="majorEastAsia"/>
+          <w:color w:val="000000"/>
+          <w:spacing w:val="-10"/>
+          <w:kern w:val="28"/>
+          <w:sz w:val="22"/>
+          <w:szCs w:val="56"/>
+        </w:rPr>
+      </w:pPr>
+      <w:r>
+        <w:rPr>
+          <w:rFonts w:eastAsiaTheme="majorEastAsia"/>
+          <w:color w:val="000000"/>
+          <w:spacing w:val="-10"/>
+          <w:kern w:val="28"/>
+          <w:sz w:val="22"/>
+          <w:szCs w:val="56"/>
+        </w:rPr>
+        <w:t>Câu 6: B</w:t>
+      </w:r>
+    </w:p>
+    <w:p>
+      <w:pPr>
+        <w:shd w:val="clear" w:color="000000" w:fill="auto"/>
+        <w:spacing w:after="160"/>
+        <w:ind w:left="198"/>
+        <w:rPr>
+          <w:rFonts w:eastAsiaTheme="majorEastAsia"/>
+          <w:color w:val="000000"/>
+          <w:spacing w:val="-10"/>
+          <w:kern w:val="28"/>
+          <w:sz w:val="22"/>
+          <w:szCs w:val="56"/>
+        </w:rPr>
+      </w:pPr>
+      <w:r>
+        <w:rPr>
+          <w:rFonts w:eastAsiaTheme="majorEastAsia"/>
+          <w:color w:val="000000"/>
+          <w:spacing w:val="-10"/>
+          <w:kern w:val="28"/>
+          <w:sz w:val="22"/>
+          <w:szCs w:val="56"/>
+        </w:rPr>
+        <w:t>Câu 7: A</w:t>
+      </w:r>
+    </w:p>
+    <w:p>
+      <w:pPr>
+        <w:shd w:val="clear" w:color="000000" w:fill="auto"/>
+        <w:spacing w:after="160"/>
+        <w:ind w:left="198"/>
+        <w:rPr>
+          <w:rFonts w:eastAsiaTheme="majorEastAsia"/>
+          <w:color w:val="000000"/>
+          <w:spacing w:val="-10"/>
+          <w:kern w:val="28"/>
+          <w:sz w:val="22"/>
+          <w:szCs w:val="56"/>
+        </w:rPr>
+      </w:pPr>
+      <w:r>
+        <w:rPr>
+          <w:rFonts w:eastAsiaTheme="majorEastAsia"/>
+          <w:color w:val="000000"/>
+          <w:spacing w:val="-10"/>
+          <w:kern w:val="28"/>
+          <w:sz w:val="22"/>
+          <w:szCs w:val="56"/>
+        </w:rPr>
+        <w:t>Câu 8: B</w:t>
+      </w:r>
+    </w:p>
+    <w:p>
+      <w:pPr>
+        <w:shd w:val="clear" w:color="000000" w:fill="auto"/>
+        <w:spacing w:after="160"/>
+        <w:ind w:left="198"/>
+        <w:rPr>
+          <w:rFonts w:eastAsiaTheme="majorEastAsia"/>
+          <w:color w:val="000000"/>
+          <w:spacing w:val="-10"/>
+          <w:kern w:val="28"/>
+          <w:sz w:val="22"/>
+          <w:szCs w:val="56"/>
+        </w:rPr>
+      </w:pPr>
+      <w:r>
+        <w:rPr>
+          <w:rFonts w:eastAsiaTheme="majorEastAsia"/>
+          <w:color w:val="000000"/>
+          <w:spacing w:val="-10"/>
+          <w:kern w:val="28"/>
+          <w:sz w:val="22"/>
+          <w:szCs w:val="56"/>
+        </w:rPr>
+        <w:t>Câu 9: B</w:t>
+      </w:r>
+    </w:p>
+    <w:p>
+      <w:pPr>
+        <w:shd w:val="clear" w:color="000000" w:fill="auto"/>
+        <w:spacing w:after="160"/>
+        <w:ind w:left="198"/>
+        <w:rPr>
+          <w:rFonts w:eastAsiaTheme="majorEastAsia"/>
+          <w:color w:val="000000"/>
+          <w:spacing w:val="-10"/>
+          <w:kern w:val="28"/>
+          <w:sz w:val="22"/>
+          <w:szCs w:val="56"/>
+        </w:rPr>
+      </w:pPr>
+      <w:r>
+        <w:rPr>
+          <w:rFonts w:eastAsiaTheme="majorEastAsia"/>
+          <w:color w:val="000000"/>
+          <w:spacing w:val="-10"/>
+          <w:kern w:val="28"/>
+          <w:sz w:val="22"/>
+          <w:szCs w:val="56"/>
+        </w:rPr>
+        <w:t>Câu 10: A</w:t>
+      </w:r>
+    </w:p>
+    <w:p>
+      <w:pPr>
+        <w:keepNext/>
+        <w:shd w:val="clear" w:color="000000" w:fill="auto"/>
+        <w:spacing w:before="240" w:after="80"/>
+        <w:rPr>
+          <w:rFonts w:eastAsiaTheme="majorEastAsia"/>
+          <w:b/>
+          <w:color w:val="000000"/>
+          <w:spacing w:val="-10"/>
+          <w:kern w:val="28"/>
+          <w:sz w:val="22"/>
+          <w:szCs w:val="56"/>
+        </w:rPr>
+      </w:pPr>
+      <w:r>
+        <w:rPr>
+          <w:rFonts w:eastAsiaTheme="majorEastAsia"/>
+          <w:b/>
+          <w:color w:val="000000"/>
+          <w:spacing w:val="-10"/>
+          <w:kern w:val="28"/>
+          <w:sz w:val="22"/>
+          <w:szCs w:val="56"/>
+        </w:rPr>
         <w:t>PHẦN 2</w:t>
       </w:r>
     </w:p>
     <w:p>
-      <w:r>
-        <w:t>1. Who</w:t>
-      </w:r>
-    </w:p>
-    <w:p>
-      <w:r>
-        <w:t>2. When</w:t>
-      </w:r>
-    </w:p>
-    <w:p>
-      <w:r>
-        <w:t>3. Where</w:t>
-      </w:r>
-    </w:p>
-    <w:p>
-      <w:r>
-        <w:t>4. Why</w:t>
-      </w:r>
-    </w:p>
-    <w:p>
-      <w:r>
-        <w:t>5. How</w:t>
-      </w:r>
-    </w:p>
-    <w:p>
-      <w:r>
-        <w:t>6. Whose</w:t>
-      </w:r>
-    </w:p>
-    <w:p>
-      <w:r>
-        <w:t>7. What</w:t>
-      </w:r>
-    </w:p>
-    <w:p>
-      <w:r>
-        <w:t>8. Which</w:t>
-      </w:r>
-    </w:p>
-    <w:p>
-      <w:r>
-        <w:t>9. Who</w:t>
-      </w:r>
-    </w:p>
-    <w:p>
-      <w:r>
-        <w:t>10. When</w:t>
-      </w:r>
-    </w:p>
-    <w:p>
-      <w:pPr>
-        <w:pStyle w:val="Heading1"/>
-      </w:pPr>
-      <w:r>
+      <w:pPr>
+        <w:shd w:val="clear" w:color="000000" w:fill="auto"/>
+        <w:spacing w:after="160"/>
+        <w:ind w:left="198"/>
+        <w:rPr>
+          <w:rFonts w:eastAsiaTheme="majorEastAsia"/>
+          <w:color w:val="000000"/>
+          <w:spacing w:val="-10"/>
+          <w:kern w:val="28"/>
+          <w:sz w:val="22"/>
+          <w:szCs w:val="56"/>
+        </w:rPr>
+      </w:pPr>
+      <w:r>
+        <w:rPr>
+          <w:rFonts w:eastAsiaTheme="majorEastAsia"/>
+          <w:color w:val="000000"/>
+          <w:spacing w:val="-10"/>
+          <w:kern w:val="28"/>
+          <w:sz w:val="22"/>
+          <w:szCs w:val="56"/>
+        </w:rPr>
+        <w:t>Câu 1: Who</w:t>
+      </w:r>
+    </w:p>
+    <w:p>
+      <w:pPr>
+        <w:shd w:val="clear" w:color="000000" w:fill="auto"/>
+        <w:spacing w:after="160"/>
+        <w:ind w:left="198"/>
+        <w:rPr>
+          <w:rFonts w:eastAsiaTheme="majorEastAsia"/>
+          <w:color w:val="000000"/>
+          <w:spacing w:val="-10"/>
+          <w:kern w:val="28"/>
+          <w:sz w:val="22"/>
+          <w:szCs w:val="56"/>
+        </w:rPr>
+      </w:pPr>
+      <w:r>
+        <w:rPr>
+          <w:rFonts w:eastAsiaTheme="majorEastAsia"/>
+          <w:color w:val="000000"/>
+          <w:spacing w:val="-10"/>
+          <w:kern w:val="28"/>
+          <w:sz w:val="22"/>
+          <w:szCs w:val="56"/>
+        </w:rPr>
+        <w:t>Câu 2: When</w:t>
+      </w:r>
+    </w:p>
+    <w:p>
+      <w:pPr>
+        <w:shd w:val="clear" w:color="000000" w:fill="auto"/>
+        <w:spacing w:after="160"/>
+        <w:ind w:left="198"/>
+        <w:rPr>
+          <w:rFonts w:eastAsiaTheme="majorEastAsia"/>
+          <w:color w:val="000000"/>
+          <w:spacing w:val="-10"/>
+          <w:kern w:val="28"/>
+          <w:sz w:val="22"/>
+          <w:szCs w:val="56"/>
+        </w:rPr>
+      </w:pPr>
+      <w:r>
+        <w:rPr>
+          <w:rFonts w:eastAsiaTheme="majorEastAsia"/>
+          <w:color w:val="000000"/>
+          <w:spacing w:val="-10"/>
+          <w:kern w:val="28"/>
+          <w:sz w:val="22"/>
+          <w:szCs w:val="56"/>
+        </w:rPr>
+        <w:t>Câu 3: Where</w:t>
+      </w:r>
+    </w:p>
+    <w:p>
+      <w:pPr>
+        <w:shd w:val="clear" w:color="000000" w:fill="auto"/>
+        <w:spacing w:after="160"/>
+        <w:ind w:left="198"/>
+        <w:rPr>
+          <w:rFonts w:eastAsiaTheme="majorEastAsia"/>
+          <w:color w:val="000000"/>
+          <w:spacing w:val="-10"/>
+          <w:kern w:val="28"/>
+          <w:sz w:val="22"/>
+          <w:szCs w:val="56"/>
+        </w:rPr>
+      </w:pPr>
+      <w:r>
+        <w:rPr>
+          <w:rFonts w:eastAsiaTheme="majorEastAsia"/>
+          <w:color w:val="000000"/>
+          <w:spacing w:val="-10"/>
+          <w:kern w:val="28"/>
+          <w:sz w:val="22"/>
+          <w:szCs w:val="56"/>
+        </w:rPr>
+        <w:t>Câu 4: Why</w:t>
+      </w:r>
+    </w:p>
+    <w:p>
+      <w:pPr>
+        <w:shd w:val="clear" w:color="000000" w:fill="auto"/>
+        <w:spacing w:after="160"/>
+        <w:ind w:left="198"/>
+        <w:rPr>
+          <w:rFonts w:eastAsiaTheme="majorEastAsia"/>
+          <w:color w:val="000000"/>
+          <w:spacing w:val="-10"/>
+          <w:kern w:val="28"/>
+          <w:sz w:val="22"/>
+          <w:szCs w:val="56"/>
+        </w:rPr>
+      </w:pPr>
+      <w:r>
+        <w:rPr>
+          <w:rFonts w:eastAsiaTheme="majorEastAsia"/>
+          <w:color w:val="000000"/>
+          <w:spacing w:val="-10"/>
+          <w:kern w:val="28"/>
+          <w:sz w:val="22"/>
+          <w:szCs w:val="56"/>
+        </w:rPr>
+        <w:t>Câu 5: How</w:t>
+      </w:r>
+    </w:p>
+    <w:p>
+      <w:pPr>
+        <w:shd w:val="clear" w:color="000000" w:fill="auto"/>
+        <w:spacing w:after="160"/>
+        <w:ind w:left="198"/>
+        <w:rPr>
+          <w:rFonts w:eastAsiaTheme="majorEastAsia"/>
+          <w:color w:val="000000"/>
+          <w:spacing w:val="-10"/>
+          <w:kern w:val="28"/>
+          <w:sz w:val="22"/>
+          <w:szCs w:val="56"/>
+        </w:rPr>
+      </w:pPr>
+      <w:r>
+        <w:rPr>
+          <w:rFonts w:eastAsiaTheme="majorEastAsia"/>
+          <w:color w:val="000000"/>
+          <w:spacing w:val="-10"/>
+          <w:kern w:val="28"/>
+          <w:sz w:val="22"/>
+          <w:szCs w:val="56"/>
+        </w:rPr>
+        <w:t>Câu 6: Whose</w:t>
+      </w:r>
+    </w:p>
+    <w:p>
+      <w:pPr>
+        <w:shd w:val="clear" w:color="000000" w:fill="auto"/>
+        <w:spacing w:after="160"/>
+        <w:ind w:left="198"/>
+        <w:rPr>
+          <w:rFonts w:eastAsiaTheme="majorEastAsia"/>
+          <w:color w:val="000000"/>
+          <w:spacing w:val="-10"/>
+          <w:kern w:val="28"/>
+          <w:sz w:val="22"/>
+          <w:szCs w:val="56"/>
+        </w:rPr>
+      </w:pPr>
+      <w:r>
+        <w:rPr>
+          <w:rFonts w:eastAsiaTheme="majorEastAsia"/>
+          <w:color w:val="000000"/>
+          <w:spacing w:val="-10"/>
+          <w:kern w:val="28"/>
+          <w:sz w:val="22"/>
+          <w:szCs w:val="56"/>
+        </w:rPr>
+        <w:t>Câu 7: What</w:t>
+      </w:r>
+    </w:p>
+    <w:p>
+      <w:pPr>
+        <w:shd w:val="clear" w:color="000000" w:fill="auto"/>
+        <w:spacing w:after="160"/>
+        <w:ind w:left="198"/>
+        <w:rPr>
+          <w:rFonts w:eastAsiaTheme="majorEastAsia"/>
+          <w:color w:val="000000"/>
+          <w:spacing w:val="-10"/>
+          <w:kern w:val="28"/>
+          <w:sz w:val="22"/>
+          <w:szCs w:val="56"/>
+        </w:rPr>
+      </w:pPr>
+      <w:r>
+        <w:rPr>
+          <w:rFonts w:eastAsiaTheme="majorEastAsia"/>
+          <w:color w:val="000000"/>
+          <w:spacing w:val="-10"/>
+          <w:kern w:val="28"/>
+          <w:sz w:val="22"/>
+          <w:szCs w:val="56"/>
+        </w:rPr>
+        <w:t>Câu 8: Which</w:t>
+      </w:r>
+    </w:p>
+    <w:p>
+      <w:pPr>
+        <w:shd w:val="clear" w:color="000000" w:fill="auto"/>
+        <w:spacing w:after="160"/>
+        <w:ind w:left="198"/>
+        <w:rPr>
+          <w:rFonts w:eastAsiaTheme="majorEastAsia"/>
+          <w:color w:val="000000"/>
+          <w:spacing w:val="-10"/>
+          <w:kern w:val="28"/>
+          <w:sz w:val="22"/>
+          <w:szCs w:val="56"/>
+        </w:rPr>
+      </w:pPr>
+      <w:r>
+        <w:rPr>
+          <w:rFonts w:eastAsiaTheme="majorEastAsia"/>
+          <w:color w:val="000000"/>
+          <w:spacing w:val="-10"/>
+          <w:kern w:val="28"/>
+          <w:sz w:val="22"/>
+          <w:szCs w:val="56"/>
+        </w:rPr>
+        <w:t>Câu 9: Who</w:t>
+      </w:r>
+    </w:p>
+    <w:p>
+      <w:pPr>
+        <w:shd w:val="clear" w:color="000000" w:fill="auto"/>
+        <w:spacing w:after="160"/>
+        <w:ind w:left="198"/>
+        <w:rPr>
+          <w:rFonts w:eastAsiaTheme="majorEastAsia"/>
+          <w:color w:val="000000"/>
+          <w:spacing w:val="-10"/>
+          <w:kern w:val="28"/>
+          <w:sz w:val="22"/>
+          <w:szCs w:val="56"/>
+        </w:rPr>
+      </w:pPr>
+      <w:r>
+        <w:rPr>
+          <w:rFonts w:eastAsiaTheme="majorEastAsia"/>
+          <w:color w:val="000000"/>
+          <w:spacing w:val="-10"/>
+          <w:kern w:val="28"/>
+          <w:sz w:val="22"/>
+          <w:szCs w:val="56"/>
+        </w:rPr>
+        <w:t>Câu 10: When</w:t>
+      </w:r>
+    </w:p>
+    <w:p>
+      <w:pPr>
+        <w:keepNext/>
+        <w:shd w:val="clear" w:color="000000" w:fill="auto"/>
+        <w:spacing w:before="240" w:after="80"/>
+        <w:rPr>
+          <w:rFonts w:eastAsiaTheme="majorEastAsia"/>
+          <w:b/>
+          <w:color w:val="000000"/>
+          <w:spacing w:val="-10"/>
+          <w:kern w:val="28"/>
+          <w:sz w:val="22"/>
+          <w:szCs w:val="56"/>
+        </w:rPr>
+      </w:pPr>
+      <w:r>
+        <w:rPr>
+          <w:rFonts w:eastAsiaTheme="majorEastAsia"/>
+          <w:b/>
+          <w:color w:val="000000"/>
+          <w:spacing w:val="-10"/>
+          <w:kern w:val="28"/>
+          <w:sz w:val="22"/>
+          <w:szCs w:val="56"/>
+        </w:rPr>
         <w:t>PHẦN 3</w:t>
       </w:r>
     </w:p>
     <w:p>
-      <w:r>
-        <w:t>1. do</w:t>
-      </w:r>
-    </w:p>
-    <w:p>
-      <w:r>
-        <w:t>2. does</w:t>
-      </w:r>
-    </w:p>
-    <w:p>
-      <w:r>
-        <w:t>3. did</w:t>
-      </w:r>
-    </w:p>
-    <w:p>
-      <w:r>
-        <w:t>4. are</w:t>
-      </w:r>
-    </w:p>
-    <w:p>
-      <w:r>
-        <w:t>5. does</w:t>
-      </w:r>
-    </w:p>
-    <w:p>
-      <w:r>
-        <w:t>6. is</w:t>
-      </w:r>
-    </w:p>
-    <w:p>
-      <w:r>
-        <w:t>7. did</w:t>
-      </w:r>
-    </w:p>
-    <w:p>
-      <w:r>
-        <w:t>8. is</w:t>
-      </w:r>
-    </w:p>
-    <w:p>
-      <w:r>
-        <w:t>9. does</w:t>
-      </w:r>
-    </w:p>
-    <w:p>
-      <w:r>
-        <w:t>10. are</w:t>
-      </w:r>
-    </w:p>
-    <w:p>
-      <w:pPr>
-        <w:pStyle w:val="Heading1"/>
-      </w:pPr>
-      <w:r>
+      <w:pPr>
+        <w:shd w:val="clear" w:color="000000" w:fill="auto"/>
+        <w:spacing w:after="160"/>
+        <w:ind w:left="198"/>
+        <w:rPr>
+          <w:rFonts w:eastAsiaTheme="majorEastAsia"/>
+          <w:color w:val="000000"/>
+          <w:spacing w:val="-10"/>
+          <w:kern w:val="28"/>
+          <w:sz w:val="22"/>
+          <w:szCs w:val="56"/>
+        </w:rPr>
+      </w:pPr>
+      <w:r>
+        <w:rPr>
+          <w:rFonts w:eastAsiaTheme="majorEastAsia"/>
+          <w:color w:val="000000"/>
+          <w:spacing w:val="-10"/>
+          <w:kern w:val="28"/>
+          <w:sz w:val="22"/>
+          <w:szCs w:val="56"/>
+        </w:rPr>
+        <w:t>Câu 1: do</w:t>
+      </w:r>
+    </w:p>
+    <w:p>
+      <w:pPr>
+        <w:shd w:val="clear" w:color="000000" w:fill="auto"/>
+        <w:spacing w:after="160"/>
+        <w:ind w:left="198"/>
+        <w:rPr>
+          <w:rFonts w:eastAsiaTheme="majorEastAsia"/>
+          <w:color w:val="000000"/>
+          <w:spacing w:val="-10"/>
+          <w:kern w:val="28"/>
+          <w:sz w:val="22"/>
+          <w:szCs w:val="56"/>
+        </w:rPr>
+      </w:pPr>
+      <w:r>
+        <w:rPr>
+          <w:rFonts w:eastAsiaTheme="majorEastAsia"/>
+          <w:color w:val="000000"/>
+          <w:spacing w:val="-10"/>
+          <w:kern w:val="28"/>
+          <w:sz w:val="22"/>
+          <w:szCs w:val="56"/>
+        </w:rPr>
+        <w:t>Câu 2: does</w:t>
+      </w:r>
+    </w:p>
+    <w:p>
+      <w:pPr>
+        <w:shd w:val="clear" w:color="000000" w:fill="auto"/>
+        <w:spacing w:after="160"/>
+        <w:ind w:left="198"/>
+        <w:rPr>
+          <w:rFonts w:eastAsiaTheme="majorEastAsia"/>
+          <w:color w:val="000000"/>
+          <w:spacing w:val="-10"/>
+          <w:kern w:val="28"/>
+          <w:sz w:val="22"/>
+          <w:szCs w:val="56"/>
+        </w:rPr>
+      </w:pPr>
+      <w:r>
+        <w:rPr>
+          <w:rFonts w:eastAsiaTheme="majorEastAsia"/>
+          <w:color w:val="000000"/>
+          <w:spacing w:val="-10"/>
+          <w:kern w:val="28"/>
+          <w:sz w:val="22"/>
+          <w:szCs w:val="56"/>
+        </w:rPr>
+        <w:t>Câu 3: did</w:t>
+      </w:r>
+    </w:p>
+    <w:p>
+      <w:pPr>
+        <w:shd w:val="clear" w:color="000000" w:fill="auto"/>
+        <w:spacing w:after="160"/>
+        <w:ind w:left="198"/>
+        <w:rPr>
+          <w:rFonts w:eastAsiaTheme="majorEastAsia"/>
+          <w:color w:val="000000"/>
+          <w:spacing w:val="-10"/>
+          <w:kern w:val="28"/>
+          <w:sz w:val="22"/>
+          <w:szCs w:val="56"/>
+        </w:rPr>
+      </w:pPr>
+      <w:r>
+        <w:rPr>
+          <w:rFonts w:eastAsiaTheme="majorEastAsia"/>
+          <w:color w:val="000000"/>
+          <w:spacing w:val="-10"/>
+          <w:kern w:val="28"/>
+          <w:sz w:val="22"/>
+          <w:szCs w:val="56"/>
+        </w:rPr>
+        <w:t>Câu 4: are</w:t>
+      </w:r>
+    </w:p>
+    <w:p>
+      <w:pPr>
+        <w:shd w:val="clear" w:color="000000" w:fill="auto"/>
+        <w:spacing w:after="160"/>
+        <w:ind w:left="198"/>
+        <w:rPr>
+          <w:rFonts w:eastAsiaTheme="majorEastAsia"/>
+          <w:color w:val="000000"/>
+          <w:spacing w:val="-10"/>
+          <w:kern w:val="28"/>
+          <w:sz w:val="22"/>
+          <w:szCs w:val="56"/>
+        </w:rPr>
+      </w:pPr>
+      <w:r>
+        <w:rPr>
+          <w:rFonts w:eastAsiaTheme="majorEastAsia"/>
+          <w:color w:val="000000"/>
+          <w:spacing w:val="-10"/>
+          <w:kern w:val="28"/>
+          <w:sz w:val="22"/>
+          <w:szCs w:val="56"/>
+        </w:rPr>
+        <w:t>Câu 5: does</w:t>
+      </w:r>
+    </w:p>
+    <w:p>
+      <w:pPr>
+        <w:shd w:val="clear" w:color="000000" w:fill="auto"/>
+        <w:spacing w:after="160"/>
+        <w:ind w:left="198"/>
+        <w:rPr>
+          <w:rFonts w:eastAsiaTheme="majorEastAsia"/>
+          <w:color w:val="000000"/>
+          <w:spacing w:val="-10"/>
+          <w:kern w:val="28"/>
+          <w:sz w:val="22"/>
+          <w:szCs w:val="56"/>
+        </w:rPr>
+      </w:pPr>
+      <w:r>
+        <w:rPr>
+          <w:rFonts w:eastAsiaTheme="majorEastAsia"/>
+          <w:color w:val="000000"/>
+          <w:spacing w:val="-10"/>
+          <w:kern w:val="28"/>
+          <w:sz w:val="22"/>
+          <w:szCs w:val="56"/>
+        </w:rPr>
+        <w:t>Câu 6: is</w:t>
+      </w:r>
+    </w:p>
+    <w:p>
+      <w:pPr>
+        <w:shd w:val="clear" w:color="000000" w:fill="auto"/>
+        <w:spacing w:after="160"/>
+        <w:ind w:left="198"/>
+        <w:rPr>
+          <w:rFonts w:eastAsiaTheme="majorEastAsia"/>
+          <w:color w:val="000000"/>
+          <w:spacing w:val="-10"/>
+          <w:kern w:val="28"/>
+          <w:sz w:val="22"/>
+          <w:szCs w:val="56"/>
+        </w:rPr>
+      </w:pPr>
+      <w:r>
+        <w:rPr>
+          <w:rFonts w:eastAsiaTheme="majorEastAsia"/>
+          <w:color w:val="000000"/>
+          <w:spacing w:val="-10"/>
+          <w:kern w:val="28"/>
+          <w:sz w:val="22"/>
+          <w:szCs w:val="56"/>
+        </w:rPr>
+        <w:t>Câu 7: did</w:t>
+      </w:r>
+    </w:p>
+    <w:p>
+      <w:pPr>
+        <w:shd w:val="clear" w:color="000000" w:fill="auto"/>
+        <w:spacing w:after="160"/>
+        <w:ind w:left="198"/>
+        <w:rPr>
+          <w:rFonts w:eastAsiaTheme="majorEastAsia"/>
+          <w:color w:val="000000"/>
+          <w:spacing w:val="-10"/>
+          <w:kern w:val="28"/>
+          <w:sz w:val="22"/>
+          <w:szCs w:val="56"/>
+        </w:rPr>
+      </w:pPr>
+      <w:r>
+        <w:rPr>
+          <w:rFonts w:eastAsiaTheme="majorEastAsia"/>
+          <w:color w:val="000000"/>
+          <w:spacing w:val="-10"/>
+          <w:kern w:val="28"/>
+          <w:sz w:val="22"/>
+          <w:szCs w:val="56"/>
+        </w:rPr>
+        <w:t>Câu 8: is</w:t>
+      </w:r>
+    </w:p>
+    <w:p>
+      <w:pPr>
+        <w:shd w:val="clear" w:color="000000" w:fill="auto"/>
+        <w:spacing w:after="160"/>
+        <w:ind w:left="198"/>
+        <w:rPr>
+          <w:rFonts w:eastAsiaTheme="majorEastAsia"/>
+          <w:color w:val="000000"/>
+          <w:spacing w:val="-10"/>
+          <w:kern w:val="28"/>
+          <w:sz w:val="22"/>
+          <w:szCs w:val="56"/>
+        </w:rPr>
+      </w:pPr>
+      <w:r>
+        <w:rPr>
+          <w:rFonts w:eastAsiaTheme="majorEastAsia"/>
+          <w:color w:val="000000"/>
+          <w:spacing w:val="-10"/>
+          <w:kern w:val="28"/>
+          <w:sz w:val="22"/>
+          <w:szCs w:val="56"/>
+        </w:rPr>
+        <w:t>Câu 9: does</w:t>
+      </w:r>
+    </w:p>
+    <w:p>
+      <w:pPr>
+        <w:shd w:val="clear" w:color="000000" w:fill="auto"/>
+        <w:spacing w:after="160"/>
+        <w:ind w:left="198"/>
+        <w:rPr>
+          <w:rFonts w:eastAsiaTheme="majorEastAsia"/>
+          <w:color w:val="000000"/>
+          <w:spacing w:val="-10"/>
+          <w:kern w:val="28"/>
+          <w:sz w:val="22"/>
+          <w:szCs w:val="56"/>
+        </w:rPr>
+      </w:pPr>
+      <w:r>
+        <w:rPr>
+          <w:rFonts w:eastAsiaTheme="majorEastAsia"/>
+          <w:color w:val="000000"/>
+          <w:spacing w:val="-10"/>
+          <w:kern w:val="28"/>
+          <w:sz w:val="22"/>
+          <w:szCs w:val="56"/>
+        </w:rPr>
+        <w:t>Câu 10: are</w:t>
+      </w:r>
+    </w:p>
+    <w:p>
+      <w:pPr>
+        <w:keepNext/>
+        <w:shd w:val="clear" w:color="000000" w:fill="auto"/>
+        <w:spacing w:before="240" w:after="80"/>
+        <w:rPr>
+          <w:rFonts w:eastAsiaTheme="majorEastAsia"/>
+          <w:b/>
+          <w:color w:val="000000"/>
+          <w:spacing w:val="-10"/>
+          <w:kern w:val="28"/>
+          <w:sz w:val="22"/>
+          <w:szCs w:val="56"/>
+        </w:rPr>
+      </w:pPr>
+      <w:r>
+        <w:rPr>
+          <w:rFonts w:eastAsiaTheme="majorEastAsia"/>
+          <w:b/>
+          <w:color w:val="000000"/>
+          <w:spacing w:val="-10"/>
+          <w:kern w:val="28"/>
+          <w:sz w:val="22"/>
+          <w:szCs w:val="56"/>
+        </w:rPr>
         <w:t>PHẦN 4</w:t>
       </w:r>
     </w:p>
     <w:p>
-      <w:r>
-        <w:t>1. Where do you live?</w:t>
-      </w:r>
-    </w:p>
-    <w:p>
-      <w:r>
-        <w:t>2. What is your name?</w:t>
-      </w:r>
-    </w:p>
-    <w:p>
-      <w:r>
-        <w:t>3. Why is she crying?</w:t>
-      </w:r>
-    </w:p>
-    <w:p>
-      <w:r>
-        <w:t>4. When did they arrive?</w:t>
-      </w:r>
-    </w:p>
-    <w:p>
-      <w:r>
-        <w:t>5. What does he want?</w:t>
-      </w:r>
-    </w:p>
-    <w:p>
-      <w:r>
-        <w:t>6. Whose coat is this?</w:t>
-      </w:r>
-    </w:p>
-    <w:p>
-      <w:r>
-        <w:t>7. Where can we meet?</w:t>
-      </w:r>
-    </w:p>
-    <w:p>
-      <w:r>
-        <w:t>8. How many students are there?</w:t>
-      </w:r>
-    </w:p>
-    <w:p>
-      <w:r>
-        <w:t>9. Who called you last night?</w:t>
-      </w:r>
-    </w:p>
-    <w:p>
-      <w:r>
-        <w:t>10. How often do you study English?</w:t>
-      </w:r>
-    </w:p>
-    <w:p>
-      <w:pPr>
-        <w:pStyle w:val="Heading1"/>
-      </w:pPr>
-      <w:r>
+      <w:pPr>
+        <w:shd w:val="clear" w:color="000000" w:fill="auto"/>
+        <w:spacing w:after="160"/>
+        <w:ind w:left="198"/>
+        <w:rPr>
+          <w:rFonts w:eastAsiaTheme="majorEastAsia"/>
+          <w:color w:val="000000"/>
+          <w:spacing w:val="-10"/>
+          <w:kern w:val="28"/>
+          <w:sz w:val="22"/>
+          <w:szCs w:val="56"/>
+        </w:rPr>
+      </w:pPr>
+      <w:r>
+        <w:rPr>
+          <w:rFonts w:eastAsiaTheme="majorEastAsia"/>
+          <w:color w:val="000000"/>
+          <w:spacing w:val="-10"/>
+          <w:kern w:val="28"/>
+          <w:sz w:val="22"/>
+          <w:szCs w:val="56"/>
+        </w:rPr>
+        <w:t>Câu 1: Where do you live?</w:t>
+      </w:r>
+    </w:p>
+    <w:p>
+      <w:pPr>
+        <w:shd w:val="clear" w:color="000000" w:fill="auto"/>
+        <w:spacing w:after="160"/>
+        <w:ind w:left="198"/>
+        <w:rPr>
+          <w:rFonts w:eastAsiaTheme="majorEastAsia"/>
+          <w:color w:val="000000"/>
+          <w:spacing w:val="-10"/>
+          <w:kern w:val="28"/>
+          <w:sz w:val="22"/>
+          <w:szCs w:val="56"/>
+        </w:rPr>
+      </w:pPr>
+      <w:r>
+        <w:rPr>
+          <w:rFonts w:eastAsiaTheme="majorEastAsia"/>
+          <w:color w:val="000000"/>
+          <w:spacing w:val="-10"/>
+          <w:kern w:val="28"/>
+          <w:sz w:val="22"/>
+          <w:szCs w:val="56"/>
+        </w:rPr>
+        <w:t>Câu 2: What is your name?</w:t>
+      </w:r>
+    </w:p>
+    <w:p>
+      <w:pPr>
+        <w:shd w:val="clear" w:color="000000" w:fill="auto"/>
+        <w:spacing w:after="160"/>
+        <w:ind w:left="198"/>
+        <w:rPr>
+          <w:rFonts w:eastAsiaTheme="majorEastAsia"/>
+          <w:color w:val="000000"/>
+          <w:spacing w:val="-10"/>
+          <w:kern w:val="28"/>
+          <w:sz w:val="22"/>
+          <w:szCs w:val="56"/>
+        </w:rPr>
+      </w:pPr>
+      <w:r>
+        <w:rPr>
+          <w:rFonts w:eastAsiaTheme="majorEastAsia"/>
+          <w:color w:val="000000"/>
+          <w:spacing w:val="-10"/>
+          <w:kern w:val="28"/>
+          <w:sz w:val="22"/>
+          <w:szCs w:val="56"/>
+        </w:rPr>
+        <w:t>Câu 3: Why is she crying?</w:t>
+      </w:r>
+    </w:p>
+    <w:p>
+      <w:pPr>
+        <w:shd w:val="clear" w:color="000000" w:fill="auto"/>
+        <w:spacing w:after="160"/>
+        <w:ind w:left="198"/>
+        <w:rPr>
+          <w:rFonts w:eastAsiaTheme="majorEastAsia"/>
+          <w:color w:val="000000"/>
+          <w:spacing w:val="-10"/>
+          <w:kern w:val="28"/>
+          <w:sz w:val="22"/>
+          <w:szCs w:val="56"/>
+        </w:rPr>
+      </w:pPr>
+      <w:r>
+        <w:rPr>
+          <w:rFonts w:eastAsiaTheme="majorEastAsia"/>
+          <w:color w:val="000000"/>
+          <w:spacing w:val="-10"/>
+          <w:kern w:val="28"/>
+          <w:sz w:val="22"/>
+          <w:szCs w:val="56"/>
+        </w:rPr>
+        <w:t>Câu 4: When did they arrive?</w:t>
+      </w:r>
+    </w:p>
+    <w:p>
+      <w:pPr>
+        <w:shd w:val="clear" w:color="000000" w:fill="auto"/>
+        <w:spacing w:after="160"/>
+        <w:ind w:left="198"/>
+        <w:rPr>
+          <w:rFonts w:eastAsiaTheme="majorEastAsia"/>
+          <w:color w:val="000000"/>
+          <w:spacing w:val="-10"/>
+          <w:kern w:val="28"/>
+          <w:sz w:val="22"/>
+          <w:szCs w:val="56"/>
+        </w:rPr>
+      </w:pPr>
+      <w:r>
+        <w:rPr>
+          <w:rFonts w:eastAsiaTheme="majorEastAsia"/>
+          <w:color w:val="000000"/>
+          <w:spacing w:val="-10"/>
+          <w:kern w:val="28"/>
+          <w:sz w:val="22"/>
+          <w:szCs w:val="56"/>
+        </w:rPr>
+        <w:t>Câu 5: What does he want?</w:t>
+      </w:r>
+    </w:p>
+    <w:p>
+      <w:pPr>
+        <w:shd w:val="clear" w:color="000000" w:fill="auto"/>
+        <w:spacing w:after="160"/>
+        <w:ind w:left="198"/>
+        <w:rPr>
+          <w:rFonts w:eastAsiaTheme="majorEastAsia"/>
+          <w:color w:val="000000"/>
+          <w:spacing w:val="-10"/>
+          <w:kern w:val="28"/>
+          <w:sz w:val="22"/>
+          <w:szCs w:val="56"/>
+        </w:rPr>
+      </w:pPr>
+      <w:r>
+        <w:rPr>
+          <w:rFonts w:eastAsiaTheme="majorEastAsia"/>
+          <w:color w:val="000000"/>
+          <w:spacing w:val="-10"/>
+          <w:kern w:val="28"/>
+          <w:sz w:val="22"/>
+          <w:szCs w:val="56"/>
+        </w:rPr>
+        <w:t>Câu 6: Whose coat is this?</w:t>
+      </w:r>
+    </w:p>
+    <w:p>
+      <w:pPr>
+        <w:shd w:val="clear" w:color="000000" w:fill="auto"/>
+        <w:spacing w:after="160"/>
+        <w:ind w:left="198"/>
+        <w:rPr>
+          <w:rFonts w:eastAsiaTheme="majorEastAsia"/>
+          <w:color w:val="000000"/>
+          <w:spacing w:val="-10"/>
+          <w:kern w:val="28"/>
+          <w:sz w:val="22"/>
+          <w:szCs w:val="56"/>
+        </w:rPr>
+      </w:pPr>
+      <w:r>
+        <w:rPr>
+          <w:rFonts w:eastAsiaTheme="majorEastAsia"/>
+          <w:color w:val="000000"/>
+          <w:spacing w:val="-10"/>
+          <w:kern w:val="28"/>
+          <w:sz w:val="22"/>
+          <w:szCs w:val="56"/>
+        </w:rPr>
+        <w:t>Câu 7: Where can we meet?</w:t>
+      </w:r>
+    </w:p>
+    <w:p>
+      <w:pPr>
+        <w:shd w:val="clear" w:color="000000" w:fill="auto"/>
+        <w:spacing w:after="160"/>
+        <w:ind w:left="198"/>
+        <w:rPr>
+          <w:rFonts w:eastAsiaTheme="majorEastAsia"/>
+          <w:color w:val="000000"/>
+          <w:spacing w:val="-10"/>
+          <w:kern w:val="28"/>
+          <w:sz w:val="22"/>
+          <w:szCs w:val="56"/>
+        </w:rPr>
+      </w:pPr>
+      <w:r>
+        <w:rPr>
+          <w:rFonts w:eastAsiaTheme="majorEastAsia"/>
+          <w:color w:val="000000"/>
+          <w:spacing w:val="-10"/>
+          <w:kern w:val="28"/>
+          <w:sz w:val="22"/>
+          <w:szCs w:val="56"/>
+        </w:rPr>
+        <w:t>Câu 8: How many students are there?</w:t>
+      </w:r>
+    </w:p>
+    <w:p>
+      <w:pPr>
+        <w:shd w:val="clear" w:color="000000" w:fill="auto"/>
+        <w:spacing w:after="160"/>
+        <w:ind w:left="198"/>
+        <w:rPr>
+          <w:rFonts w:eastAsiaTheme="majorEastAsia"/>
+          <w:color w:val="000000"/>
+          <w:spacing w:val="-10"/>
+          <w:kern w:val="28"/>
+          <w:sz w:val="22"/>
+          <w:szCs w:val="56"/>
+        </w:rPr>
+      </w:pPr>
+      <w:r>
+        <w:rPr>
+          <w:rFonts w:eastAsiaTheme="majorEastAsia"/>
+          <w:color w:val="000000"/>
+          <w:spacing w:val="-10"/>
+          <w:kern w:val="28"/>
+          <w:sz w:val="22"/>
+          <w:szCs w:val="56"/>
+        </w:rPr>
+        <w:t>Câu 9: Who called you last night?</w:t>
+      </w:r>
+    </w:p>
+    <w:p>
+      <w:pPr>
+        <w:shd w:val="clear" w:color="000000" w:fill="auto"/>
+        <w:spacing w:after="160"/>
+        <w:ind w:left="198"/>
+        <w:rPr>
+          <w:rFonts w:eastAsiaTheme="majorEastAsia"/>
+          <w:color w:val="000000"/>
+          <w:spacing w:val="-10"/>
+          <w:kern w:val="28"/>
+          <w:sz w:val="22"/>
+          <w:szCs w:val="56"/>
+        </w:rPr>
+      </w:pPr>
+      <w:r>
+        <w:rPr>
+          <w:rFonts w:eastAsiaTheme="majorEastAsia"/>
+          <w:color w:val="000000"/>
+          <w:spacing w:val="-10"/>
+          <w:kern w:val="28"/>
+          <w:sz w:val="22"/>
+          <w:szCs w:val="56"/>
+        </w:rPr>
+        <w:t>Câu 10: How often do you study English?</w:t>
+      </w:r>
+    </w:p>
+    <w:p>
+      <w:pPr>
+        <w:keepNext/>
+        <w:shd w:val="clear" w:color="000000" w:fill="auto"/>
+        <w:spacing w:before="240" w:after="80"/>
+        <w:rPr>
+          <w:rFonts w:eastAsiaTheme="majorEastAsia"/>
+          <w:b/>
+          <w:color w:val="000000"/>
+          <w:spacing w:val="-10"/>
+          <w:kern w:val="28"/>
+          <w:sz w:val="22"/>
+          <w:szCs w:val="56"/>
+        </w:rPr>
+      </w:pPr>
+      <w:r>
+        <w:rPr>
+          <w:rFonts w:eastAsiaTheme="majorEastAsia"/>
+          <w:b/>
+          <w:color w:val="000000"/>
+          <w:spacing w:val="-10"/>
+          <w:kern w:val="28"/>
+          <w:sz w:val="22"/>
+          <w:szCs w:val="56"/>
+        </w:rPr>
         <w:t>PHẦN 5</w:t>
       </w:r>
     </w:p>
     <w:p>
-      <w:r>
-        <w:t>1. Where do you live?</w:t>
-      </w:r>
-    </w:p>
-    <w:p>
-      <w:r>
-        <w:t>2. How does she go to work?</w:t>
-      </w:r>
-    </w:p>
-    <w:p>
-      <w:r>
-        <w:t>3. When / What time does the film start?</w:t>
-      </w:r>
-    </w:p>
-    <w:p>
-      <w:r>
-        <w:t>4. Why is he tired?</w:t>
-      </w:r>
-    </w:p>
-    <w:p>
-      <w:r>
-        <w:t>5. Who is your uncle?</w:t>
-      </w:r>
-    </w:p>
-    <w:p>
-      <w:r>
-        <w:t>6. Whose bag is this?</w:t>
-      </w:r>
-    </w:p>
-    <w:p>
-      <w:r>
-        <w:t>7. How many books did you buy?</w:t>
-      </w:r>
-    </w:p>
-    <w:p>
-      <w:r>
-        <w:t>8. How much is the ticket?</w:t>
-      </w:r>
-    </w:p>
-    <w:p>
-      <w:r>
-        <w:t>9. How often does she visit her parents?</w:t>
-      </w:r>
-    </w:p>
-    <w:p>
-      <w:r>
-        <w:t>10. Who called you yesterday?</w:t>
-      </w:r>
-    </w:p>
-    <w:p>
-      <w:pPr>
-        <w:pStyle w:val="Heading1"/>
-      </w:pPr>
-      <w:r>
+      <w:pPr>
+        <w:shd w:val="clear" w:color="000000" w:fill="auto"/>
+        <w:spacing w:after="160"/>
+        <w:ind w:left="198"/>
+        <w:rPr>
+          <w:rFonts w:eastAsiaTheme="majorEastAsia"/>
+          <w:color w:val="000000"/>
+          <w:spacing w:val="-10"/>
+          <w:kern w:val="28"/>
+          <w:sz w:val="22"/>
+          <w:szCs w:val="56"/>
+        </w:rPr>
+      </w:pPr>
+      <w:r>
+        <w:rPr>
+          <w:rFonts w:eastAsiaTheme="majorEastAsia"/>
+          <w:color w:val="000000"/>
+          <w:spacing w:val="-10"/>
+          <w:kern w:val="28"/>
+          <w:sz w:val="22"/>
+          <w:szCs w:val="56"/>
+        </w:rPr>
+        <w:t>Câu 1: Where do you live?</w:t>
+      </w:r>
+    </w:p>
+    <w:p>
+      <w:pPr>
+        <w:shd w:val="clear" w:color="000000" w:fill="auto"/>
+        <w:spacing w:after="160"/>
+        <w:ind w:left="198"/>
+        <w:rPr>
+          <w:rFonts w:eastAsiaTheme="majorEastAsia"/>
+          <w:color w:val="000000"/>
+          <w:spacing w:val="-10"/>
+          <w:kern w:val="28"/>
+          <w:sz w:val="22"/>
+          <w:szCs w:val="56"/>
+        </w:rPr>
+      </w:pPr>
+      <w:r>
+        <w:rPr>
+          <w:rFonts w:eastAsiaTheme="majorEastAsia"/>
+          <w:color w:val="000000"/>
+          <w:spacing w:val="-10"/>
+          <w:kern w:val="28"/>
+          <w:sz w:val="22"/>
+          <w:szCs w:val="56"/>
+        </w:rPr>
+        <w:t>Câu 2: How does she go to work?</w:t>
+      </w:r>
+    </w:p>
+    <w:p>
+      <w:pPr>
+        <w:shd w:val="clear" w:color="000000" w:fill="auto"/>
+        <w:spacing w:after="160"/>
+        <w:ind w:left="198"/>
+        <w:rPr>
+          <w:rFonts w:eastAsiaTheme="majorEastAsia"/>
+          <w:color w:val="000000"/>
+          <w:spacing w:val="-10"/>
+          <w:kern w:val="28"/>
+          <w:sz w:val="22"/>
+          <w:szCs w:val="56"/>
+        </w:rPr>
+      </w:pPr>
+      <w:r>
+        <w:rPr>
+          <w:rFonts w:eastAsiaTheme="majorEastAsia"/>
+          <w:color w:val="000000"/>
+          <w:spacing w:val="-10"/>
+          <w:kern w:val="28"/>
+          <w:sz w:val="22"/>
+          <w:szCs w:val="56"/>
+        </w:rPr>
+        <w:t>Câu 3: When / What time does the film start?</w:t>
+      </w:r>
+    </w:p>
+    <w:p>
+      <w:pPr>
+        <w:shd w:val="clear" w:color="000000" w:fill="auto"/>
+        <w:spacing w:after="160"/>
+        <w:ind w:left="198"/>
+        <w:rPr>
+          <w:rFonts w:eastAsiaTheme="majorEastAsia"/>
+          <w:color w:val="000000"/>
+          <w:spacing w:val="-10"/>
+          <w:kern w:val="28"/>
+          <w:sz w:val="22"/>
+          <w:szCs w:val="56"/>
+        </w:rPr>
+      </w:pPr>
+      <w:r>
+        <w:rPr>
+          <w:rFonts w:eastAsiaTheme="majorEastAsia"/>
+          <w:color w:val="000000"/>
+          <w:spacing w:val="-10"/>
+          <w:kern w:val="28"/>
+          <w:sz w:val="22"/>
+          <w:szCs w:val="56"/>
+        </w:rPr>
+        <w:t>Câu 4: Why is he tired?</w:t>
+      </w:r>
+    </w:p>
+    <w:p>
+      <w:pPr>
+        <w:shd w:val="clear" w:color="000000" w:fill="auto"/>
+        <w:spacing w:after="160"/>
+        <w:ind w:left="198"/>
+        <w:rPr>
+          <w:rFonts w:eastAsiaTheme="majorEastAsia"/>
+          <w:color w:val="000000"/>
+          <w:spacing w:val="-10"/>
+          <w:kern w:val="28"/>
+          <w:sz w:val="22"/>
+          <w:szCs w:val="56"/>
+        </w:rPr>
+      </w:pPr>
+      <w:r>
+        <w:rPr>
+          <w:rFonts w:eastAsiaTheme="majorEastAsia"/>
+          <w:color w:val="000000"/>
+          <w:spacing w:val="-10"/>
+          <w:kern w:val="28"/>
+          <w:sz w:val="22"/>
+          <w:szCs w:val="56"/>
+        </w:rPr>
+        <w:t>Câu 5: Who is your uncle?</w:t>
+      </w:r>
+    </w:p>
+    <w:p>
+      <w:pPr>
+        <w:shd w:val="clear" w:color="000000" w:fill="auto"/>
+        <w:spacing w:after="160"/>
+        <w:ind w:left="198"/>
+        <w:rPr>
+          <w:rFonts w:eastAsiaTheme="majorEastAsia"/>
+          <w:color w:val="000000"/>
+          <w:spacing w:val="-10"/>
+          <w:kern w:val="28"/>
+          <w:sz w:val="22"/>
+          <w:szCs w:val="56"/>
+        </w:rPr>
+      </w:pPr>
+      <w:r>
+        <w:rPr>
+          <w:rFonts w:eastAsiaTheme="majorEastAsia"/>
+          <w:color w:val="000000"/>
+          <w:spacing w:val="-10"/>
+          <w:kern w:val="28"/>
+          <w:sz w:val="22"/>
+          <w:szCs w:val="56"/>
+        </w:rPr>
+        <w:t>Câu 6: Whose bag is this?</w:t>
+      </w:r>
+    </w:p>
+    <w:p>
+      <w:pPr>
+        <w:shd w:val="clear" w:color="000000" w:fill="auto"/>
+        <w:spacing w:after="160"/>
+        <w:ind w:left="198"/>
+        <w:rPr>
+          <w:rFonts w:eastAsiaTheme="majorEastAsia"/>
+          <w:color w:val="000000"/>
+          <w:spacing w:val="-10"/>
+          <w:kern w:val="28"/>
+          <w:sz w:val="22"/>
+          <w:szCs w:val="56"/>
+        </w:rPr>
+      </w:pPr>
+      <w:r>
+        <w:rPr>
+          <w:rFonts w:eastAsiaTheme="majorEastAsia"/>
+          <w:color w:val="000000"/>
+          <w:spacing w:val="-10"/>
+          <w:kern w:val="28"/>
+          <w:sz w:val="22"/>
+          <w:szCs w:val="56"/>
+        </w:rPr>
+        <w:t>Câu 7: How many books did you buy?</w:t>
+      </w:r>
+    </w:p>
+    <w:p>
+      <w:pPr>
+        <w:shd w:val="clear" w:color="000000" w:fill="auto"/>
+        <w:spacing w:after="160"/>
+        <w:ind w:left="198"/>
+        <w:rPr>
+          <w:rFonts w:eastAsiaTheme="majorEastAsia"/>
+          <w:color w:val="000000"/>
+          <w:spacing w:val="-10"/>
+          <w:kern w:val="28"/>
+          <w:sz w:val="22"/>
+          <w:szCs w:val="56"/>
+        </w:rPr>
+      </w:pPr>
+      <w:r>
+        <w:rPr>
+          <w:rFonts w:eastAsiaTheme="majorEastAsia"/>
+          <w:color w:val="000000"/>
+          <w:spacing w:val="-10"/>
+          <w:kern w:val="28"/>
+          <w:sz w:val="22"/>
+          <w:szCs w:val="56"/>
+        </w:rPr>
+        <w:t>Câu 8: How much is the ticket?</w:t>
+      </w:r>
+    </w:p>
+    <w:p>
+      <w:pPr>
+        <w:shd w:val="clear" w:color="000000" w:fill="auto"/>
+        <w:spacing w:after="160"/>
+        <w:ind w:left="198"/>
+        <w:rPr>
+          <w:rFonts w:eastAsiaTheme="majorEastAsia"/>
+          <w:color w:val="000000"/>
+          <w:spacing w:val="-10"/>
+          <w:kern w:val="28"/>
+          <w:sz w:val="22"/>
+          <w:szCs w:val="56"/>
+        </w:rPr>
+      </w:pPr>
+      <w:r>
+        <w:rPr>
+          <w:rFonts w:eastAsiaTheme="majorEastAsia"/>
+          <w:color w:val="000000"/>
+          <w:spacing w:val="-10"/>
+          <w:kern w:val="28"/>
+          <w:sz w:val="22"/>
+          <w:szCs w:val="56"/>
+        </w:rPr>
+        <w:t>Câu 9: How often does she visit her parents?</w:t>
+      </w:r>
+    </w:p>
+    <w:p>
+      <w:pPr>
+        <w:shd w:val="clear" w:color="000000" w:fill="auto"/>
+        <w:spacing w:after="160"/>
+        <w:ind w:left="198"/>
+        <w:rPr>
+          <w:rFonts w:eastAsiaTheme="majorEastAsia"/>
+          <w:color w:val="000000"/>
+          <w:spacing w:val="-10"/>
+          <w:kern w:val="28"/>
+          <w:sz w:val="22"/>
+          <w:szCs w:val="56"/>
+        </w:rPr>
+      </w:pPr>
+      <w:r>
+        <w:rPr>
+          <w:rFonts w:eastAsiaTheme="majorEastAsia"/>
+          <w:color w:val="000000"/>
+          <w:spacing w:val="-10"/>
+          <w:kern w:val="28"/>
+          <w:sz w:val="22"/>
+          <w:szCs w:val="56"/>
+        </w:rPr>
+        <w:t>Câu 10: Who called you yesterday?</w:t>
+      </w:r>
+    </w:p>
+    <w:p>
+      <w:pPr>
+        <w:keepNext/>
+        <w:shd w:val="clear" w:color="000000" w:fill="auto"/>
+        <w:spacing w:before="240" w:after="80"/>
+        <w:rPr>
+          <w:rFonts w:eastAsiaTheme="majorEastAsia"/>
+          <w:b/>
+          <w:color w:val="000000"/>
+          <w:spacing w:val="-10"/>
+          <w:kern w:val="28"/>
+          <w:sz w:val="22"/>
+          <w:szCs w:val="56"/>
+        </w:rPr>
+      </w:pPr>
+      <w:r>
+        <w:rPr>
+          <w:rFonts w:eastAsiaTheme="majorEastAsia"/>
+          <w:b/>
+          <w:color w:val="000000"/>
+          <w:spacing w:val="-10"/>
+          <w:kern w:val="28"/>
+          <w:sz w:val="22"/>
+          <w:szCs w:val="56"/>
+        </w:rPr>
         <w:t>PHẦN 6</w:t>
       </w:r>
     </w:p>
     <w:p>
-      <w:r>
-        <w:t>1. How old</w:t>
-      </w:r>
-    </w:p>
-    <w:p>
-      <w:r>
-        <w:t>2. How often</w:t>
-      </w:r>
-    </w:p>
-    <w:p>
-      <w:r>
-        <w:t>3. How far</w:t>
-      </w:r>
-    </w:p>
-    <w:p>
-      <w:r>
-        <w:t>4. How long</w:t>
-      </w:r>
-    </w:p>
-    <w:p>
-      <w:r>
-        <w:t>5. How many</w:t>
-      </w:r>
-    </w:p>
-    <w:p>
-      <w:r>
-        <w:t>6. How much</w:t>
-      </w:r>
-    </w:p>
-    <w:p>
-      <w:r>
-        <w:t>7. How tall</w:t>
-      </w:r>
-    </w:p>
-    <w:p>
-      <w:r>
-        <w:t>8. How fast</w:t>
-      </w:r>
-    </w:p>
-    <w:p>
-      <w:r>
-        <w:t>9. How heavy</w:t>
-      </w:r>
-    </w:p>
-    <w:p>
-      <w:r>
-        <w:t>10. How much</w:t>
-      </w:r>
-    </w:p>
-    <w:p>
-      <w:pPr>
-        <w:pStyle w:val="Heading1"/>
-      </w:pPr>
-      <w:r>
+      <w:pPr>
+        <w:shd w:val="clear" w:color="000000" w:fill="auto"/>
+        <w:spacing w:after="160"/>
+        <w:ind w:left="198"/>
+        <w:rPr>
+          <w:rFonts w:eastAsiaTheme="majorEastAsia"/>
+          <w:color w:val="000000"/>
+          <w:spacing w:val="-10"/>
+          <w:kern w:val="28"/>
+          <w:sz w:val="22"/>
+          <w:szCs w:val="56"/>
+        </w:rPr>
+      </w:pPr>
+      <w:r>
+        <w:rPr>
+          <w:rFonts w:eastAsiaTheme="majorEastAsia"/>
+          <w:color w:val="000000"/>
+          <w:spacing w:val="-10"/>
+          <w:kern w:val="28"/>
+          <w:sz w:val="22"/>
+          <w:szCs w:val="56"/>
+        </w:rPr>
+        <w:t>Câu 1: How old</w:t>
+      </w:r>
+    </w:p>
+    <w:p>
+      <w:pPr>
+        <w:shd w:val="clear" w:color="000000" w:fill="auto"/>
+        <w:spacing w:after="160"/>
+        <w:ind w:left="198"/>
+        <w:rPr>
+          <w:rFonts w:eastAsiaTheme="majorEastAsia"/>
+          <w:color w:val="000000"/>
+          <w:spacing w:val="-10"/>
+          <w:kern w:val="28"/>
+          <w:sz w:val="22"/>
+          <w:szCs w:val="56"/>
+        </w:rPr>
+      </w:pPr>
+      <w:r>
+        <w:rPr>
+          <w:rFonts w:eastAsiaTheme="majorEastAsia"/>
+          <w:color w:val="000000"/>
+          <w:spacing w:val="-10"/>
+          <w:kern w:val="28"/>
+          <w:sz w:val="22"/>
+          <w:szCs w:val="56"/>
+        </w:rPr>
+        <w:t>Câu 2: How often</w:t>
+      </w:r>
+    </w:p>
+    <w:p>
+      <w:pPr>
+        <w:shd w:val="clear" w:color="000000" w:fill="auto"/>
+        <w:spacing w:after="160"/>
+        <w:ind w:left="198"/>
+        <w:rPr>
+          <w:rFonts w:eastAsiaTheme="majorEastAsia"/>
+          <w:color w:val="000000"/>
+          <w:spacing w:val="-10"/>
+          <w:kern w:val="28"/>
+          <w:sz w:val="22"/>
+          <w:szCs w:val="56"/>
+        </w:rPr>
+      </w:pPr>
+      <w:r>
+        <w:rPr>
+          <w:rFonts w:eastAsiaTheme="majorEastAsia"/>
+          <w:color w:val="000000"/>
+          <w:spacing w:val="-10"/>
+          <w:kern w:val="28"/>
+          <w:sz w:val="22"/>
+          <w:szCs w:val="56"/>
+        </w:rPr>
+        <w:t>Câu 3: How far</w:t>
+      </w:r>
+    </w:p>
+    <w:p>
+      <w:pPr>
+        <w:shd w:val="clear" w:color="000000" w:fill="auto"/>
+        <w:spacing w:after="160"/>
+        <w:ind w:left="198"/>
+        <w:rPr>
+          <w:rFonts w:eastAsiaTheme="majorEastAsia"/>
+          <w:color w:val="000000"/>
+          <w:spacing w:val="-10"/>
+          <w:kern w:val="28"/>
+          <w:sz w:val="22"/>
+          <w:szCs w:val="56"/>
+        </w:rPr>
+      </w:pPr>
+      <w:r>
+        <w:rPr>
+          <w:rFonts w:eastAsiaTheme="majorEastAsia"/>
+          <w:color w:val="000000"/>
+          <w:spacing w:val="-10"/>
+          <w:kern w:val="28"/>
+          <w:sz w:val="22"/>
+          <w:szCs w:val="56"/>
+        </w:rPr>
+        <w:t>Câu 4: How long</w:t>
+      </w:r>
+    </w:p>
+    <w:p>
+      <w:pPr>
+        <w:shd w:val="clear" w:color="000000" w:fill="auto"/>
+        <w:spacing w:after="160"/>
+        <w:ind w:left="198"/>
+        <w:rPr>
+          <w:rFonts w:eastAsiaTheme="majorEastAsia"/>
+          <w:color w:val="000000"/>
+          <w:spacing w:val="-10"/>
+          <w:kern w:val="28"/>
+          <w:sz w:val="22"/>
+          <w:szCs w:val="56"/>
+        </w:rPr>
+      </w:pPr>
+      <w:r>
+        <w:rPr>
+          <w:rFonts w:eastAsiaTheme="majorEastAsia"/>
+          <w:color w:val="000000"/>
+          <w:spacing w:val="-10"/>
+          <w:kern w:val="28"/>
+          <w:sz w:val="22"/>
+          <w:szCs w:val="56"/>
+        </w:rPr>
+        <w:t>Câu 5: How many</w:t>
+      </w:r>
+    </w:p>
+    <w:p>
+      <w:pPr>
+        <w:shd w:val="clear" w:color="000000" w:fill="auto"/>
+        <w:spacing w:after="160"/>
+        <w:ind w:left="198"/>
+        <w:rPr>
+          <w:rFonts w:eastAsiaTheme="majorEastAsia"/>
+          <w:color w:val="000000"/>
+          <w:spacing w:val="-10"/>
+          <w:kern w:val="28"/>
+          <w:sz w:val="22"/>
+          <w:szCs w:val="56"/>
+        </w:rPr>
+      </w:pPr>
+      <w:r>
+        <w:rPr>
+          <w:rFonts w:eastAsiaTheme="majorEastAsia"/>
+          <w:color w:val="000000"/>
+          <w:spacing w:val="-10"/>
+          <w:kern w:val="28"/>
+          <w:sz w:val="22"/>
+          <w:szCs w:val="56"/>
+        </w:rPr>
+        <w:t>Câu 6: How much</w:t>
+      </w:r>
+    </w:p>
+    <w:p>
+      <w:pPr>
+        <w:shd w:val="clear" w:color="000000" w:fill="auto"/>
+        <w:spacing w:after="160"/>
+        <w:ind w:left="198"/>
+        <w:rPr>
+          <w:rFonts w:eastAsiaTheme="majorEastAsia"/>
+          <w:color w:val="000000"/>
+          <w:spacing w:val="-10"/>
+          <w:kern w:val="28"/>
+          <w:sz w:val="22"/>
+          <w:szCs w:val="56"/>
+        </w:rPr>
+      </w:pPr>
+      <w:r>
+        <w:rPr>
+          <w:rFonts w:eastAsiaTheme="majorEastAsia"/>
+          <w:color w:val="000000"/>
+          <w:spacing w:val="-10"/>
+          <w:kern w:val="28"/>
+          <w:sz w:val="22"/>
+          <w:szCs w:val="56"/>
+        </w:rPr>
+        <w:t>Câu 7: How tall</w:t>
+      </w:r>
+    </w:p>
+    <w:p>
+      <w:pPr>
+        <w:shd w:val="clear" w:color="000000" w:fill="auto"/>
+        <w:spacing w:after="160"/>
+        <w:ind w:left="198"/>
+        <w:rPr>
+          <w:rFonts w:eastAsiaTheme="majorEastAsia"/>
+          <w:color w:val="000000"/>
+          <w:spacing w:val="-10"/>
+          <w:kern w:val="28"/>
+          <w:sz w:val="22"/>
+          <w:szCs w:val="56"/>
+        </w:rPr>
+      </w:pPr>
+      <w:r>
+        <w:rPr>
+          <w:rFonts w:eastAsiaTheme="majorEastAsia"/>
+          <w:color w:val="000000"/>
+          <w:spacing w:val="-10"/>
+          <w:kern w:val="28"/>
+          <w:sz w:val="22"/>
+          <w:szCs w:val="56"/>
+        </w:rPr>
+        <w:t>Câu 8: How fast</w:t>
+      </w:r>
+    </w:p>
+    <w:p>
+      <w:pPr>
+        <w:shd w:val="clear" w:color="000000" w:fill="auto"/>
+        <w:spacing w:after="160"/>
+        <w:ind w:left="198"/>
+        <w:rPr>
+          <w:rFonts w:eastAsiaTheme="majorEastAsia"/>
+          <w:color w:val="000000"/>
+          <w:spacing w:val="-10"/>
+          <w:kern w:val="28"/>
+          <w:sz w:val="22"/>
+          <w:szCs w:val="56"/>
+        </w:rPr>
+      </w:pPr>
+      <w:r>
+        <w:rPr>
+          <w:rFonts w:eastAsiaTheme="majorEastAsia"/>
+          <w:color w:val="000000"/>
+          <w:spacing w:val="-10"/>
+          <w:kern w:val="28"/>
+          <w:sz w:val="22"/>
+          <w:szCs w:val="56"/>
+        </w:rPr>
+        <w:t>Câu 9: How heavy</w:t>
+      </w:r>
+    </w:p>
+    <w:p>
+      <w:pPr>
+        <w:shd w:val="clear" w:color="000000" w:fill="auto"/>
+        <w:spacing w:after="160"/>
+        <w:ind w:left="198"/>
+        <w:rPr>
+          <w:rFonts w:eastAsiaTheme="majorEastAsia"/>
+          <w:color w:val="000000"/>
+          <w:spacing w:val="-10"/>
+          <w:kern w:val="28"/>
+          <w:sz w:val="22"/>
+          <w:szCs w:val="56"/>
+        </w:rPr>
+      </w:pPr>
+      <w:r>
+        <w:rPr>
+          <w:rFonts w:eastAsiaTheme="majorEastAsia"/>
+          <w:color w:val="000000"/>
+          <w:spacing w:val="-10"/>
+          <w:kern w:val="28"/>
+          <w:sz w:val="22"/>
+          <w:szCs w:val="56"/>
+        </w:rPr>
+        <w:t>Câu 10: How much</w:t>
+      </w:r>
+    </w:p>
+    <w:p>
+      <w:pPr>
+        <w:keepNext/>
+        <w:shd w:val="clear" w:color="000000" w:fill="auto"/>
+        <w:spacing w:before="240" w:after="80"/>
+        <w:rPr>
+          <w:rFonts w:eastAsiaTheme="majorEastAsia"/>
+          <w:b/>
+          <w:color w:val="000000"/>
+          <w:spacing w:val="-10"/>
+          <w:kern w:val="28"/>
+          <w:sz w:val="22"/>
+          <w:szCs w:val="56"/>
+        </w:rPr>
+      </w:pPr>
+      <w:r>
+        <w:rPr>
+          <w:rFonts w:eastAsiaTheme="majorEastAsia"/>
+          <w:b/>
+          <w:color w:val="000000"/>
+          <w:spacing w:val="-10"/>
+          <w:kern w:val="28"/>
+          <w:sz w:val="22"/>
+          <w:szCs w:val="56"/>
+        </w:rPr>
         <w:t>PHẦN 7</w:t>
       </w:r>
     </w:p>
     <w:p>
-      <w:r>
-        <w:t>1. Where do you live?</w:t>
-      </w:r>
-    </w:p>
-    <w:p>
-      <w:r>
-        <w:t>2. What does she want?</w:t>
-      </w:r>
-    </w:p>
-    <w:p>
-      <w:r>
-        <w:t>3. When did they arrive?</w:t>
-      </w:r>
-    </w:p>
-    <w:p>
-      <w:r>
-        <w:t>4. Why are you tired?</w:t>
-      </w:r>
-    </w:p>
-    <w:p>
-      <w:r>
-        <w:t>5. Where are your parents?</w:t>
-      </w:r>
-    </w:p>
-    <w:p>
-      <w:r>
-        <w:t>6. Who called you last night?</w:t>
-      </w:r>
-    </w:p>
-    <w:p>
-      <w:r>
-        <w:t>7. How much money do you need?</w:t>
-      </w:r>
-    </w:p>
-    <w:p>
-      <w:r>
-        <w:t>8. What time does the film start?</w:t>
-      </w:r>
-    </w:p>
-    <w:p>
-      <w:r>
-        <w:t>9. Whose book is this? / Who does this book belong to?</w:t>
-      </w:r>
-    </w:p>
-    <w:p>
-      <w:r>
-        <w:t>10. How often do you go swimming?</w:t>
-      </w:r>
-    </w:p>
-    <w:p>
-      <w:pPr>
-        <w:pStyle w:val="Heading1"/>
-      </w:pPr>
-      <w:r>
+      <w:pPr>
+        <w:shd w:val="clear" w:color="000000" w:fill="auto"/>
+        <w:spacing w:after="160"/>
+        <w:ind w:left="198"/>
+        <w:rPr>
+          <w:rFonts w:eastAsiaTheme="majorEastAsia"/>
+          <w:color w:val="000000"/>
+          <w:spacing w:val="-10"/>
+          <w:kern w:val="28"/>
+          <w:sz w:val="22"/>
+          <w:szCs w:val="56"/>
+        </w:rPr>
+      </w:pPr>
+      <w:r>
+        <w:rPr>
+          <w:rFonts w:eastAsiaTheme="majorEastAsia"/>
+          <w:color w:val="000000"/>
+          <w:spacing w:val="-10"/>
+          <w:kern w:val="28"/>
+          <w:sz w:val="22"/>
+          <w:szCs w:val="56"/>
+        </w:rPr>
+        <w:t>Câu 1: Where do you live?</w:t>
+      </w:r>
+    </w:p>
+    <w:p>
+      <w:pPr>
+        <w:shd w:val="clear" w:color="000000" w:fill="auto"/>
+        <w:spacing w:after="160"/>
+        <w:ind w:left="198"/>
+        <w:rPr>
+          <w:rFonts w:eastAsiaTheme="majorEastAsia"/>
+          <w:color w:val="000000"/>
+          <w:spacing w:val="-10"/>
+          <w:kern w:val="28"/>
+          <w:sz w:val="22"/>
+          <w:szCs w:val="56"/>
+        </w:rPr>
+      </w:pPr>
+      <w:r>
+        <w:rPr>
+          <w:rFonts w:eastAsiaTheme="majorEastAsia"/>
+          <w:color w:val="000000"/>
+          <w:spacing w:val="-10"/>
+          <w:kern w:val="28"/>
+          <w:sz w:val="22"/>
+          <w:szCs w:val="56"/>
+        </w:rPr>
+        <w:t>Câu 2: What does she want?</w:t>
+      </w:r>
+    </w:p>
+    <w:p>
+      <w:pPr>
+        <w:shd w:val="clear" w:color="000000" w:fill="auto"/>
+        <w:spacing w:after="160"/>
+        <w:ind w:left="198"/>
+        <w:rPr>
+          <w:rFonts w:eastAsiaTheme="majorEastAsia"/>
+          <w:color w:val="000000"/>
+          <w:spacing w:val="-10"/>
+          <w:kern w:val="28"/>
+          <w:sz w:val="22"/>
+          <w:szCs w:val="56"/>
+        </w:rPr>
+      </w:pPr>
+      <w:r>
+        <w:rPr>
+          <w:rFonts w:eastAsiaTheme="majorEastAsia"/>
+          <w:color w:val="000000"/>
+          <w:spacing w:val="-10"/>
+          <w:kern w:val="28"/>
+          <w:sz w:val="22"/>
+          <w:szCs w:val="56"/>
+        </w:rPr>
+        <w:t>Câu 3: When did they arrive?</w:t>
+      </w:r>
+    </w:p>
+    <w:p>
+      <w:pPr>
+        <w:shd w:val="clear" w:color="000000" w:fill="auto"/>
+        <w:spacing w:after="160"/>
+        <w:ind w:left="198"/>
+        <w:rPr>
+          <w:rFonts w:eastAsiaTheme="majorEastAsia"/>
+          <w:color w:val="000000"/>
+          <w:spacing w:val="-10"/>
+          <w:kern w:val="28"/>
+          <w:sz w:val="22"/>
+          <w:szCs w:val="56"/>
+        </w:rPr>
+      </w:pPr>
+      <w:r>
+        <w:rPr>
+          <w:rFonts w:eastAsiaTheme="majorEastAsia"/>
+          <w:color w:val="000000"/>
+          <w:spacing w:val="-10"/>
+          <w:kern w:val="28"/>
+          <w:sz w:val="22"/>
+          <w:szCs w:val="56"/>
+        </w:rPr>
+        <w:t>Câu 4: Why are you tired?</w:t>
+      </w:r>
+    </w:p>
+    <w:p>
+      <w:pPr>
+        <w:shd w:val="clear" w:color="000000" w:fill="auto"/>
+        <w:spacing w:after="160"/>
+        <w:ind w:left="198"/>
+        <w:rPr>
+          <w:rFonts w:eastAsiaTheme="majorEastAsia"/>
+          <w:color w:val="000000"/>
+          <w:spacing w:val="-10"/>
+          <w:kern w:val="28"/>
+          <w:sz w:val="22"/>
+          <w:szCs w:val="56"/>
+        </w:rPr>
+      </w:pPr>
+      <w:r>
+        <w:rPr>
+          <w:rFonts w:eastAsiaTheme="majorEastAsia"/>
+          <w:color w:val="000000"/>
+          <w:spacing w:val="-10"/>
+          <w:kern w:val="28"/>
+          <w:sz w:val="22"/>
+          <w:szCs w:val="56"/>
+        </w:rPr>
+        <w:t>Câu 5: Where are your parents?</w:t>
+      </w:r>
+    </w:p>
+    <w:p>
+      <w:pPr>
+        <w:shd w:val="clear" w:color="000000" w:fill="auto"/>
+        <w:spacing w:after="160"/>
+        <w:ind w:left="198"/>
+        <w:rPr>
+          <w:rFonts w:eastAsiaTheme="majorEastAsia"/>
+          <w:color w:val="000000"/>
+          <w:spacing w:val="-10"/>
+          <w:kern w:val="28"/>
+          <w:sz w:val="22"/>
+          <w:szCs w:val="56"/>
+        </w:rPr>
+      </w:pPr>
+      <w:r>
+        <w:rPr>
+          <w:rFonts w:eastAsiaTheme="majorEastAsia"/>
+          <w:color w:val="000000"/>
+          <w:spacing w:val="-10"/>
+          <w:kern w:val="28"/>
+          <w:sz w:val="22"/>
+          <w:szCs w:val="56"/>
+        </w:rPr>
+        <w:t>Câu 6: Who called you last night?</w:t>
+      </w:r>
+    </w:p>
+    <w:p>
+      <w:pPr>
+        <w:shd w:val="clear" w:color="000000" w:fill="auto"/>
+        <w:spacing w:after="160"/>
+        <w:ind w:left="198"/>
+        <w:rPr>
+          <w:rFonts w:eastAsiaTheme="majorEastAsia"/>
+          <w:color w:val="000000"/>
+          <w:spacing w:val="-10"/>
+          <w:kern w:val="28"/>
+          <w:sz w:val="22"/>
+          <w:szCs w:val="56"/>
+        </w:rPr>
+      </w:pPr>
+      <w:r>
+        <w:rPr>
+          <w:rFonts w:eastAsiaTheme="majorEastAsia"/>
+          <w:color w:val="000000"/>
+          <w:spacing w:val="-10"/>
+          <w:kern w:val="28"/>
+          <w:sz w:val="22"/>
+          <w:szCs w:val="56"/>
+        </w:rPr>
+        <w:t>Câu 7: How much money do you need?</w:t>
+      </w:r>
+    </w:p>
+    <w:p>
+      <w:pPr>
+        <w:shd w:val="clear" w:color="000000" w:fill="auto"/>
+        <w:spacing w:after="160"/>
+        <w:ind w:left="198"/>
+        <w:rPr>
+          <w:rFonts w:eastAsiaTheme="majorEastAsia"/>
+          <w:color w:val="000000"/>
+          <w:spacing w:val="-10"/>
+          <w:kern w:val="28"/>
+          <w:sz w:val="22"/>
+          <w:szCs w:val="56"/>
+        </w:rPr>
+      </w:pPr>
+      <w:r>
+        <w:rPr>
+          <w:rFonts w:eastAsiaTheme="majorEastAsia"/>
+          <w:color w:val="000000"/>
+          <w:spacing w:val="-10"/>
+          <w:kern w:val="28"/>
+          <w:sz w:val="22"/>
+          <w:szCs w:val="56"/>
+        </w:rPr>
+        <w:t>Câu 8: What time does the film start?</w:t>
+      </w:r>
+    </w:p>
+    <w:p>
+      <w:pPr>
+        <w:shd w:val="clear" w:color="000000" w:fill="auto"/>
+        <w:spacing w:after="160"/>
+        <w:ind w:left="198"/>
+        <w:rPr>
+          <w:rFonts w:eastAsiaTheme="majorEastAsia"/>
+          <w:color w:val="000000"/>
+          <w:spacing w:val="-10"/>
+          <w:kern w:val="28"/>
+          <w:sz w:val="22"/>
+          <w:szCs w:val="56"/>
+        </w:rPr>
+      </w:pPr>
+      <w:r>
+        <w:rPr>
+          <w:rFonts w:eastAsiaTheme="majorEastAsia"/>
+          <w:color w:val="000000"/>
+          <w:spacing w:val="-10"/>
+          <w:kern w:val="28"/>
+          <w:sz w:val="22"/>
+          <w:szCs w:val="56"/>
+        </w:rPr>
+        <w:t>Câu 9: Whose book is this? / Who does this book belong to?</w:t>
+      </w:r>
+    </w:p>
+    <w:p>
+      <w:pPr>
+        <w:shd w:val="clear" w:color="000000" w:fill="auto"/>
+        <w:spacing w:after="160"/>
+        <w:ind w:left="198"/>
+        <w:rPr>
+          <w:rFonts w:eastAsiaTheme="majorEastAsia"/>
+          <w:color w:val="000000"/>
+          <w:spacing w:val="-10"/>
+          <w:kern w:val="28"/>
+          <w:sz w:val="22"/>
+          <w:szCs w:val="56"/>
+        </w:rPr>
+      </w:pPr>
+      <w:r>
+        <w:rPr>
+          <w:rFonts w:eastAsiaTheme="majorEastAsia"/>
+          <w:color w:val="000000"/>
+          <w:spacing w:val="-10"/>
+          <w:kern w:val="28"/>
+          <w:sz w:val="22"/>
+          <w:szCs w:val="56"/>
+        </w:rPr>
+        <w:t>Câu 10: How often do you go swimming?</w:t>
+      </w:r>
+    </w:p>
+    <w:p>
+      <w:pPr>
+        <w:keepNext/>
+        <w:shd w:val="clear" w:color="000000" w:fill="auto"/>
+        <w:spacing w:before="240" w:after="80"/>
+        <w:rPr>
+          <w:rFonts w:eastAsiaTheme="majorEastAsia"/>
+          <w:b/>
+          <w:color w:val="000000"/>
+          <w:spacing w:val="-10"/>
+          <w:kern w:val="28"/>
+          <w:sz w:val="22"/>
+          <w:szCs w:val="56"/>
+        </w:rPr>
+      </w:pPr>
+      <w:r>
+        <w:rPr>
+          <w:rFonts w:eastAsiaTheme="majorEastAsia"/>
+          <w:b/>
+          <w:color w:val="000000"/>
+          <w:spacing w:val="-10"/>
+          <w:kern w:val="28"/>
+          <w:sz w:val="22"/>
+          <w:szCs w:val="56"/>
+        </w:rPr>
         <w:t>PHẦN 8</w:t>
       </w:r>
     </w:p>
     <w:p>
-      <w:r>
-        <w:t>1. Where do you live?</w:t>
-      </w:r>
-    </w:p>
-    <w:p>
-      <w:r>
-        <w:t>2. What is your name?</w:t>
-      </w:r>
-    </w:p>
-    <w:p>
-      <w:r>
-        <w:t>3. Who is that woman?</w:t>
-      </w:r>
-    </w:p>
-    <w:p>
-      <w:r>
-        <w:t>4. Why do you study English?</w:t>
-      </w:r>
-    </w:p>
-    <w:p>
-      <w:r>
-        <w:t>5. When does the class start?</w:t>
-      </w:r>
-    </w:p>
-    <w:p>
-      <w:r>
-        <w:t>6. Whose bag is this?</w:t>
-      </w:r>
-    </w:p>
-    <w:p>
-      <w:r>
-        <w:t>7. How do you go to work?</w:t>
-      </w:r>
-    </w:p>
-    <w:p>
-      <w:r>
-        <w:t>8. How many brothers and sisters do you have?</w:t>
-      </w:r>
-    </w:p>
-    <w:p>
-      <w:r>
-        <w:t>9. How much is this shirt?</w:t>
-      </w:r>
-    </w:p>
-    <w:p>
-      <w:r>
-        <w:t>10. Who called you last night?</w:t>
-      </w:r>
-    </w:p>
-    <w:p>
-      <w:pPr>
-        <w:pStyle w:val="Heading1"/>
-      </w:pPr>
-      <w:r>
+      <w:pPr>
+        <w:shd w:val="clear" w:color="000000" w:fill="auto"/>
+        <w:spacing w:after="160"/>
+        <w:ind w:left="198"/>
+        <w:rPr>
+          <w:rFonts w:eastAsiaTheme="majorEastAsia"/>
+          <w:color w:val="000000"/>
+          <w:spacing w:val="-10"/>
+          <w:kern w:val="28"/>
+          <w:sz w:val="22"/>
+          <w:szCs w:val="56"/>
+        </w:rPr>
+      </w:pPr>
+      <w:r>
+        <w:rPr>
+          <w:rFonts w:eastAsiaTheme="majorEastAsia"/>
+          <w:color w:val="000000"/>
+          <w:spacing w:val="-10"/>
+          <w:kern w:val="28"/>
+          <w:sz w:val="22"/>
+          <w:szCs w:val="56"/>
+        </w:rPr>
+        <w:t>Câu 1: Where do you live?</w:t>
+      </w:r>
+    </w:p>
+    <w:p>
+      <w:pPr>
+        <w:shd w:val="clear" w:color="000000" w:fill="auto"/>
+        <w:spacing w:after="160"/>
+        <w:ind w:left="198"/>
+        <w:rPr>
+          <w:rFonts w:eastAsiaTheme="majorEastAsia"/>
+          <w:color w:val="000000"/>
+          <w:spacing w:val="-10"/>
+          <w:kern w:val="28"/>
+          <w:sz w:val="22"/>
+          <w:szCs w:val="56"/>
+        </w:rPr>
+      </w:pPr>
+      <w:r>
+        <w:rPr>
+          <w:rFonts w:eastAsiaTheme="majorEastAsia"/>
+          <w:color w:val="000000"/>
+          <w:spacing w:val="-10"/>
+          <w:kern w:val="28"/>
+          <w:sz w:val="22"/>
+          <w:szCs w:val="56"/>
+        </w:rPr>
+        <w:t>Câu 2: What is your name?</w:t>
+      </w:r>
+    </w:p>
+    <w:p>
+      <w:pPr>
+        <w:shd w:val="clear" w:color="000000" w:fill="auto"/>
+        <w:spacing w:after="160"/>
+        <w:ind w:left="198"/>
+        <w:rPr>
+          <w:rFonts w:eastAsiaTheme="majorEastAsia"/>
+          <w:color w:val="000000"/>
+          <w:spacing w:val="-10"/>
+          <w:kern w:val="28"/>
+          <w:sz w:val="22"/>
+          <w:szCs w:val="56"/>
+        </w:rPr>
+      </w:pPr>
+      <w:r>
+        <w:rPr>
+          <w:rFonts w:eastAsiaTheme="majorEastAsia"/>
+          <w:color w:val="000000"/>
+          <w:spacing w:val="-10"/>
+          <w:kern w:val="28"/>
+          <w:sz w:val="22"/>
+          <w:szCs w:val="56"/>
+        </w:rPr>
+        <w:t>Câu 3: Who is that woman?</w:t>
+      </w:r>
+    </w:p>
+    <w:p>
+      <w:pPr>
+        <w:shd w:val="clear" w:color="000000" w:fill="auto"/>
+        <w:spacing w:after="160"/>
+        <w:ind w:left="198"/>
+        <w:rPr>
+          <w:rFonts w:eastAsiaTheme="majorEastAsia"/>
+          <w:color w:val="000000"/>
+          <w:spacing w:val="-10"/>
+          <w:kern w:val="28"/>
+          <w:sz w:val="22"/>
+          <w:szCs w:val="56"/>
+        </w:rPr>
+      </w:pPr>
+      <w:r>
+        <w:rPr>
+          <w:rFonts w:eastAsiaTheme="majorEastAsia"/>
+          <w:color w:val="000000"/>
+          <w:spacing w:val="-10"/>
+          <w:kern w:val="28"/>
+          <w:sz w:val="22"/>
+          <w:szCs w:val="56"/>
+        </w:rPr>
+        <w:t>Câu 4: Why do you study English?</w:t>
+      </w:r>
+    </w:p>
+    <w:p>
+      <w:pPr>
+        <w:shd w:val="clear" w:color="000000" w:fill="auto"/>
+        <w:spacing w:after="160"/>
+        <w:ind w:left="198"/>
+        <w:rPr>
+          <w:rFonts w:eastAsiaTheme="majorEastAsia"/>
+          <w:color w:val="000000"/>
+          <w:spacing w:val="-10"/>
+          <w:kern w:val="28"/>
+          <w:sz w:val="22"/>
+          <w:szCs w:val="56"/>
+        </w:rPr>
+      </w:pPr>
+      <w:r>
+        <w:rPr>
+          <w:rFonts w:eastAsiaTheme="majorEastAsia"/>
+          <w:color w:val="000000"/>
+          <w:spacing w:val="-10"/>
+          <w:kern w:val="28"/>
+          <w:sz w:val="22"/>
+          <w:szCs w:val="56"/>
+        </w:rPr>
+        <w:t>Câu 5: When does the class start?</w:t>
+      </w:r>
+    </w:p>
+    <w:p>
+      <w:pPr>
+        <w:shd w:val="clear" w:color="000000" w:fill="auto"/>
+        <w:spacing w:after="160"/>
+        <w:ind w:left="198"/>
+        <w:rPr>
+          <w:rFonts w:eastAsiaTheme="majorEastAsia"/>
+          <w:color w:val="000000"/>
+          <w:spacing w:val="-10"/>
+          <w:kern w:val="28"/>
+          <w:sz w:val="22"/>
+          <w:szCs w:val="56"/>
+        </w:rPr>
+      </w:pPr>
+      <w:r>
+        <w:rPr>
+          <w:rFonts w:eastAsiaTheme="majorEastAsia"/>
+          <w:color w:val="000000"/>
+          <w:spacing w:val="-10"/>
+          <w:kern w:val="28"/>
+          <w:sz w:val="22"/>
+          <w:szCs w:val="56"/>
+        </w:rPr>
+        <w:t>Câu 6: Whose bag is this?</w:t>
+      </w:r>
+    </w:p>
+    <w:p>
+      <w:pPr>
+        <w:shd w:val="clear" w:color="000000" w:fill="auto"/>
+        <w:spacing w:after="160"/>
+        <w:ind w:left="198"/>
+        <w:rPr>
+          <w:rFonts w:eastAsiaTheme="majorEastAsia"/>
+          <w:color w:val="000000"/>
+          <w:spacing w:val="-10"/>
+          <w:kern w:val="28"/>
+          <w:sz w:val="22"/>
+          <w:szCs w:val="56"/>
+        </w:rPr>
+      </w:pPr>
+      <w:r>
+        <w:rPr>
+          <w:rFonts w:eastAsiaTheme="majorEastAsia"/>
+          <w:color w:val="000000"/>
+          <w:spacing w:val="-10"/>
+          <w:kern w:val="28"/>
+          <w:sz w:val="22"/>
+          <w:szCs w:val="56"/>
+        </w:rPr>
+        <w:t>Câu 7: How do you go to work?</w:t>
+      </w:r>
+    </w:p>
+    <w:p>
+      <w:pPr>
+        <w:shd w:val="clear" w:color="000000" w:fill="auto"/>
+        <w:spacing w:after="160"/>
+        <w:ind w:left="198"/>
+        <w:rPr>
+          <w:rFonts w:eastAsiaTheme="majorEastAsia"/>
+          <w:color w:val="000000"/>
+          <w:spacing w:val="-10"/>
+          <w:kern w:val="28"/>
+          <w:sz w:val="22"/>
+          <w:szCs w:val="56"/>
+        </w:rPr>
+      </w:pPr>
+      <w:r>
+        <w:rPr>
+          <w:rFonts w:eastAsiaTheme="majorEastAsia"/>
+          <w:color w:val="000000"/>
+          <w:spacing w:val="-10"/>
+          <w:kern w:val="28"/>
+          <w:sz w:val="22"/>
+          <w:szCs w:val="56"/>
+        </w:rPr>
+        <w:t>Câu 8: How many brothers and sisters do you have?</w:t>
+      </w:r>
+    </w:p>
+    <w:p>
+      <w:pPr>
+        <w:shd w:val="clear" w:color="000000" w:fill="auto"/>
+        <w:spacing w:after="160"/>
+        <w:ind w:left="198"/>
+        <w:rPr>
+          <w:rFonts w:eastAsiaTheme="majorEastAsia"/>
+          <w:color w:val="000000"/>
+          <w:spacing w:val="-10"/>
+          <w:kern w:val="28"/>
+          <w:sz w:val="22"/>
+          <w:szCs w:val="56"/>
+        </w:rPr>
+      </w:pPr>
+      <w:r>
+        <w:rPr>
+          <w:rFonts w:eastAsiaTheme="majorEastAsia"/>
+          <w:color w:val="000000"/>
+          <w:spacing w:val="-10"/>
+          <w:kern w:val="28"/>
+          <w:sz w:val="22"/>
+          <w:szCs w:val="56"/>
+        </w:rPr>
+        <w:t>Câu 9: How much is this shirt?</w:t>
+      </w:r>
+    </w:p>
+    <w:p>
+      <w:pPr>
+        <w:shd w:val="clear" w:color="000000" w:fill="auto"/>
+        <w:spacing w:after="160"/>
+        <w:ind w:left="198"/>
+        <w:rPr>
+          <w:rFonts w:eastAsiaTheme="majorEastAsia"/>
+          <w:color w:val="000000"/>
+          <w:spacing w:val="-10"/>
+          <w:kern w:val="28"/>
+          <w:sz w:val="22"/>
+          <w:szCs w:val="56"/>
+        </w:rPr>
+      </w:pPr>
+      <w:r>
+        <w:rPr>
+          <w:rFonts w:eastAsiaTheme="majorEastAsia"/>
+          <w:color w:val="000000"/>
+          <w:spacing w:val="-10"/>
+          <w:kern w:val="28"/>
+          <w:sz w:val="22"/>
+          <w:szCs w:val="56"/>
+        </w:rPr>
+        <w:t>Câu 10: Who called you last night?</w:t>
+      </w:r>
+    </w:p>
+    <w:p>
+      <w:pPr>
+        <w:keepNext/>
+        <w:shd w:val="clear" w:color="000000" w:fill="auto"/>
+        <w:spacing w:before="240" w:after="80"/>
+        <w:rPr>
+          <w:rFonts w:eastAsiaTheme="majorEastAsia"/>
+          <w:b/>
+          <w:color w:val="000000"/>
+          <w:spacing w:val="-10"/>
+          <w:kern w:val="28"/>
+          <w:sz w:val="22"/>
+          <w:szCs w:val="56"/>
+        </w:rPr>
+      </w:pPr>
+      <w:r>
+        <w:rPr>
+          <w:rFonts w:eastAsiaTheme="majorEastAsia"/>
+          <w:b/>
+          <w:color w:val="000000"/>
+          <w:spacing w:val="-10"/>
+          <w:kern w:val="28"/>
+          <w:sz w:val="22"/>
+          <w:szCs w:val="56"/>
+        </w:rPr>
         <w:t>PHẦN 9</w:t>
       </w:r>
     </w:p>
     <w:p>
-      <w:r>
-        <w:t>1. She is a new student at Green School.</w:t>
-      </w:r>
-    </w:p>
-    <w:p>
-      <w:r>
-        <w:t>2. She comes from Australia.</w:t>
-      </w:r>
-    </w:p>
-    <w:p>
-      <w:r>
-        <w:t>3. She lives with her aunt.</w:t>
-      </w:r>
-    </w:p>
-    <w:p>
-      <w:r>
-        <w:t>4. She lives in Hanoi.</w:t>
-      </w:r>
-    </w:p>
-    <w:p>
-      <w:r>
-        <w:t>5. She goes to school by bus.</w:t>
-      </w:r>
-    </w:p>
-    <w:p>
-      <w:r>
-        <w:t>6. They start at 8 a.m.</w:t>
-      </w:r>
-    </w:p>
-    <w:p>
-      <w:r>
-        <w:t>7. Because she wants to become a translator.</w:t>
-      </w:r>
-    </w:p>
-    <w:p>
-      <w:r>
-        <w:t>8. Mr. Nam.</w:t>
-      </w:r>
-    </w:p>
-    <w:p>
-      <w:r>
-        <w:t>9. Because his lessons are interesting.</w:t>
-      </w:r>
-    </w:p>
-    <w:p>
-      <w:r>
-        <w:t>10. She usually plays badminton with Mai.</w:t>
-      </w:r>
-    </w:p>
-    <w:p>
-      <w:pPr>
-        <w:pStyle w:val="Heading1"/>
-      </w:pPr>
-      <w:r>
+      <w:pPr>
+        <w:shd w:val="clear" w:color="000000" w:fill="auto"/>
+        <w:spacing w:after="160"/>
+        <w:ind w:left="198"/>
+        <w:rPr>
+          <w:rFonts w:eastAsiaTheme="majorEastAsia"/>
+          <w:color w:val="000000"/>
+          <w:spacing w:val="-10"/>
+          <w:kern w:val="28"/>
+          <w:sz w:val="22"/>
+          <w:szCs w:val="56"/>
+        </w:rPr>
+      </w:pPr>
+      <w:r>
+        <w:rPr>
+          <w:rFonts w:eastAsiaTheme="majorEastAsia"/>
+          <w:color w:val="000000"/>
+          <w:spacing w:val="-10"/>
+          <w:kern w:val="28"/>
+          <w:sz w:val="22"/>
+          <w:szCs w:val="56"/>
+        </w:rPr>
+        <w:t>Câu 1: She is a new student at Green School.</w:t>
+      </w:r>
+    </w:p>
+    <w:p>
+      <w:pPr>
+        <w:shd w:val="clear" w:color="000000" w:fill="auto"/>
+        <w:spacing w:after="160"/>
+        <w:ind w:left="198"/>
+        <w:rPr>
+          <w:rFonts w:eastAsiaTheme="majorEastAsia"/>
+          <w:color w:val="000000"/>
+          <w:spacing w:val="-10"/>
+          <w:kern w:val="28"/>
+          <w:sz w:val="22"/>
+          <w:szCs w:val="56"/>
+        </w:rPr>
+      </w:pPr>
+      <w:r>
+        <w:rPr>
+          <w:rFonts w:eastAsiaTheme="majorEastAsia"/>
+          <w:color w:val="000000"/>
+          <w:spacing w:val="-10"/>
+          <w:kern w:val="28"/>
+          <w:sz w:val="22"/>
+          <w:szCs w:val="56"/>
+        </w:rPr>
+        <w:t>Câu 2: She comes from Australia.</w:t>
+      </w:r>
+    </w:p>
+    <w:p>
+      <w:pPr>
+        <w:shd w:val="clear" w:color="000000" w:fill="auto"/>
+        <w:spacing w:after="160"/>
+        <w:ind w:left="198"/>
+        <w:rPr>
+          <w:rFonts w:eastAsiaTheme="majorEastAsia"/>
+          <w:color w:val="000000"/>
+          <w:spacing w:val="-10"/>
+          <w:kern w:val="28"/>
+          <w:sz w:val="22"/>
+          <w:szCs w:val="56"/>
+        </w:rPr>
+      </w:pPr>
+      <w:r>
+        <w:rPr>
+          <w:rFonts w:eastAsiaTheme="majorEastAsia"/>
+          <w:color w:val="000000"/>
+          <w:spacing w:val="-10"/>
+          <w:kern w:val="28"/>
+          <w:sz w:val="22"/>
+          <w:szCs w:val="56"/>
+        </w:rPr>
+        <w:t>Câu 3: She lives with her aunt.</w:t>
+      </w:r>
+    </w:p>
+    <w:p>
+      <w:pPr>
+        <w:shd w:val="clear" w:color="000000" w:fill="auto"/>
+        <w:spacing w:after="160"/>
+        <w:ind w:left="198"/>
+        <w:rPr>
+          <w:rFonts w:eastAsiaTheme="majorEastAsia"/>
+          <w:color w:val="000000"/>
+          <w:spacing w:val="-10"/>
+          <w:kern w:val="28"/>
+          <w:sz w:val="22"/>
+          <w:szCs w:val="56"/>
+        </w:rPr>
+      </w:pPr>
+      <w:r>
+        <w:rPr>
+          <w:rFonts w:eastAsiaTheme="majorEastAsia"/>
+          <w:color w:val="000000"/>
+          <w:spacing w:val="-10"/>
+          <w:kern w:val="28"/>
+          <w:sz w:val="22"/>
+          <w:szCs w:val="56"/>
+        </w:rPr>
+        <w:t>Câu 4: She lives in Hanoi.</w:t>
+      </w:r>
+    </w:p>
+    <w:p>
+      <w:pPr>
+        <w:shd w:val="clear" w:color="000000" w:fill="auto"/>
+        <w:spacing w:after="160"/>
+        <w:ind w:left="198"/>
+        <w:rPr>
+          <w:rFonts w:eastAsiaTheme="majorEastAsia"/>
+          <w:color w:val="000000"/>
+          <w:spacing w:val="-10"/>
+          <w:kern w:val="28"/>
+          <w:sz w:val="22"/>
+          <w:szCs w:val="56"/>
+        </w:rPr>
+      </w:pPr>
+      <w:r>
+        <w:rPr>
+          <w:rFonts w:eastAsiaTheme="majorEastAsia"/>
+          <w:color w:val="000000"/>
+          <w:spacing w:val="-10"/>
+          <w:kern w:val="28"/>
+          <w:sz w:val="22"/>
+          <w:szCs w:val="56"/>
+        </w:rPr>
+        <w:t>Câu 5: She goes to school by bus.</w:t>
+      </w:r>
+    </w:p>
+    <w:p>
+      <w:pPr>
+        <w:shd w:val="clear" w:color="000000" w:fill="auto"/>
+        <w:spacing w:after="160"/>
+        <w:ind w:left="198"/>
+        <w:rPr>
+          <w:rFonts w:eastAsiaTheme="majorEastAsia"/>
+          <w:color w:val="000000"/>
+          <w:spacing w:val="-10"/>
+          <w:kern w:val="28"/>
+          <w:sz w:val="22"/>
+          <w:szCs w:val="56"/>
+        </w:rPr>
+      </w:pPr>
+      <w:r>
+        <w:rPr>
+          <w:rFonts w:eastAsiaTheme="majorEastAsia"/>
+          <w:color w:val="000000"/>
+          <w:spacing w:val="-10"/>
+          <w:kern w:val="28"/>
+          <w:sz w:val="22"/>
+          <w:szCs w:val="56"/>
+        </w:rPr>
+        <w:t>Câu 6: They start at 8 a.m.</w:t>
+      </w:r>
+    </w:p>
+    <w:p>
+      <w:pPr>
+        <w:shd w:val="clear" w:color="000000" w:fill="auto"/>
+        <w:spacing w:after="160"/>
+        <w:ind w:left="198"/>
+        <w:rPr>
+          <w:rFonts w:eastAsiaTheme="majorEastAsia"/>
+          <w:color w:val="000000"/>
+          <w:spacing w:val="-10"/>
+          <w:kern w:val="28"/>
+          <w:sz w:val="22"/>
+          <w:szCs w:val="56"/>
+        </w:rPr>
+      </w:pPr>
+      <w:r>
+        <w:rPr>
+          <w:rFonts w:eastAsiaTheme="majorEastAsia"/>
+          <w:color w:val="000000"/>
+          <w:spacing w:val="-10"/>
+          <w:kern w:val="28"/>
+          <w:sz w:val="22"/>
+          <w:szCs w:val="56"/>
+        </w:rPr>
+        <w:t>Câu 7: Because she wants to become a translator.</w:t>
+      </w:r>
+    </w:p>
+    <w:p>
+      <w:pPr>
+        <w:shd w:val="clear" w:color="000000" w:fill="auto"/>
+        <w:spacing w:after="160"/>
+        <w:ind w:left="198"/>
+        <w:rPr>
+          <w:rFonts w:eastAsiaTheme="majorEastAsia"/>
+          <w:color w:val="000000"/>
+          <w:spacing w:val="-10"/>
+          <w:kern w:val="28"/>
+          <w:sz w:val="22"/>
+          <w:szCs w:val="56"/>
+        </w:rPr>
+      </w:pPr>
+      <w:r>
+        <w:rPr>
+          <w:rFonts w:eastAsiaTheme="majorEastAsia"/>
+          <w:color w:val="000000"/>
+          <w:spacing w:val="-10"/>
+          <w:kern w:val="28"/>
+          <w:sz w:val="22"/>
+          <w:szCs w:val="56"/>
+        </w:rPr>
+        <w:t>Câu 8: Mr. Nam.</w:t>
+      </w:r>
+    </w:p>
+    <w:p>
+      <w:pPr>
+        <w:shd w:val="clear" w:color="000000" w:fill="auto"/>
+        <w:spacing w:after="160"/>
+        <w:ind w:left="198"/>
+        <w:rPr>
+          <w:rFonts w:eastAsiaTheme="majorEastAsia"/>
+          <w:color w:val="000000"/>
+          <w:spacing w:val="-10"/>
+          <w:kern w:val="28"/>
+          <w:sz w:val="22"/>
+          <w:szCs w:val="56"/>
+        </w:rPr>
+      </w:pPr>
+      <w:r>
+        <w:rPr>
+          <w:rFonts w:eastAsiaTheme="majorEastAsia"/>
+          <w:color w:val="000000"/>
+          <w:spacing w:val="-10"/>
+          <w:kern w:val="28"/>
+          <w:sz w:val="22"/>
+          <w:szCs w:val="56"/>
+        </w:rPr>
+        <w:t>Câu 9: Because his lessons are interesting.</w:t>
+      </w:r>
+    </w:p>
+    <w:p>
+      <w:pPr>
+        <w:shd w:val="clear" w:color="000000" w:fill="auto"/>
+        <w:spacing w:after="160"/>
+        <w:ind w:left="198"/>
+        <w:rPr>
+          <w:rFonts w:eastAsiaTheme="majorEastAsia"/>
+          <w:color w:val="000000"/>
+          <w:spacing w:val="-10"/>
+          <w:kern w:val="28"/>
+          <w:sz w:val="22"/>
+          <w:szCs w:val="56"/>
+        </w:rPr>
+      </w:pPr>
+      <w:r>
+        <w:rPr>
+          <w:rFonts w:eastAsiaTheme="majorEastAsia"/>
+          <w:color w:val="000000"/>
+          <w:spacing w:val="-10"/>
+          <w:kern w:val="28"/>
+          <w:sz w:val="22"/>
+          <w:szCs w:val="56"/>
+        </w:rPr>
+        <w:t>Câu 10: She usually plays badminton with Mai.</w:t>
+      </w:r>
+    </w:p>
+    <w:p>
+      <w:pPr>
+        <w:keepNext/>
+        <w:shd w:val="clear" w:color="000000" w:fill="auto"/>
+        <w:spacing w:before="240" w:after="80"/>
+        <w:rPr>
+          <w:rFonts w:eastAsiaTheme="majorEastAsia"/>
+          <w:b/>
+          <w:color w:val="000000"/>
+          <w:spacing w:val="-10"/>
+          <w:kern w:val="28"/>
+          <w:sz w:val="22"/>
+          <w:szCs w:val="56"/>
+        </w:rPr>
+      </w:pPr>
+      <w:r>
+        <w:rPr>
+          <w:rFonts w:eastAsiaTheme="majorEastAsia"/>
+          <w:b/>
+          <w:color w:val="000000"/>
+          <w:spacing w:val="-10"/>
+          <w:kern w:val="28"/>
+          <w:sz w:val="22"/>
+          <w:szCs w:val="56"/>
+        </w:rPr>
         <w:t>PHẦN 10</w:t>
       </w:r>
     </w:p>
     <w:p>
-      <w:r>
-        <w:t>1. What is your name?</w:t>
-      </w:r>
-    </w:p>
-    <w:p>
-      <w:r>
-        <w:t>2. Where do you live?</w:t>
-      </w:r>
-    </w:p>
-    <w:p>
-      <w:r>
-        <w:t>3. How do you go to work?</w:t>
-      </w:r>
-    </w:p>
-    <w:p>
-      <w:r>
-        <w:t>4. When is the meeting?</w:t>
-      </w:r>
-    </w:p>
-    <w:p>
-      <w:r>
-        <w:t>5. Why are you absent / staying home?</w:t>
-      </w:r>
-    </w:p>
-    <w:p>
-      <w:r>
-        <w:t>6. Who is that?</w:t>
-      </w:r>
-    </w:p>
-    <w:p>
-      <w:r>
-        <w:t>7. Whose pen is this?</w:t>
-      </w:r>
-    </w:p>
-    <w:p>
-      <w:r>
-        <w:t>8. How many sisters do you have?</w:t>
-      </w:r>
-    </w:p>
-    <w:p>
-      <w:r>
-        <w:t>9. How often do you exercise?</w:t>
-      </w:r>
-    </w:p>
-    <w:p>
-      <w:r>
-        <w:t>10. How much is the bag?</w:t>
-      </w:r>
-    </w:p>
-    <w:p/>
+      <w:pPr>
+        <w:shd w:val="clear" w:color="000000" w:fill="auto"/>
+        <w:spacing w:after="160"/>
+        <w:ind w:left="198"/>
+        <w:rPr>
+          <w:rFonts w:eastAsiaTheme="majorEastAsia"/>
+          <w:color w:val="000000"/>
+          <w:spacing w:val="-10"/>
+          <w:kern w:val="28"/>
+          <w:sz w:val="22"/>
+          <w:szCs w:val="56"/>
+        </w:rPr>
+      </w:pPr>
+      <w:r>
+        <w:rPr>
+          <w:rFonts w:eastAsiaTheme="majorEastAsia"/>
+          <w:color w:val="000000"/>
+          <w:spacing w:val="-10"/>
+          <w:kern w:val="28"/>
+          <w:sz w:val="22"/>
+          <w:szCs w:val="56"/>
+        </w:rPr>
+        <w:t>Câu 1: What is your name?</w:t>
+      </w:r>
+    </w:p>
+    <w:p>
+      <w:pPr>
+        <w:shd w:val="clear" w:color="000000" w:fill="auto"/>
+        <w:spacing w:after="160"/>
+        <w:ind w:left="198"/>
+        <w:rPr>
+          <w:rFonts w:eastAsiaTheme="majorEastAsia"/>
+          <w:color w:val="000000"/>
+          <w:spacing w:val="-10"/>
+          <w:kern w:val="28"/>
+          <w:sz w:val="22"/>
+          <w:szCs w:val="56"/>
+        </w:rPr>
+      </w:pPr>
+      <w:r>
+        <w:rPr>
+          <w:rFonts w:eastAsiaTheme="majorEastAsia"/>
+          <w:color w:val="000000"/>
+          <w:spacing w:val="-10"/>
+          <w:kern w:val="28"/>
+          <w:sz w:val="22"/>
+          <w:szCs w:val="56"/>
+        </w:rPr>
+        <w:t>Câu 2: Where do you live?</w:t>
+      </w:r>
+    </w:p>
+    <w:p>
+      <w:pPr>
+        <w:shd w:val="clear" w:color="000000" w:fill="auto"/>
+        <w:spacing w:after="160"/>
+        <w:ind w:left="198"/>
+        <w:rPr>
+          <w:rFonts w:eastAsiaTheme="majorEastAsia"/>
+          <w:color w:val="000000"/>
+          <w:spacing w:val="-10"/>
+          <w:kern w:val="28"/>
+          <w:sz w:val="22"/>
+          <w:szCs w:val="56"/>
+        </w:rPr>
+      </w:pPr>
+      <w:r>
+        <w:rPr>
+          <w:rFonts w:eastAsiaTheme="majorEastAsia"/>
+          <w:color w:val="000000"/>
+          <w:spacing w:val="-10"/>
+          <w:kern w:val="28"/>
+          <w:sz w:val="22"/>
+          <w:szCs w:val="56"/>
+        </w:rPr>
+        <w:t>Câu 3: How do you go to work?</w:t>
+      </w:r>
+    </w:p>
+    <w:p>
+      <w:pPr>
+        <w:shd w:val="clear" w:color="000000" w:fill="auto"/>
+        <w:spacing w:after="160"/>
+        <w:ind w:left="198"/>
+        <w:rPr>
+          <w:rFonts w:eastAsiaTheme="majorEastAsia"/>
+          <w:color w:val="000000"/>
+          <w:spacing w:val="-10"/>
+          <w:kern w:val="28"/>
+          <w:sz w:val="22"/>
+          <w:szCs w:val="56"/>
+        </w:rPr>
+      </w:pPr>
+      <w:r>
+        <w:rPr>
+          <w:rFonts w:eastAsiaTheme="majorEastAsia"/>
+          <w:color w:val="000000"/>
+          <w:spacing w:val="-10"/>
+          <w:kern w:val="28"/>
+          <w:sz w:val="22"/>
+          <w:szCs w:val="56"/>
+        </w:rPr>
+        <w:t>Câu 4: When is the meeting?</w:t>
+      </w:r>
+    </w:p>
+    <w:p>
+      <w:pPr>
+        <w:shd w:val="clear" w:color="000000" w:fill="auto"/>
+        <w:spacing w:after="160"/>
+        <w:ind w:left="198"/>
+        <w:rPr>
+          <w:rFonts w:eastAsiaTheme="majorEastAsia"/>
+          <w:color w:val="000000"/>
+          <w:spacing w:val="-10"/>
+          <w:kern w:val="28"/>
+          <w:sz w:val="22"/>
+          <w:szCs w:val="56"/>
+        </w:rPr>
+      </w:pPr>
+      <w:r>
+        <w:rPr>
+          <w:rFonts w:eastAsiaTheme="majorEastAsia"/>
+          <w:color w:val="000000"/>
+          <w:spacing w:val="-10"/>
+          <w:kern w:val="28"/>
+          <w:sz w:val="22"/>
+          <w:szCs w:val="56"/>
+        </w:rPr>
+        <w:t>Câu 5: Why are you absent / staying home?</w:t>
+      </w:r>
+    </w:p>
+    <w:p>
+      <w:pPr>
+        <w:shd w:val="clear" w:color="000000" w:fill="auto"/>
+        <w:spacing w:after="160"/>
+        <w:ind w:left="198"/>
+        <w:rPr>
+          <w:rFonts w:eastAsiaTheme="majorEastAsia"/>
+          <w:color w:val="000000"/>
+          <w:spacing w:val="-10"/>
+          <w:kern w:val="28"/>
+          <w:sz w:val="22"/>
+          <w:szCs w:val="56"/>
+        </w:rPr>
+      </w:pPr>
+      <w:r>
+        <w:rPr>
+          <w:rFonts w:eastAsiaTheme="majorEastAsia"/>
+          <w:color w:val="000000"/>
+          <w:spacing w:val="-10"/>
+          <w:kern w:val="28"/>
+          <w:sz w:val="22"/>
+          <w:szCs w:val="56"/>
+        </w:rPr>
+        <w:t>Câu 6: Who is that?</w:t>
+      </w:r>
+    </w:p>
+    <w:p>
+      <w:pPr>
+        <w:shd w:val="clear" w:color="000000" w:fill="auto"/>
+        <w:spacing w:after="160"/>
+        <w:ind w:left="198"/>
+        <w:rPr>
+          <w:rFonts w:eastAsiaTheme="majorEastAsia"/>
+          <w:color w:val="000000"/>
+          <w:spacing w:val="-10"/>
+          <w:kern w:val="28"/>
+          <w:sz w:val="22"/>
+          <w:szCs w:val="56"/>
+        </w:rPr>
+      </w:pPr>
+      <w:r>
+        <w:rPr>
+          <w:rFonts w:eastAsiaTheme="majorEastAsia"/>
+          <w:color w:val="000000"/>
+          <w:spacing w:val="-10"/>
+          <w:kern w:val="28"/>
+          <w:sz w:val="22"/>
+          <w:szCs w:val="56"/>
+        </w:rPr>
+        <w:t>Câu 7: Whose pen is this?</w:t>
+      </w:r>
+    </w:p>
+    <w:p>
+      <w:pPr>
+        <w:shd w:val="clear" w:color="000000" w:fill="auto"/>
+        <w:spacing w:after="160"/>
+        <w:ind w:left="198"/>
+        <w:rPr>
+          <w:rFonts w:eastAsiaTheme="majorEastAsia"/>
+          <w:color w:val="000000"/>
+          <w:spacing w:val="-10"/>
+          <w:kern w:val="28"/>
+          <w:sz w:val="22"/>
+          <w:szCs w:val="56"/>
+        </w:rPr>
+      </w:pPr>
+      <w:r>
+        <w:rPr>
+          <w:rFonts w:eastAsiaTheme="majorEastAsia"/>
+          <w:color w:val="000000"/>
+          <w:spacing w:val="-10"/>
+          <w:kern w:val="28"/>
+          <w:sz w:val="22"/>
+          <w:szCs w:val="56"/>
+        </w:rPr>
+        <w:t>Câu 8: How many sisters do you have?</w:t>
+      </w:r>
+    </w:p>
+    <w:p>
+      <w:pPr>
+        <w:shd w:val="clear" w:color="000000" w:fill="auto"/>
+        <w:spacing w:after="160"/>
+        <w:ind w:left="198"/>
+        <w:rPr>
+          <w:rFonts w:eastAsiaTheme="majorEastAsia"/>
+          <w:color w:val="000000"/>
+          <w:spacing w:val="-10"/>
+          <w:kern w:val="28"/>
+          <w:sz w:val="22"/>
+          <w:szCs w:val="56"/>
+        </w:rPr>
+      </w:pPr>
+      <w:r>
+        <w:rPr>
+          <w:rFonts w:eastAsiaTheme="majorEastAsia"/>
+          <w:color w:val="000000"/>
+          <w:spacing w:val="-10"/>
+          <w:kern w:val="28"/>
+          <w:sz w:val="22"/>
+          <w:szCs w:val="56"/>
+        </w:rPr>
+        <w:t>Câu 9: How often do you exercise?</w:t>
+      </w:r>
+    </w:p>
+    <w:p>
+      <w:pPr>
+        <w:shd w:val="clear" w:color="000000" w:fill="auto"/>
+        <w:spacing w:after="160"/>
+        <w:ind w:left="198"/>
+        <w:rPr>
+          <w:rFonts w:eastAsiaTheme="majorEastAsia"/>
+          <w:color w:val="000000"/>
+          <w:spacing w:val="-10"/>
+          <w:kern w:val="28"/>
+          <w:sz w:val="22"/>
+          <w:szCs w:val="56"/>
+        </w:rPr>
+      </w:pPr>
+      <w:r>
+        <w:rPr>
+          <w:rFonts w:eastAsiaTheme="majorEastAsia"/>
+          <w:color w:val="000000"/>
+          <w:spacing w:val="-10"/>
+          <w:kern w:val="28"/>
+          <w:sz w:val="22"/>
+          <w:szCs w:val="56"/>
+        </w:rPr>
+        <w:t>Câu 10: How much is the bag?</w:t>
+      </w:r>
+    </w:p>
+    <w:p>
+      <w:pPr>
+        <w:shd w:val="clear" w:color="000000" w:fill="auto"/>
+        <w:spacing w:after="120"/>
+        <w:rPr>
+          <w:color w:val="000000"/>
+          <w:sz w:val="22"/>
+        </w:rPr>
+      </w:pPr>
+    </w:p>
     <w:sectPr>
       <w:pgSz w:w="12240" w:h="15840"/>
-      <w:pgMar w:top="850" w:right="1134" w:bottom="850" w:left="1134" w:header="720" w:footer="720" w:gutter="0"/>
+      <w:pgMar w:top="1134" w:right="1134" w:bottom="1134" w:left="1247" w:header="720" w:footer="720" w:gutter="0"/>
       <w:cols w:space="720"/>
       <w:docGrid w:linePitch="360"/>
     </w:sectPr>
